--- a/docs/RELATÓRIO DE ATIVIDADES.docx
+++ b/docs/RELATÓRIO DE ATIVIDADES.docx
@@ -1,8 +1,8 @@
 
 <file path=word/document.xml><?xml version="1.0" encoding="utf-8"?>
-<w:document xmlns:wpc="http://schemas.microsoft.com/office/word/2010/wordprocessingCanvas" xmlns:cx="http://schemas.microsoft.com/office/drawing/2014/chartex" xmlns:cx1="http://schemas.microsoft.com/office/drawing/2015/9/8/chartex" xmlns:cx2="http://schemas.microsoft.com/office/drawing/2015/10/21/chartex" xmlns:cx3="http://schemas.microsoft.com/office/drawing/2016/5/9/chartex" xmlns:cx4="http://schemas.microsoft.com/office/drawing/2016/5/10/chartex" xmlns:cx5="http://schemas.microsoft.com/office/drawing/2016/5/11/chartex" xmlns:cx6="http://schemas.microsoft.com/office/drawing/2016/5/12/chartex" xmlns:cx7="http://schemas.microsoft.com/office/drawing/2016/5/13/chartex" xmlns:cx8="http://schemas.microsoft.com/office/drawing/2016/5/14/chartex" xmlns:mc="http://schemas.openxmlformats.org/markup-compatibility/2006" xmlns:aink="http://schemas.microsoft.com/office/drawing/2016/ink" xmlns:am3d="http://schemas.microsoft.com/office/drawing/2017/model3d" xmlns:o="urn:schemas-microsoft-com:office:office" xmlns:oel="http://schemas.microsoft.com/office/2019/extlst" xmlns:r="http://schemas.openxmlformats.org/officeDocument/2006/relationships" xmlns:m="http://schemas.openxmlformats.org/officeDocument/2006/math" xmlns:v="urn:schemas-microsoft-com:vml" xmlns:wp14="http://schemas.microsoft.com/office/word/2010/wordprocessingDrawing" xmlns:wp="http://schemas.openxmlformats.org/drawingml/2006/wordprocessingDrawing" xmlns:w10="urn:schemas-microsoft-com:office:word" xmlns:w="http://schemas.openxmlformats.org/wordprocessingml/2006/main" xmlns:w14="http://schemas.microsoft.com/office/word/2010/wordml" xmlns:w15="http://schemas.microsoft.com/office/word/2012/wordml" xmlns:w16cex="http://schemas.microsoft.com/office/word/2018/wordml/cex" xmlns:w16cid="http://schemas.microsoft.com/office/word/2016/wordml/cid" xmlns:w16="http://schemas.microsoft.com/office/word/2018/wordml" xmlns:w16sdtdh="http://schemas.microsoft.com/office/word/2020/wordml/sdtdatahash" xmlns:w16se="http://schemas.microsoft.com/office/word/2015/wordml/symex" xmlns:wpg="http://schemas.microsoft.com/office/word/2010/wordprocessingGroup" xmlns:wpi="http://schemas.microsoft.com/office/word/2010/wordprocessingInk" xmlns:wne="http://schemas.microsoft.com/office/word/2006/wordml" xmlns:wps="http://schemas.microsoft.com/office/word/2010/wordprocessingShape" mc:Ignorable="w14 w15 w16se w16cid w16 w16cex w16sdtdh wp14">
+<w:document xmlns:wpc="http://schemas.microsoft.com/office/word/2010/wordprocessingCanvas" xmlns:cx="http://schemas.microsoft.com/office/drawing/2014/chartex" xmlns:cx1="http://schemas.microsoft.com/office/drawing/2015/9/8/chartex" xmlns:cx2="http://schemas.microsoft.com/office/drawing/2015/10/21/chartex" xmlns:cx3="http://schemas.microsoft.com/office/drawing/2016/5/9/chartex" xmlns:cx4="http://schemas.microsoft.com/office/drawing/2016/5/10/chartex" xmlns:cx5="http://schemas.microsoft.com/office/drawing/2016/5/11/chartex" xmlns:cx6="http://schemas.microsoft.com/office/drawing/2016/5/12/chartex" xmlns:cx7="http://schemas.microsoft.com/office/drawing/2016/5/13/chartex" xmlns:cx8="http://schemas.microsoft.com/office/drawing/2016/5/14/chartex" xmlns:mc="http://schemas.openxmlformats.org/markup-compatibility/2006" xmlns:aink="http://schemas.microsoft.com/office/drawing/2016/ink" xmlns:am3d="http://schemas.microsoft.com/office/drawing/2017/model3d" xmlns:o="urn:schemas-microsoft-com:office:office" xmlns:oel="http://schemas.microsoft.com/office/2019/extlst" xmlns:r="http://schemas.openxmlformats.org/officeDocument/2006/relationships" xmlns:m="http://schemas.openxmlformats.org/officeDocument/2006/math" xmlns:v="urn:schemas-microsoft-com:vml" xmlns:wp14="http://schemas.microsoft.com/office/word/2010/wordprocessingDrawing" xmlns:wp="http://schemas.openxmlformats.org/drawingml/2006/wordprocessingDrawing" xmlns:w10="urn:schemas-microsoft-com:office:word" xmlns:w="http://schemas.openxmlformats.org/wordprocessingml/2006/main" xmlns:w14="http://schemas.microsoft.com/office/word/2010/wordml" xmlns:w15="http://schemas.microsoft.com/office/word/2012/wordml" xmlns:w16cex="http://schemas.microsoft.com/office/word/2018/wordml/cex" xmlns:w16cid="http://schemas.microsoft.com/office/word/2016/wordml/cid" xmlns:w16="http://schemas.microsoft.com/office/word/2018/wordml" xmlns:w16du="http://schemas.microsoft.com/office/word/2023/wordml/word16du" xmlns:w16sdtdh="http://schemas.microsoft.com/office/word/2020/wordml/sdtdatahash" xmlns:w16sdtfl="http://schemas.microsoft.com/office/word/2024/wordml/sdtformatlock" xmlns:w16se="http://schemas.microsoft.com/office/word/2015/wordml/symex" xmlns:wpg="http://schemas.microsoft.com/office/word/2010/wordprocessingGroup" xmlns:wpi="http://schemas.microsoft.com/office/word/2010/wordprocessingInk" xmlns:wne="http://schemas.microsoft.com/office/word/2006/wordml" xmlns:wps="http://schemas.microsoft.com/office/word/2010/wordprocessingShape" xmlns:a="http://schemas.openxmlformats.org/drawingml/2006/main" xmlns:a14="http://schemas.microsoft.com/office/drawing/2010/main" mc:Ignorable="w14 w15 w16se w16cid w16 w16cex w16sdtdh w16sdtfl w16du wp14">
   <w:body>
-    <w:p>
+    <w:p xmlns:wp14="http://schemas.microsoft.com/office/word/2010/wordml" wp14:textId="77777777">
       <w:r>
         <w:rPr>
           <w:b/>
@@ -11,7 +11,7 @@
         <w:t>RELATÓRIO DE ATIVIDADES – BOLSISTA</w:t>
       </w:r>
     </w:p>
-    <w:p>
+    <w:p xmlns:wp14="http://schemas.microsoft.com/office/word/2010/wordml" wp14:textId="77777777">
       <w:r>
         <w:rPr>
           <w:b/>
@@ -22,13 +22,8 @@
       <w:r>
         <w:t xml:space="preserve"> </w:t>
       </w:r>
-      <w:proofErr w:type="spellStart"/>
       <w:r>
-        <w:t>Luis</w:t>
-      </w:r>
-      <w:proofErr w:type="spellEnd"/>
-      <w:r>
-        <w:t xml:space="preserve"> Henrique Marques de Oliveira</w:t>
+        <w:t>Luis Henrique Marques de Oliveira</w:t>
       </w:r>
       <w:r>
         <w:br/>
@@ -41,22 +36,17 @@
         <w:t>Mês:</w:t>
       </w:r>
       <w:r>
-        <w:t xml:space="preserve"> </w:t>
+        <w:t xml:space="preserve"> Abril</w:t>
       </w:r>
-      <w:proofErr w:type="gramStart"/>
+    </w:p>
+    <w:p xmlns:wp14="http://schemas.microsoft.com/office/word/2010/wordml" wp14:textId="77777777">
       <w:r>
-        <w:t>Abril</w:t>
-      </w:r>
-      <w:proofErr w:type="gramEnd"/>
-    </w:p>
-    <w:p>
-      <w:r>
-        <w:pict w14:anchorId="09FEECF9">
-          <v:rect id="_x0000_i1128" style="width:0;height:1.5pt" o:hralign="center" o:hrstd="t" o:hr="t" fillcolor="#a0a0a0" stroked="f"/>
+        <w:pict w14:anchorId="0160A267">
+          <v:rect id="_x0000_i1025" style="width:0;height:1.5pt" o:hr="t" o:hrstd="t" o:hralign="center" fillcolor="#a0a0a0" stroked="f"/>
         </w:pict>
       </w:r>
     </w:p>
-    <w:p>
+    <w:p xmlns:wp14="http://schemas.microsoft.com/office/word/2010/wordml" wp14:textId="77777777">
       <w:pPr>
         <w:rPr>
           <w:b/>
@@ -73,24 +63,35 @@
     </w:p>
     <w:tbl>
       <w:tblPr>
-        <w:tblStyle w:val="Tabelacomgrade"/>
-        <w:tblW w:w="0" w:type="auto"/>
+        <w:tblW w:w="8494" w:type="dxa"/>
+        <w:tblBorders>
+          <w:top w:val="single" w:color="auto" w:sz="4" w:space="0"/>
+          <w:left w:val="single" w:color="auto" w:sz="4" w:space="0"/>
+          <w:bottom w:val="single" w:color="auto" w:sz="4" w:space="0"/>
+          <w:right w:val="single" w:color="auto" w:sz="4" w:space="0"/>
+          <w:insideH w:val="single" w:color="auto" w:sz="4" w:space="0"/>
+          <w:insideV w:val="single" w:color="auto" w:sz="4" w:space="0"/>
+        </w:tblBorders>
         <w:tblLook w:val="04A0" w:firstRow="1" w:lastRow="0" w:firstColumn="1" w:lastColumn="0" w:noHBand="0" w:noVBand="1"/>
       </w:tblPr>
       <w:tblGrid>
-        <w:gridCol w:w="1577"/>
-        <w:gridCol w:w="1515"/>
-        <w:gridCol w:w="1515"/>
-        <w:gridCol w:w="1816"/>
-        <w:gridCol w:w="2071"/>
+        <w:gridCol w:w="1007"/>
+        <w:gridCol w:w="1170"/>
+        <w:gridCol w:w="941"/>
+        <w:gridCol w:w="3064"/>
+        <w:gridCol w:w="2312"/>
       </w:tblGrid>
-      <w:tr>
-        <w:tc>
-          <w:tcPr>
-            <w:tcW w:w="1670" w:type="dxa"/>
+      <w:tr xmlns:wp14="http://schemas.microsoft.com/office/word/2010/wordml" wp14:textId="77777777">
+        <w:tc>
+          <w:tcPr>
+            <w:tcW w:w="1007" w:type="dxa"/>
+            <w:tcMar/>
             <w:vAlign w:val="center"/>
           </w:tcPr>
-          <w:p>
+          <w:p wp14:textId="77777777">
+            <w:pPr>
+              <w:spacing w:after="0" w:line="240" w:lineRule="auto"/>
+            </w:pPr>
             <w:r>
               <w:rPr>
                 <w:b/>
@@ -102,10 +103,14 @@
         </w:tc>
         <w:tc>
           <w:tcPr>
-            <w:tcW w:w="1663" w:type="dxa"/>
+            <w:tcW w:w="1170" w:type="dxa"/>
+            <w:tcMar/>
             <w:vAlign w:val="center"/>
           </w:tcPr>
-          <w:p>
+          <w:p wp14:textId="77777777">
+            <w:pPr>
+              <w:spacing w:after="0" w:line="240" w:lineRule="auto"/>
+            </w:pPr>
             <w:r>
               <w:rPr>
                 <w:b/>
@@ -117,10 +122,14 @@
         </w:tc>
         <w:tc>
           <w:tcPr>
-            <w:tcW w:w="1663" w:type="dxa"/>
+            <w:tcW w:w="941" w:type="dxa"/>
+            <w:tcMar/>
             <w:vAlign w:val="center"/>
           </w:tcPr>
-          <w:p>
+          <w:p wp14:textId="77777777">
+            <w:pPr>
+              <w:spacing w:after="0" w:line="240" w:lineRule="auto"/>
+            </w:pPr>
             <w:r>
               <w:rPr>
                 <w:b/>
@@ -132,10 +141,14 @@
         </w:tc>
         <w:tc>
           <w:tcPr>
-            <w:tcW w:w="1816" w:type="dxa"/>
+            <w:tcW w:w="3064" w:type="dxa"/>
+            <w:tcMar/>
             <w:vAlign w:val="center"/>
           </w:tcPr>
-          <w:p>
+          <w:p wp14:textId="77777777">
+            <w:pPr>
+              <w:spacing w:after="0" w:line="240" w:lineRule="auto"/>
+            </w:pPr>
             <w:r>
               <w:rPr>
                 <w:b/>
@@ -147,10 +160,14 @@
         </w:tc>
         <w:tc>
           <w:tcPr>
-            <w:tcW w:w="1682" w:type="dxa"/>
+            <w:tcW w:w="2312" w:type="dxa"/>
+            <w:tcMar/>
             <w:vAlign w:val="center"/>
           </w:tcPr>
-          <w:p>
+          <w:p wp14:textId="77777777">
+            <w:pPr>
+              <w:spacing w:after="0" w:line="240" w:lineRule="auto"/>
+            </w:pPr>
             <w:r>
               <w:rPr>
                 <w:b/>
@@ -161,13 +178,20 @@
           </w:p>
         </w:tc>
       </w:tr>
-      <w:tr>
-        <w:tc>
-          <w:tcPr>
-            <w:tcW w:w="1670" w:type="dxa"/>
+      <w:tr xmlns:wp14="http://schemas.microsoft.com/office/word/2010/wordml" wp14:textId="77777777">
+        <w:trPr>
+          <w:trHeight w:val="1062"/>
+        </w:trPr>
+        <w:tc>
+          <w:tcPr>
+            <w:tcW w:w="1007" w:type="dxa"/>
+            <w:tcMar/>
             <w:vAlign w:val="center"/>
           </w:tcPr>
-          <w:p>
+          <w:p wp14:textId="77777777">
+            <w:pPr>
+              <w:spacing w:after="0" w:line="240" w:lineRule="auto"/>
+            </w:pPr>
             <w:r>
               <w:t>13 (Segunda-feira)</w:t>
             </w:r>
@@ -175,129 +199,213 @@
         </w:tc>
         <w:tc>
           <w:tcPr>
-            <w:tcW w:w="1663" w:type="dxa"/>
-          </w:tcPr>
-          <w:p/>
-        </w:tc>
-        <w:tc>
-          <w:tcPr>
-            <w:tcW w:w="1663" w:type="dxa"/>
-          </w:tcPr>
-          <w:p/>
-        </w:tc>
-        <w:tc>
-          <w:tcPr>
-            <w:tcW w:w="1816" w:type="dxa"/>
-          </w:tcPr>
-          <w:p/>
-        </w:tc>
-        <w:tc>
-          <w:tcPr>
-            <w:tcW w:w="1682" w:type="dxa"/>
-          </w:tcPr>
-          <w:p>
+            <w:tcW w:w="1170" w:type="dxa"/>
+            <w:tcMar/>
+          </w:tcPr>
+          <w:p wp14:textId="08939164">
+            <w:pPr>
+              <w:pStyle w:val="Normal"/>
+              <w:suppressLineNumbers w:val="0"/>
+              <w:bidi w:val="0"/>
+              <w:spacing w:before="0" w:beforeAutospacing="off" w:after="0" w:afterAutospacing="off" w:line="240" w:lineRule="auto"/>
+              <w:ind w:left="0" w:right="0"/>
+              <w:jc w:val="center"/>
+            </w:pPr>
+          </w:p>
+          <w:p wp14:textId="20BB8F77">
+            <w:pPr>
+              <w:pStyle w:val="Normal"/>
+              <w:suppressLineNumbers w:val="0"/>
+              <w:bidi w:val="0"/>
+              <w:spacing w:before="0" w:beforeAutospacing="off" w:after="0" w:afterAutospacing="off" w:line="240" w:lineRule="auto"/>
+              <w:ind w:left="0" w:right="0"/>
+              <w:jc w:val="center"/>
+            </w:pPr>
+            <w:r>
+              <w:rPr/>
+              <w:t>13:00</w:t>
+            </w:r>
+          </w:p>
+        </w:tc>
+        <w:tc>
+          <w:tcPr>
+            <w:tcW w:w="941" w:type="dxa"/>
+            <w:tcMar/>
+          </w:tcPr>
+          <w:p wp14:textId="2CCF7308">
+            <w:pPr>
+              <w:pStyle w:val="Normal"/>
+              <w:spacing w:after="0" w:line="240" w:lineRule="auto"/>
+            </w:pPr>
+          </w:p>
+          <w:p wp14:textId="33D07A3A">
+            <w:pPr>
+              <w:pStyle w:val="Normal"/>
+              <w:spacing w:after="0" w:line="240" w:lineRule="auto"/>
+            </w:pPr>
+            <w:r>
+              <w:rPr/>
+              <w:t>18:</w:t>
+            </w:r>
+            <w:r>
+              <w:rPr/>
+              <w:t>0</w:t>
+            </w:r>
+            <w:r>
+              <w:rPr/>
+              <w:t>0</w:t>
+            </w:r>
+          </w:p>
+        </w:tc>
+        <w:tc>
+          <w:tcPr>
+            <w:tcW w:w="3064" w:type="dxa"/>
+            <w:tcMar/>
+          </w:tcPr>
+          <w:p wp14:textId="3D62A187">
+            <w:pPr>
+              <w:pStyle w:val="Normal"/>
+              <w:spacing w:after="0" w:line="240" w:lineRule="auto"/>
+            </w:pPr>
+            <w:r>
+              <w:rPr/>
+              <w:t xml:space="preserve">Preparo para a apresentação </w:t>
+            </w:r>
+            <w:r>
+              <w:rPr/>
+              <w:t>do dia seguinte.</w:t>
+            </w:r>
+          </w:p>
+        </w:tc>
+        <w:tc>
+          <w:tcPr>
+            <w:tcW w:w="2312" w:type="dxa"/>
+            <w:tcMar/>
+          </w:tcPr>
+          <w:p wp14:textId="77777777">
+            <w:pPr>
+              <w:spacing w:after="0" w:line="240" w:lineRule="auto"/>
+            </w:pPr>
             <w:r>
               <w:rPr>
                 <w:noProof/>
+                <w:lang w:eastAsia="pt-BR"/>
               </w:rPr>
               <mc:AlternateContent>
                 <mc:Choice Requires="wps">
                   <w:drawing>
-                    <wp:anchor distT="0" distB="0" distL="114300" distR="114300" simplePos="0" relativeHeight="251661312" behindDoc="0" locked="0" layoutInCell="1" allowOverlap="1" wp14:anchorId="77046283" wp14:editId="48293B8E">
+                    <wp:anchor xmlns:wp14="http://schemas.microsoft.com/office/word/2010/wordprocessingDrawing" distT="0" distB="0" distL="114300" distR="114300" simplePos="0" relativeHeight="251658752" behindDoc="0" locked="0" layoutInCell="1" allowOverlap="1" wp14:anchorId="0E1B43D7" wp14:editId="7777777">
                       <wp:simplePos x="0" y="0"/>
                       <wp:positionH relativeFrom="column">
-                        <wp:posOffset>889342</wp:posOffset>
+                        <wp:posOffset>889635</wp:posOffset>
                       </wp:positionH>
                       <wp:positionV relativeFrom="paragraph">
-                        <wp:posOffset>226229</wp:posOffset>
+                        <wp:posOffset>226060</wp:posOffset>
                       </wp:positionV>
-                      <wp:extent cx="21883" cy="26454"/>
-                      <wp:effectExtent l="0" t="0" r="35560" b="12065"/>
+                      <wp:extent cx="21590" cy="26670"/>
+                      <wp:effectExtent l="13335" t="16510" r="22225" b="13970"/>
                       <wp:wrapNone/>
-                      <wp:docPr id="5" name="Forma Livre: Forma 5"/>
-                      <wp:cNvGraphicFramePr/>
+                      <wp:docPr id="1560352745" name="Forma Livre: Forma 5"/>
+                      <wp:cNvGraphicFramePr>
+                        <a:graphicFrameLocks xmlns:a="http://schemas.openxmlformats.org/drawingml/2006/main"/>
+                      </wp:cNvGraphicFramePr>
                       <a:graphic xmlns:a="http://schemas.openxmlformats.org/drawingml/2006/main">
                         <a:graphicData uri="http://schemas.microsoft.com/office/word/2010/wordprocessingShape">
                           <wps:wsp>
-                            <wps:cNvSpPr/>
-                            <wps:spPr>
+                            <wps:cNvSpPr>
+                              <a:spLocks/>
+                            </wps:cNvSpPr>
+                            <wps:spPr bwMode="auto">
                               <a:xfrm>
                                 <a:off x="0" y="0"/>
-                                <a:ext cx="21883" cy="26454"/>
+                                <a:ext cx="21590" cy="26670"/>
                               </a:xfrm>
                               <a:custGeom>
                                 <a:avLst/>
                                 <a:gdLst>
-                                  <a:gd name="connsiteX0" fmla="*/ 6643 w 21883"/>
-                                  <a:gd name="connsiteY0" fmla="*/ 6816 h 26454"/>
-                                  <a:gd name="connsiteX1" fmla="*/ 928 w 21883"/>
-                                  <a:gd name="connsiteY1" fmla="*/ 16341 h 26454"/>
-                                  <a:gd name="connsiteX2" fmla="*/ 12358 w 21883"/>
-                                  <a:gd name="connsiteY2" fmla="*/ 25866 h 26454"/>
-                                  <a:gd name="connsiteX3" fmla="*/ 18073 w 21883"/>
-                                  <a:gd name="connsiteY3" fmla="*/ 4911 h 26454"/>
-                                  <a:gd name="connsiteX4" fmla="*/ 6643 w 21883"/>
-                                  <a:gd name="connsiteY4" fmla="*/ 4911 h 26454"/>
-                                  <a:gd name="connsiteX5" fmla="*/ 4738 w 21883"/>
-                                  <a:gd name="connsiteY5" fmla="*/ 14436 h 26454"/>
-                                  <a:gd name="connsiteX6" fmla="*/ 2833 w 21883"/>
-                                  <a:gd name="connsiteY6" fmla="*/ 20151 h 26454"/>
-                                  <a:gd name="connsiteX7" fmla="*/ 21883 w 21883"/>
-                                  <a:gd name="connsiteY7" fmla="*/ 10626 h 26454"/>
-                                  <a:gd name="connsiteX8" fmla="*/ 19978 w 21883"/>
-                                  <a:gd name="connsiteY8" fmla="*/ 1101 h 26454"/>
-                                  <a:gd name="connsiteX9" fmla="*/ 2833 w 21883"/>
-                                  <a:gd name="connsiteY9" fmla="*/ 12531 h 26454"/>
-                                  <a:gd name="connsiteX10" fmla="*/ 928 w 21883"/>
-                                  <a:gd name="connsiteY10" fmla="*/ 22056 h 26454"/>
-                                  <a:gd name="connsiteX11" fmla="*/ 8548 w 21883"/>
-                                  <a:gd name="connsiteY11" fmla="*/ 16341 h 26454"/>
-                                  <a:gd name="connsiteX12" fmla="*/ 6643 w 21883"/>
-                                  <a:gd name="connsiteY12" fmla="*/ 6816 h 26454"/>
+                                  <a:gd name="T0" fmla="*/ 6643 w 21883"/>
+                                  <a:gd name="T1" fmla="*/ 6816 h 26454"/>
+                                  <a:gd name="T2" fmla="*/ 928 w 21883"/>
+                                  <a:gd name="T3" fmla="*/ 16341 h 26454"/>
+                                  <a:gd name="T4" fmla="*/ 12358 w 21883"/>
+                                  <a:gd name="T5" fmla="*/ 25866 h 26454"/>
+                                  <a:gd name="T6" fmla="*/ 18073 w 21883"/>
+                                  <a:gd name="T7" fmla="*/ 4911 h 26454"/>
+                                  <a:gd name="T8" fmla="*/ 6643 w 21883"/>
+                                  <a:gd name="T9" fmla="*/ 4911 h 26454"/>
+                                  <a:gd name="T10" fmla="*/ 4738 w 21883"/>
+                                  <a:gd name="T11" fmla="*/ 14436 h 26454"/>
+                                  <a:gd name="T12" fmla="*/ 2833 w 21883"/>
+                                  <a:gd name="T13" fmla="*/ 20151 h 26454"/>
+                                  <a:gd name="T14" fmla="*/ 21883 w 21883"/>
+                                  <a:gd name="T15" fmla="*/ 10626 h 26454"/>
+                                  <a:gd name="T16" fmla="*/ 19978 w 21883"/>
+                                  <a:gd name="T17" fmla="*/ 1101 h 26454"/>
+                                  <a:gd name="T18" fmla="*/ 2833 w 21883"/>
+                                  <a:gd name="T19" fmla="*/ 12531 h 26454"/>
+                                  <a:gd name="T20" fmla="*/ 928 w 21883"/>
+                                  <a:gd name="T21" fmla="*/ 22056 h 26454"/>
+                                  <a:gd name="T22" fmla="*/ 8548 w 21883"/>
+                                  <a:gd name="T23" fmla="*/ 16341 h 26454"/>
+                                  <a:gd name="T24" fmla="*/ 6643 w 21883"/>
+                                  <a:gd name="T25" fmla="*/ 6816 h 26454"/>
+                                  <a:gd name="T26" fmla="*/ 0 60000 65536"/>
+                                  <a:gd name="T27" fmla="*/ 0 60000 65536"/>
+                                  <a:gd name="T28" fmla="*/ 0 60000 65536"/>
+                                  <a:gd name="T29" fmla="*/ 0 60000 65536"/>
+                                  <a:gd name="T30" fmla="*/ 0 60000 65536"/>
+                                  <a:gd name="T31" fmla="*/ 0 60000 65536"/>
+                                  <a:gd name="T32" fmla="*/ 0 60000 65536"/>
+                                  <a:gd name="T33" fmla="*/ 0 60000 65536"/>
+                                  <a:gd name="T34" fmla="*/ 0 60000 65536"/>
+                                  <a:gd name="T35" fmla="*/ 0 60000 65536"/>
+                                  <a:gd name="T36" fmla="*/ 0 60000 65536"/>
+                                  <a:gd name="T37" fmla="*/ 0 60000 65536"/>
+                                  <a:gd name="T38" fmla="*/ 0 60000 65536"/>
                                 </a:gdLst>
                                 <a:ahLst/>
                                 <a:cxnLst>
-                                  <a:cxn ang="0">
-                                    <a:pos x="connsiteX0" y="connsiteY0"/>
+                                  <a:cxn ang="T26">
+                                    <a:pos x="T0" y="T1"/>
                                   </a:cxn>
-                                  <a:cxn ang="0">
-                                    <a:pos x="connsiteX1" y="connsiteY1"/>
+                                  <a:cxn ang="T27">
+                                    <a:pos x="T2" y="T3"/>
                                   </a:cxn>
-                                  <a:cxn ang="0">
-                                    <a:pos x="connsiteX2" y="connsiteY2"/>
+                                  <a:cxn ang="T28">
+                                    <a:pos x="T4" y="T5"/>
                                   </a:cxn>
-                                  <a:cxn ang="0">
-                                    <a:pos x="connsiteX3" y="connsiteY3"/>
+                                  <a:cxn ang="T29">
+                                    <a:pos x="T6" y="T7"/>
                                   </a:cxn>
-                                  <a:cxn ang="0">
-                                    <a:pos x="connsiteX4" y="connsiteY4"/>
+                                  <a:cxn ang="T30">
+                                    <a:pos x="T8" y="T9"/>
                                   </a:cxn>
-                                  <a:cxn ang="0">
-                                    <a:pos x="connsiteX5" y="connsiteY5"/>
+                                  <a:cxn ang="T31">
+                                    <a:pos x="T10" y="T11"/>
                                   </a:cxn>
-                                  <a:cxn ang="0">
-                                    <a:pos x="connsiteX6" y="connsiteY6"/>
+                                  <a:cxn ang="T32">
+                                    <a:pos x="T12" y="T13"/>
                                   </a:cxn>
-                                  <a:cxn ang="0">
-                                    <a:pos x="connsiteX7" y="connsiteY7"/>
+                                  <a:cxn ang="T33">
+                                    <a:pos x="T14" y="T15"/>
                                   </a:cxn>
-                                  <a:cxn ang="0">
-                                    <a:pos x="connsiteX8" y="connsiteY8"/>
+                                  <a:cxn ang="T34">
+                                    <a:pos x="T16" y="T17"/>
                                   </a:cxn>
-                                  <a:cxn ang="0">
-                                    <a:pos x="connsiteX9" y="connsiteY9"/>
+                                  <a:cxn ang="T35">
+                                    <a:pos x="T18" y="T19"/>
                                   </a:cxn>
-                                  <a:cxn ang="0">
-                                    <a:pos x="connsiteX10" y="connsiteY10"/>
+                                  <a:cxn ang="T36">
+                                    <a:pos x="T20" y="T21"/>
                                   </a:cxn>
-                                  <a:cxn ang="0">
-                                    <a:pos x="connsiteX11" y="connsiteY11"/>
+                                  <a:cxn ang="T37">
+                                    <a:pos x="T22" y="T23"/>
                                   </a:cxn>
-                                  <a:cxn ang="0">
-                                    <a:pos x="connsiteX12" y="connsiteY12"/>
+                                  <a:cxn ang="T38">
+                                    <a:pos x="T24" y="T25"/>
                                   </a:cxn>
                                 </a:cxnLst>
-                                <a:rect l="l" t="t" r="r" b="b"/>
+                                <a:rect l="0" t="0" r="r" b="b"/>
                                 <a:pathLst>
                                   <a:path w="21883" h="26454">
                                     <a:moveTo>
@@ -367,38 +475,38 @@
                                   </a:path>
                                 </a:pathLst>
                               </a:custGeom>
+                              <a:solidFill>
+                                <a:srgbClr val="FFFFFF"/>
+                              </a:solidFill>
+                              <a:ln w="12700">
+                                <a:solidFill>
+                                  <a:srgbClr val="000000"/>
+                                </a:solidFill>
+                                <a:miter lim="800000"/>
+                                <a:headEnd/>
+                                <a:tailEnd/>
+                              </a:ln>
                             </wps:spPr>
-                            <wps:style>
-                              <a:lnRef idx="2">
-                                <a:schemeClr val="dk1"/>
-                              </a:lnRef>
-                              <a:fillRef idx="1">
-                                <a:schemeClr val="lt1"/>
-                              </a:fillRef>
-                              <a:effectRef idx="0">
-                                <a:schemeClr val="dk1"/>
-                              </a:effectRef>
-                              <a:fontRef idx="minor">
-                                <a:schemeClr val="dk1"/>
-                              </a:fontRef>
-                            </wps:style>
-                            <wps:bodyPr rot="0" spcFirstLastPara="0" vertOverflow="overflow" horzOverflow="overflow" vert="horz" wrap="square" lIns="91440" tIns="45720" rIns="91440" bIns="45720" numCol="1" spcCol="0" rtlCol="0" fromWordArt="0" anchor="ctr" anchorCtr="0" forceAA="0" compatLnSpc="1">
-                              <a:prstTxWarp prst="textNoShape">
-                                <a:avLst/>
-                              </a:prstTxWarp>
+                            <wps:bodyPr rot="0" vert="horz" wrap="square" lIns="91440" tIns="45720" rIns="91440" bIns="45720" anchor="ctr" anchorCtr="0" upright="1">
                               <a:noAutofit/>
                             </wps:bodyPr>
                           </wps:wsp>
                         </a:graphicData>
                       </a:graphic>
+                      <wp14:sizeRelH relativeFrom="page">
+                        <wp14:pctWidth>0</wp14:pctWidth>
+                      </wp14:sizeRelH>
+                      <wp14:sizeRelV relativeFrom="page">
+                        <wp14:pctHeight>0</wp14:pctHeight>
+                      </wp14:sizeRelV>
                     </wp:anchor>
                   </w:drawing>
                 </mc:Choice>
                 <mc:Fallback>
-                  <w:pict>
-                    <v:shape w14:anchorId="5CCEC07C" id="Forma Livre: Forma 5" o:spid="_x0000_s1026" style="position:absolute;margin-left:70.05pt;margin-top:17.8pt;width:1.7pt;height:2.1pt;z-index:251661312;visibility:visible;mso-wrap-style:square;mso-wrap-distance-left:9pt;mso-wrap-distance-top:0;mso-wrap-distance-right:9pt;mso-wrap-distance-bottom:0;mso-position-horizontal:absolute;mso-position-horizontal-relative:text;mso-position-vertical:absolute;mso-position-vertical-relative:text;v-text-anchor:middle" coordsize="21883,26454" o:gfxdata="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" path="m6643,6816v-1270,,-6779,5979,-5715,9525c2353,21091,8231,28617,12358,25866,18382,21850,16168,11896,18073,4911v-4204,-2803,-7226,-7357,-11430,c5037,7722,5523,11295,4738,14436,4251,16384,873,20587,2833,20151,9763,18611,15533,13801,21883,10626,21248,7451,23010,2238,19978,1101,8382,-3248,5965,6267,2833,12531v-635,3175,-4599,7729,-1905,9525c3570,23817,6303,18586,8548,16341,14791,10098,7913,6816,6643,6816xe" fillcolor="white [3201]" strokecolor="black [3200]" strokeweight="1pt">
+                  <w:pict w14:anchorId="5FA6AB56">
+                    <v:shape id="Forma Livre: Forma 5" style="position:absolute;margin-left:70.05pt;margin-top:17.8pt;width:1.7pt;height:2.1pt;z-index:251658752;visibility:visible;mso-wrap-style:square;mso-width-percent:0;mso-height-percent:0;mso-wrap-distance-left:9pt;mso-wrap-distance-top:0;mso-wrap-distance-right:9pt;mso-wrap-distance-bottom:0;mso-position-horizontal:absolute;mso-position-horizontal-relative:text;mso-position-vertical:absolute;mso-position-vertical-relative:text;mso-width-percent:0;mso-height-percent:0;mso-width-relative:page;mso-height-relative:page;v-text-anchor:middle" coordsize="21883,26454" o:spid="_x0000_s1026" strokeweight="1pt" path="m6643,6816v-1270,,-6779,5979,-5715,9525c2353,21091,8231,28617,12358,25866,18382,21850,16168,11896,18073,4911v-4204,-2803,-7226,-7357,-11430,c5037,7722,5523,11295,4738,14436,4251,16384,873,20587,2833,20151,9763,18611,15533,13801,21883,10626,21248,7451,23010,2238,19978,1101,8382,-3248,5965,6267,2833,12531v-635,3175,-4599,7729,-1905,9525c3570,23817,6303,18586,8548,16341,14791,10098,7913,6816,6643,6816xe" o:gfxdata="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" w14:anchorId="71622EC5">
                       <v:stroke joinstyle="miter"/>
-                      <v:path arrowok="t" o:connecttype="custom" o:connectlocs="6643,6816;928,16341;12358,25866;18073,4911;6643,4911;4738,14436;2833,20151;21883,10626;19978,1101;2833,12531;928,22056;8548,16341;6643,6816" o:connectangles="0,0,0,0,0,0,0,0,0,0,0,0,0"/>
+                      <v:path arrowok="t" o:connecttype="custom" o:connectlocs="6554,6872;916,16474;12193,26077;17831,4951;6554,4951;4675,14554;2795,20316;21590,10713;19711,1110;2795,12633;916,22236;8434,16474;6554,6872" o:connectangles="0,0,0,0,0,0,0,0,0,0,0,0,0"/>
                     </v:shape>
                   </w:pict>
                 </mc:Fallback>
@@ -407,95 +515,111 @@
             <w:r>
               <w:rPr>
                 <w:noProof/>
+                <w:lang w:eastAsia="pt-BR"/>
               </w:rPr>
               <mc:AlternateContent>
                 <mc:Choice Requires="wps">
                   <w:drawing>
-                    <wp:anchor distT="0" distB="0" distL="114300" distR="114300" simplePos="0" relativeHeight="251660288" behindDoc="0" locked="0" layoutInCell="1" allowOverlap="1" wp14:anchorId="55CC6769" wp14:editId="70DE86E8">
+                    <wp:anchor xmlns:wp14="http://schemas.microsoft.com/office/word/2010/wordprocessingDrawing" distT="0" distB="0" distL="114300" distR="114300" simplePos="0" relativeHeight="251657728" behindDoc="0" locked="0" layoutInCell="1" allowOverlap="1" wp14:anchorId="365AD0A2" wp14:editId="7777777">
                       <wp:simplePos x="0" y="0"/>
                       <wp:positionH relativeFrom="column">
-                        <wp:posOffset>408862</wp:posOffset>
+                        <wp:posOffset>408940</wp:posOffset>
                       </wp:positionH>
                       <wp:positionV relativeFrom="paragraph">
-                        <wp:posOffset>250170</wp:posOffset>
+                        <wp:posOffset>250190</wp:posOffset>
                       </wp:positionV>
-                      <wp:extent cx="22303" cy="26754"/>
-                      <wp:effectExtent l="0" t="0" r="34925" b="30480"/>
+                      <wp:extent cx="22225" cy="26670"/>
+                      <wp:effectExtent l="18415" t="12065" r="26035" b="18415"/>
                       <wp:wrapNone/>
-                      <wp:docPr id="4" name="Forma Livre: Forma 4"/>
-                      <wp:cNvGraphicFramePr/>
+                      <wp:docPr id="1509546005" name="Forma Livre: Forma 4"/>
+                      <wp:cNvGraphicFramePr>
+                        <a:graphicFrameLocks xmlns:a="http://schemas.openxmlformats.org/drawingml/2006/main"/>
+                      </wp:cNvGraphicFramePr>
                       <a:graphic xmlns:a="http://schemas.openxmlformats.org/drawingml/2006/main">
                         <a:graphicData uri="http://schemas.microsoft.com/office/word/2010/wordprocessingShape">
                           <wps:wsp>
-                            <wps:cNvSpPr/>
-                            <wps:spPr>
+                            <wps:cNvSpPr>
+                              <a:spLocks/>
+                            </wps:cNvSpPr>
+                            <wps:spPr bwMode="auto">
                               <a:xfrm>
                                 <a:off x="0" y="0"/>
-                                <a:ext cx="22303" cy="26754"/>
+                                <a:ext cx="22225" cy="26670"/>
                               </a:xfrm>
                               <a:custGeom>
                                 <a:avLst/>
                                 <a:gdLst>
-                                  <a:gd name="connsiteX0" fmla="*/ 3253 w 22303"/>
-                                  <a:gd name="connsiteY0" fmla="*/ 5735 h 26754"/>
-                                  <a:gd name="connsiteX1" fmla="*/ 12778 w 22303"/>
-                                  <a:gd name="connsiteY1" fmla="*/ 20975 h 26754"/>
-                                  <a:gd name="connsiteX2" fmla="*/ 18493 w 22303"/>
-                                  <a:gd name="connsiteY2" fmla="*/ 22880 h 26754"/>
-                                  <a:gd name="connsiteX3" fmla="*/ 7063 w 22303"/>
-                                  <a:gd name="connsiteY3" fmla="*/ 20 h 26754"/>
-                                  <a:gd name="connsiteX4" fmla="*/ 3253 w 22303"/>
-                                  <a:gd name="connsiteY4" fmla="*/ 7640 h 26754"/>
-                                  <a:gd name="connsiteX5" fmla="*/ 7063 w 22303"/>
-                                  <a:gd name="connsiteY5" fmla="*/ 13355 h 26754"/>
-                                  <a:gd name="connsiteX6" fmla="*/ 8968 w 22303"/>
-                                  <a:gd name="connsiteY6" fmla="*/ 15260 h 26754"/>
-                                  <a:gd name="connsiteX7" fmla="*/ 3253 w 22303"/>
-                                  <a:gd name="connsiteY7" fmla="*/ 17165 h 26754"/>
-                                  <a:gd name="connsiteX8" fmla="*/ 1348 w 22303"/>
-                                  <a:gd name="connsiteY8" fmla="*/ 26690 h 26754"/>
-                                  <a:gd name="connsiteX9" fmla="*/ 22303 w 22303"/>
-                                  <a:gd name="connsiteY9" fmla="*/ 19070 h 26754"/>
-                                  <a:gd name="connsiteX10" fmla="*/ 3253 w 22303"/>
-                                  <a:gd name="connsiteY10" fmla="*/ 5735 h 26754"/>
+                                  <a:gd name="T0" fmla="*/ 3253 w 22303"/>
+                                  <a:gd name="T1" fmla="*/ 5735 h 26754"/>
+                                  <a:gd name="T2" fmla="*/ 12778 w 22303"/>
+                                  <a:gd name="T3" fmla="*/ 20975 h 26754"/>
+                                  <a:gd name="T4" fmla="*/ 18493 w 22303"/>
+                                  <a:gd name="T5" fmla="*/ 22880 h 26754"/>
+                                  <a:gd name="T6" fmla="*/ 7063 w 22303"/>
+                                  <a:gd name="T7" fmla="*/ 20 h 26754"/>
+                                  <a:gd name="T8" fmla="*/ 3253 w 22303"/>
+                                  <a:gd name="T9" fmla="*/ 7640 h 26754"/>
+                                  <a:gd name="T10" fmla="*/ 7063 w 22303"/>
+                                  <a:gd name="T11" fmla="*/ 13355 h 26754"/>
+                                  <a:gd name="T12" fmla="*/ 8968 w 22303"/>
+                                  <a:gd name="T13" fmla="*/ 15260 h 26754"/>
+                                  <a:gd name="T14" fmla="*/ 3253 w 22303"/>
+                                  <a:gd name="T15" fmla="*/ 17165 h 26754"/>
+                                  <a:gd name="T16" fmla="*/ 1348 w 22303"/>
+                                  <a:gd name="T17" fmla="*/ 26690 h 26754"/>
+                                  <a:gd name="T18" fmla="*/ 22303 w 22303"/>
+                                  <a:gd name="T19" fmla="*/ 19070 h 26754"/>
+                                  <a:gd name="T20" fmla="*/ 3253 w 22303"/>
+                                  <a:gd name="T21" fmla="*/ 5735 h 26754"/>
+                                  <a:gd name="T22" fmla="*/ 0 60000 65536"/>
+                                  <a:gd name="T23" fmla="*/ 0 60000 65536"/>
+                                  <a:gd name="T24" fmla="*/ 0 60000 65536"/>
+                                  <a:gd name="T25" fmla="*/ 0 60000 65536"/>
+                                  <a:gd name="T26" fmla="*/ 0 60000 65536"/>
+                                  <a:gd name="T27" fmla="*/ 0 60000 65536"/>
+                                  <a:gd name="T28" fmla="*/ 0 60000 65536"/>
+                                  <a:gd name="T29" fmla="*/ 0 60000 65536"/>
+                                  <a:gd name="T30" fmla="*/ 0 60000 65536"/>
+                                  <a:gd name="T31" fmla="*/ 0 60000 65536"/>
+                                  <a:gd name="T32" fmla="*/ 0 60000 65536"/>
                                 </a:gdLst>
                                 <a:ahLst/>
                                 <a:cxnLst>
-                                  <a:cxn ang="0">
-                                    <a:pos x="connsiteX0" y="connsiteY0"/>
+                                  <a:cxn ang="T22">
+                                    <a:pos x="T0" y="T1"/>
                                   </a:cxn>
-                                  <a:cxn ang="0">
-                                    <a:pos x="connsiteX1" y="connsiteY1"/>
+                                  <a:cxn ang="T23">
+                                    <a:pos x="T2" y="T3"/>
                                   </a:cxn>
-                                  <a:cxn ang="0">
-                                    <a:pos x="connsiteX2" y="connsiteY2"/>
+                                  <a:cxn ang="T24">
+                                    <a:pos x="T4" y="T5"/>
                                   </a:cxn>
-                                  <a:cxn ang="0">
-                                    <a:pos x="connsiteX3" y="connsiteY3"/>
+                                  <a:cxn ang="T25">
+                                    <a:pos x="T6" y="T7"/>
                                   </a:cxn>
-                                  <a:cxn ang="0">
-                                    <a:pos x="connsiteX4" y="connsiteY4"/>
+                                  <a:cxn ang="T26">
+                                    <a:pos x="T8" y="T9"/>
                                   </a:cxn>
-                                  <a:cxn ang="0">
-                                    <a:pos x="connsiteX5" y="connsiteY5"/>
+                                  <a:cxn ang="T27">
+                                    <a:pos x="T10" y="T11"/>
                                   </a:cxn>
-                                  <a:cxn ang="0">
-                                    <a:pos x="connsiteX6" y="connsiteY6"/>
+                                  <a:cxn ang="T28">
+                                    <a:pos x="T12" y="T13"/>
                                   </a:cxn>
-                                  <a:cxn ang="0">
-                                    <a:pos x="connsiteX7" y="connsiteY7"/>
+                                  <a:cxn ang="T29">
+                                    <a:pos x="T14" y="T15"/>
                                   </a:cxn>
-                                  <a:cxn ang="0">
-                                    <a:pos x="connsiteX8" y="connsiteY8"/>
+                                  <a:cxn ang="T30">
+                                    <a:pos x="T16" y="T17"/>
                                   </a:cxn>
-                                  <a:cxn ang="0">
-                                    <a:pos x="connsiteX9" y="connsiteY9"/>
+                                  <a:cxn ang="T31">
+                                    <a:pos x="T18" y="T19"/>
                                   </a:cxn>
-                                  <a:cxn ang="0">
-                                    <a:pos x="connsiteX10" y="connsiteY10"/>
+                                  <a:cxn ang="T32">
+                                    <a:pos x="T20" y="T21"/>
                                   </a:cxn>
                                 </a:cxnLst>
-                                <a:rect l="l" t="t" r="r" b="b"/>
+                                <a:rect l="0" t="0" r="r" b="b"/>
                                 <a:pathLst>
                                   <a:path w="22303" h="26754">
                                     <a:moveTo>
@@ -555,38 +679,38 @@
                                   </a:path>
                                 </a:pathLst>
                               </a:custGeom>
+                              <a:solidFill>
+                                <a:srgbClr val="FFFFFF"/>
+                              </a:solidFill>
+                              <a:ln w="12700">
+                                <a:solidFill>
+                                  <a:srgbClr val="000000"/>
+                                </a:solidFill>
+                                <a:miter lim="800000"/>
+                                <a:headEnd/>
+                                <a:tailEnd/>
+                              </a:ln>
                             </wps:spPr>
-                            <wps:style>
-                              <a:lnRef idx="2">
-                                <a:schemeClr val="dk1"/>
-                              </a:lnRef>
-                              <a:fillRef idx="1">
-                                <a:schemeClr val="lt1"/>
-                              </a:fillRef>
-                              <a:effectRef idx="0">
-                                <a:schemeClr val="dk1"/>
-                              </a:effectRef>
-                              <a:fontRef idx="minor">
-                                <a:schemeClr val="dk1"/>
-                              </a:fontRef>
-                            </wps:style>
-                            <wps:bodyPr rot="0" spcFirstLastPara="0" vertOverflow="overflow" horzOverflow="overflow" vert="horz" wrap="square" lIns="91440" tIns="45720" rIns="91440" bIns="45720" numCol="1" spcCol="0" rtlCol="0" fromWordArt="0" anchor="ctr" anchorCtr="0" forceAA="0" compatLnSpc="1">
-                              <a:prstTxWarp prst="textNoShape">
-                                <a:avLst/>
-                              </a:prstTxWarp>
+                            <wps:bodyPr rot="0" vert="horz" wrap="square" lIns="91440" tIns="45720" rIns="91440" bIns="45720" anchor="ctr" anchorCtr="0" upright="1">
                               <a:noAutofit/>
                             </wps:bodyPr>
                           </wps:wsp>
                         </a:graphicData>
                       </a:graphic>
+                      <wp14:sizeRelH relativeFrom="page">
+                        <wp14:pctWidth>0</wp14:pctWidth>
+                      </wp14:sizeRelH>
+                      <wp14:sizeRelV relativeFrom="page">
+                        <wp14:pctHeight>0</wp14:pctHeight>
+                      </wp14:sizeRelV>
                     </wp:anchor>
                   </w:drawing>
                 </mc:Choice>
                 <mc:Fallback>
-                  <w:pict>
-                    <v:shape w14:anchorId="31550560" id="Forma Livre: Forma 4" o:spid="_x0000_s1026" style="position:absolute;margin-left:32.2pt;margin-top:19.7pt;width:1.75pt;height:2.1pt;z-index:251660288;visibility:visible;mso-wrap-style:square;mso-wrap-distance-left:9pt;mso-wrap-distance-top:0;mso-wrap-distance-right:9pt;mso-wrap-distance-bottom:0;mso-position-horizontal:absolute;mso-position-horizontal-relative:text;mso-position-vertical:absolute;mso-position-vertical-relative:text;v-text-anchor:middle" coordsize="22303,26754" o:gfxdata="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" path="m3253,5735c1665,6053,-1026,2570,12778,20975v1205,1606,3810,1270,5715,1905c17541,16213,18176,1608,7063,20,4252,-382,4523,5100,3253,7640v1270,1905,2051,4249,3810,5715c10202,15971,21816,19543,8968,15260v-1905,635,-4601,234,-5715,1905c1457,19859,-1874,26368,1348,26690v7396,740,13970,-5080,20955,-7620c15003,14203,4841,5417,3253,5735xe" fillcolor="white [3201]" strokecolor="black [3200]" strokeweight="1pt">
+                  <w:pict w14:anchorId="25CC58CD">
+                    <v:shape id="Forma Livre: Forma 4" style="position:absolute;margin-left:32.2pt;margin-top:19.7pt;width:1.75pt;height:2.1pt;z-index:251657728;visibility:visible;mso-wrap-style:square;mso-width-percent:0;mso-height-percent:0;mso-wrap-distance-left:9pt;mso-wrap-distance-top:0;mso-wrap-distance-right:9pt;mso-wrap-distance-bottom:0;mso-position-horizontal:absolute;mso-position-horizontal-relative:text;mso-position-vertical:absolute;mso-position-vertical-relative:text;mso-width-percent:0;mso-height-percent:0;mso-width-relative:page;mso-height-relative:page;v-text-anchor:middle" coordsize="22303,26754" o:spid="_x0000_s1026" strokeweight="1pt" path="m3253,5735c1665,6053,-1026,2570,12778,20975v1205,1606,3810,1270,5715,1905c17541,16213,18176,1608,7063,20,4252,-382,4523,5100,3253,7640v1270,1905,2051,4249,3810,5715c10202,15971,21816,19543,8968,15260v-1905,635,-4601,234,-5715,1905c1457,19859,-1874,26368,1348,26690v7396,740,13970,-5080,20955,-7620c15003,14203,4841,5417,3253,5735xe" o:gfxdata="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" w14:anchorId="7978E717">
                       <v:stroke joinstyle="miter"/>
-                      <v:path arrowok="t" o:connecttype="custom" o:connectlocs="3253,5735;12778,20975;18493,22880;7063,20;3253,7640;7063,13355;8968,15260;3253,17165;1348,26690;22303,19070;3253,5735" o:connectangles="0,0,0,0,0,0,0,0,0,0,0"/>
+                      <v:path arrowok="t" o:connecttype="custom" o:connectlocs="3242,5717;12733,20909;18428,22808;7038,20;3242,7616;7038,13313;8937,15212;3242,17111;1343,26606;22225,19010;3242,5717" o:connectangles="0,0,0,0,0,0,0,0,0,0,0"/>
                     </v:shape>
                   </w:pict>
                 </mc:Fallback>
@@ -595,815 +719,43 @@
             <w:r>
               <w:rPr>
                 <w:noProof/>
+                <w:lang w:eastAsia="pt-BR"/>
               </w:rPr>
               <mc:AlternateContent>
                 <mc:Choice Requires="wps">
                   <w:drawing>
-                    <wp:anchor distT="0" distB="0" distL="114300" distR="114300" simplePos="0" relativeHeight="251659264" behindDoc="0" locked="0" layoutInCell="1" allowOverlap="1" wp14:anchorId="5093C8A0" wp14:editId="6A688E55">
+                    <wp:anchor xmlns:wp14="http://schemas.microsoft.com/office/word/2010/wordprocessingDrawing" distT="0" distB="0" distL="114300" distR="114300" simplePos="0" relativeHeight="251656704" behindDoc="0" locked="0" layoutInCell="1" allowOverlap="1" wp14:anchorId="4D28BBAB" wp14:editId="7777777">
                       <wp:simplePos x="0" y="0"/>
                       <wp:positionH relativeFrom="column">
-                        <wp:posOffset>137513</wp:posOffset>
+                        <wp:posOffset>137795</wp:posOffset>
                       </wp:positionH>
                       <wp:positionV relativeFrom="paragraph">
                         <wp:posOffset>175895</wp:posOffset>
                       </wp:positionV>
-                      <wp:extent cx="1030887" cy="308610"/>
-                      <wp:effectExtent l="0" t="19050" r="17145" b="34290"/>
+                      <wp:extent cx="1030605" cy="308610"/>
+                      <wp:effectExtent l="13970" t="13970" r="12700" b="20320"/>
                       <wp:wrapNone/>
-                      <wp:docPr id="3" name="Forma Livre: Forma 3"/>
-                      <wp:cNvGraphicFramePr/>
+                      <wp:docPr id="810470207" name="Forma Livre: Forma 3"/>
+                      <wp:cNvGraphicFramePr>
+                        <a:graphicFrameLocks xmlns:a="http://schemas.openxmlformats.org/drawingml/2006/main"/>
+                      </wp:cNvGraphicFramePr>
                       <a:graphic xmlns:a="http://schemas.openxmlformats.org/drawingml/2006/main">
                         <a:graphicData uri="http://schemas.microsoft.com/office/word/2010/wordprocessingShape">
                           <wps:wsp>
-                            <wps:cNvSpPr/>
-                            <wps:spPr>
+                            <wps:cNvSpPr>
+                              <a:spLocks/>
+                            </wps:cNvSpPr>
+                            <wps:spPr bwMode="auto">
                               <a:xfrm>
                                 <a:off x="0" y="0"/>
-                                <a:ext cx="1030887" cy="308610"/>
+                                <a:ext cx="1030605" cy="308610"/>
                               </a:xfrm>
                               <a:custGeom>
                                 <a:avLst/>
-                                <a:gdLst>
-                                  <a:gd name="connsiteX0" fmla="*/ 25047 w 1030887"/>
-                                  <a:gd name="connsiteY0" fmla="*/ 28575 h 308610"/>
-                                  <a:gd name="connsiteX1" fmla="*/ 36477 w 1030887"/>
-                                  <a:gd name="connsiteY1" fmla="*/ 43815 h 308610"/>
-                                  <a:gd name="connsiteX2" fmla="*/ 59337 w 1030887"/>
-                                  <a:gd name="connsiteY2" fmla="*/ 3810 h 308610"/>
-                                  <a:gd name="connsiteX3" fmla="*/ 49812 w 1030887"/>
-                                  <a:gd name="connsiteY3" fmla="*/ 0 h 308610"/>
-                                  <a:gd name="connsiteX4" fmla="*/ 51717 w 1030887"/>
-                                  <a:gd name="connsiteY4" fmla="*/ 19050 h 308610"/>
-                                  <a:gd name="connsiteX5" fmla="*/ 70767 w 1030887"/>
-                                  <a:gd name="connsiteY5" fmla="*/ 49530 h 308610"/>
-                                  <a:gd name="connsiteX6" fmla="*/ 68862 w 1030887"/>
-                                  <a:gd name="connsiteY6" fmla="*/ 72390 h 308610"/>
-                                  <a:gd name="connsiteX7" fmla="*/ 66957 w 1030887"/>
-                                  <a:gd name="connsiteY7" fmla="*/ 80010 h 308610"/>
-                                  <a:gd name="connsiteX8" fmla="*/ 61242 w 1030887"/>
-                                  <a:gd name="connsiteY8" fmla="*/ 85725 h 308610"/>
-                                  <a:gd name="connsiteX9" fmla="*/ 51717 w 1030887"/>
-                                  <a:gd name="connsiteY9" fmla="*/ 108585 h 308610"/>
-                                  <a:gd name="connsiteX10" fmla="*/ 44097 w 1030887"/>
-                                  <a:gd name="connsiteY10" fmla="*/ 129540 h 308610"/>
-                                  <a:gd name="connsiteX11" fmla="*/ 38382 w 1030887"/>
-                                  <a:gd name="connsiteY11" fmla="*/ 131445 h 308610"/>
-                                  <a:gd name="connsiteX12" fmla="*/ 21237 w 1030887"/>
-                                  <a:gd name="connsiteY12" fmla="*/ 148590 h 308610"/>
-                                  <a:gd name="connsiteX13" fmla="*/ 11712 w 1030887"/>
-                                  <a:gd name="connsiteY13" fmla="*/ 146685 h 308610"/>
-                                  <a:gd name="connsiteX14" fmla="*/ 4092 w 1030887"/>
-                                  <a:gd name="connsiteY14" fmla="*/ 114300 h 308610"/>
-                                  <a:gd name="connsiteX15" fmla="*/ 15522 w 1030887"/>
-                                  <a:gd name="connsiteY15" fmla="*/ 108585 h 308610"/>
-                                  <a:gd name="connsiteX16" fmla="*/ 28857 w 1030887"/>
-                                  <a:gd name="connsiteY16" fmla="*/ 112395 h 308610"/>
-                                  <a:gd name="connsiteX17" fmla="*/ 40287 w 1030887"/>
-                                  <a:gd name="connsiteY17" fmla="*/ 139065 h 308610"/>
-                                  <a:gd name="connsiteX18" fmla="*/ 59337 w 1030887"/>
-                                  <a:gd name="connsiteY18" fmla="*/ 152400 h 308610"/>
-                                  <a:gd name="connsiteX19" fmla="*/ 68862 w 1030887"/>
-                                  <a:gd name="connsiteY19" fmla="*/ 158115 h 308610"/>
-                                  <a:gd name="connsiteX20" fmla="*/ 141252 w 1030887"/>
-                                  <a:gd name="connsiteY20" fmla="*/ 135255 h 308610"/>
-                                  <a:gd name="connsiteX21" fmla="*/ 156492 w 1030887"/>
-                                  <a:gd name="connsiteY21" fmla="*/ 116205 h 308610"/>
-                                  <a:gd name="connsiteX22" fmla="*/ 154587 w 1030887"/>
-                                  <a:gd name="connsiteY22" fmla="*/ 70485 h 308610"/>
-                                  <a:gd name="connsiteX23" fmla="*/ 145062 w 1030887"/>
-                                  <a:gd name="connsiteY23" fmla="*/ 59055 h 308610"/>
-                                  <a:gd name="connsiteX24" fmla="*/ 106962 w 1030887"/>
-                                  <a:gd name="connsiteY24" fmla="*/ 78105 h 308610"/>
-                                  <a:gd name="connsiteX25" fmla="*/ 70767 w 1030887"/>
-                                  <a:gd name="connsiteY25" fmla="*/ 123825 h 308610"/>
-                                  <a:gd name="connsiteX26" fmla="*/ 80292 w 1030887"/>
-                                  <a:gd name="connsiteY26" fmla="*/ 133350 h 308610"/>
-                                  <a:gd name="connsiteX27" fmla="*/ 86007 w 1030887"/>
-                                  <a:gd name="connsiteY27" fmla="*/ 97155 h 308610"/>
-                                  <a:gd name="connsiteX28" fmla="*/ 116487 w 1030887"/>
-                                  <a:gd name="connsiteY28" fmla="*/ 76200 h 308610"/>
-                                  <a:gd name="connsiteX29" fmla="*/ 126012 w 1030887"/>
-                                  <a:gd name="connsiteY29" fmla="*/ 72390 h 308610"/>
-                                  <a:gd name="connsiteX30" fmla="*/ 150777 w 1030887"/>
-                                  <a:gd name="connsiteY30" fmla="*/ 76200 h 308610"/>
-                                  <a:gd name="connsiteX31" fmla="*/ 164112 w 1030887"/>
-                                  <a:gd name="connsiteY31" fmla="*/ 97155 h 308610"/>
-                                  <a:gd name="connsiteX32" fmla="*/ 167922 w 1030887"/>
-                                  <a:gd name="connsiteY32" fmla="*/ 108585 h 308610"/>
-                                  <a:gd name="connsiteX33" fmla="*/ 164112 w 1030887"/>
-                                  <a:gd name="connsiteY33" fmla="*/ 131445 h 308610"/>
-                                  <a:gd name="connsiteX34" fmla="*/ 154587 w 1030887"/>
-                                  <a:gd name="connsiteY34" fmla="*/ 137160 h 308610"/>
-                                  <a:gd name="connsiteX35" fmla="*/ 127917 w 1030887"/>
-                                  <a:gd name="connsiteY35" fmla="*/ 146685 h 308610"/>
-                                  <a:gd name="connsiteX36" fmla="*/ 131727 w 1030887"/>
-                                  <a:gd name="connsiteY36" fmla="*/ 156210 h 308610"/>
-                                  <a:gd name="connsiteX37" fmla="*/ 145062 w 1030887"/>
-                                  <a:gd name="connsiteY37" fmla="*/ 163830 h 308610"/>
-                                  <a:gd name="connsiteX38" fmla="*/ 158397 w 1030887"/>
-                                  <a:gd name="connsiteY38" fmla="*/ 161925 h 308610"/>
-                                  <a:gd name="connsiteX39" fmla="*/ 196497 w 1030887"/>
-                                  <a:gd name="connsiteY39" fmla="*/ 129540 h 308610"/>
-                                  <a:gd name="connsiteX40" fmla="*/ 179352 w 1030887"/>
-                                  <a:gd name="connsiteY40" fmla="*/ 104775 h 308610"/>
-                                  <a:gd name="connsiteX41" fmla="*/ 171732 w 1030887"/>
-                                  <a:gd name="connsiteY41" fmla="*/ 186690 h 308610"/>
-                                  <a:gd name="connsiteX42" fmla="*/ 181257 w 1030887"/>
-                                  <a:gd name="connsiteY42" fmla="*/ 190500 h 308610"/>
-                                  <a:gd name="connsiteX43" fmla="*/ 202212 w 1030887"/>
-                                  <a:gd name="connsiteY43" fmla="*/ 158115 h 308610"/>
-                                  <a:gd name="connsiteX44" fmla="*/ 223167 w 1030887"/>
-                                  <a:gd name="connsiteY44" fmla="*/ 125730 h 308610"/>
-                                  <a:gd name="connsiteX45" fmla="*/ 240312 w 1030887"/>
-                                  <a:gd name="connsiteY45" fmla="*/ 163830 h 308610"/>
-                                  <a:gd name="connsiteX46" fmla="*/ 251742 w 1030887"/>
-                                  <a:gd name="connsiteY46" fmla="*/ 160020 h 308610"/>
-                                  <a:gd name="connsiteX47" fmla="*/ 270792 w 1030887"/>
-                                  <a:gd name="connsiteY47" fmla="*/ 127635 h 308610"/>
-                                  <a:gd name="connsiteX48" fmla="*/ 268887 w 1030887"/>
-                                  <a:gd name="connsiteY48" fmla="*/ 137160 h 308610"/>
-                                  <a:gd name="connsiteX49" fmla="*/ 272697 w 1030887"/>
-                                  <a:gd name="connsiteY49" fmla="*/ 156210 h 308610"/>
-                                  <a:gd name="connsiteX50" fmla="*/ 278412 w 1030887"/>
-                                  <a:gd name="connsiteY50" fmla="*/ 160020 h 308610"/>
-                                  <a:gd name="connsiteX51" fmla="*/ 286032 w 1030887"/>
-                                  <a:gd name="connsiteY51" fmla="*/ 161925 h 308610"/>
-                                  <a:gd name="connsiteX52" fmla="*/ 291747 w 1030887"/>
-                                  <a:gd name="connsiteY52" fmla="*/ 163830 h 308610"/>
-                                  <a:gd name="connsiteX53" fmla="*/ 331752 w 1030887"/>
-                                  <a:gd name="connsiteY53" fmla="*/ 131445 h 308610"/>
-                                  <a:gd name="connsiteX54" fmla="*/ 346992 w 1030887"/>
-                                  <a:gd name="connsiteY54" fmla="*/ 110490 h 308610"/>
-                                  <a:gd name="connsiteX55" fmla="*/ 348897 w 1030887"/>
-                                  <a:gd name="connsiteY55" fmla="*/ 100965 h 308610"/>
-                                  <a:gd name="connsiteX56" fmla="*/ 343182 w 1030887"/>
-                                  <a:gd name="connsiteY56" fmla="*/ 91440 h 308610"/>
-                                  <a:gd name="connsiteX57" fmla="*/ 373662 w 1030887"/>
-                                  <a:gd name="connsiteY57" fmla="*/ 118110 h 308610"/>
-                                  <a:gd name="connsiteX58" fmla="*/ 358422 w 1030887"/>
-                                  <a:gd name="connsiteY58" fmla="*/ 156210 h 308610"/>
-                                  <a:gd name="connsiteX59" fmla="*/ 333657 w 1030887"/>
-                                  <a:gd name="connsiteY59" fmla="*/ 169545 h 308610"/>
-                                  <a:gd name="connsiteX60" fmla="*/ 352707 w 1030887"/>
-                                  <a:gd name="connsiteY60" fmla="*/ 186690 h 308610"/>
-                                  <a:gd name="connsiteX61" fmla="*/ 362232 w 1030887"/>
-                                  <a:gd name="connsiteY61" fmla="*/ 182880 h 308610"/>
-                                  <a:gd name="connsiteX62" fmla="*/ 369852 w 1030887"/>
-                                  <a:gd name="connsiteY62" fmla="*/ 180975 h 308610"/>
-                                  <a:gd name="connsiteX63" fmla="*/ 388902 w 1030887"/>
-                                  <a:gd name="connsiteY63" fmla="*/ 175260 h 308610"/>
-                                  <a:gd name="connsiteX64" fmla="*/ 404142 w 1030887"/>
-                                  <a:gd name="connsiteY64" fmla="*/ 171450 h 308610"/>
-                                  <a:gd name="connsiteX65" fmla="*/ 419382 w 1030887"/>
-                                  <a:gd name="connsiteY65" fmla="*/ 148590 h 308610"/>
-                                  <a:gd name="connsiteX66" fmla="*/ 436527 w 1030887"/>
-                                  <a:gd name="connsiteY66" fmla="*/ 78105 h 308610"/>
-                                  <a:gd name="connsiteX67" fmla="*/ 440337 w 1030887"/>
-                                  <a:gd name="connsiteY67" fmla="*/ 40005 h 308610"/>
-                                  <a:gd name="connsiteX68" fmla="*/ 438432 w 1030887"/>
-                                  <a:gd name="connsiteY68" fmla="*/ 51435 h 308610"/>
-                                  <a:gd name="connsiteX69" fmla="*/ 434622 w 1030887"/>
-                                  <a:gd name="connsiteY69" fmla="*/ 97155 h 308610"/>
-                                  <a:gd name="connsiteX70" fmla="*/ 430812 w 1030887"/>
-                                  <a:gd name="connsiteY70" fmla="*/ 106680 h 308610"/>
-                                  <a:gd name="connsiteX71" fmla="*/ 468912 w 1030887"/>
-                                  <a:gd name="connsiteY71" fmla="*/ 104775 h 308610"/>
-                                  <a:gd name="connsiteX72" fmla="*/ 499392 w 1030887"/>
-                                  <a:gd name="connsiteY72" fmla="*/ 97155 h 308610"/>
-                                  <a:gd name="connsiteX73" fmla="*/ 520347 w 1030887"/>
-                                  <a:gd name="connsiteY73" fmla="*/ 81915 h 308610"/>
-                                  <a:gd name="connsiteX74" fmla="*/ 518442 w 1030887"/>
-                                  <a:gd name="connsiteY74" fmla="*/ 55245 h 308610"/>
-                                  <a:gd name="connsiteX75" fmla="*/ 520347 w 1030887"/>
-                                  <a:gd name="connsiteY75" fmla="*/ 34290 h 308610"/>
-                                  <a:gd name="connsiteX76" fmla="*/ 514632 w 1030887"/>
-                                  <a:gd name="connsiteY76" fmla="*/ 57150 h 308610"/>
-                                  <a:gd name="connsiteX77" fmla="*/ 512727 w 1030887"/>
-                                  <a:gd name="connsiteY77" fmla="*/ 175260 h 308610"/>
-                                  <a:gd name="connsiteX78" fmla="*/ 535587 w 1030887"/>
-                                  <a:gd name="connsiteY78" fmla="*/ 167640 h 308610"/>
-                                  <a:gd name="connsiteX79" fmla="*/ 543207 w 1030887"/>
-                                  <a:gd name="connsiteY79" fmla="*/ 158115 h 308610"/>
-                                  <a:gd name="connsiteX80" fmla="*/ 554637 w 1030887"/>
-                                  <a:gd name="connsiteY80" fmla="*/ 139065 h 308610"/>
-                                  <a:gd name="connsiteX81" fmla="*/ 554637 w 1030887"/>
-                                  <a:gd name="connsiteY81" fmla="*/ 108585 h 308610"/>
-                                  <a:gd name="connsiteX82" fmla="*/ 548922 w 1030887"/>
-                                  <a:gd name="connsiteY82" fmla="*/ 127635 h 308610"/>
-                                  <a:gd name="connsiteX83" fmla="*/ 535587 w 1030887"/>
-                                  <a:gd name="connsiteY83" fmla="*/ 169545 h 308610"/>
-                                  <a:gd name="connsiteX84" fmla="*/ 539397 w 1030887"/>
-                                  <a:gd name="connsiteY84" fmla="*/ 179070 h 308610"/>
-                                  <a:gd name="connsiteX85" fmla="*/ 554637 w 1030887"/>
-                                  <a:gd name="connsiteY85" fmla="*/ 188595 h 308610"/>
-                                  <a:gd name="connsiteX86" fmla="*/ 571782 w 1030887"/>
-                                  <a:gd name="connsiteY86" fmla="*/ 156210 h 308610"/>
-                                  <a:gd name="connsiteX87" fmla="*/ 585117 w 1030887"/>
-                                  <a:gd name="connsiteY87" fmla="*/ 127635 h 308610"/>
-                                  <a:gd name="connsiteX88" fmla="*/ 592737 w 1030887"/>
-                                  <a:gd name="connsiteY88" fmla="*/ 123825 h 308610"/>
-                                  <a:gd name="connsiteX89" fmla="*/ 607977 w 1030887"/>
-                                  <a:gd name="connsiteY89" fmla="*/ 129540 h 308610"/>
-                                  <a:gd name="connsiteX90" fmla="*/ 606072 w 1030887"/>
-                                  <a:gd name="connsiteY90" fmla="*/ 165735 h 308610"/>
-                                  <a:gd name="connsiteX91" fmla="*/ 604167 w 1030887"/>
-                                  <a:gd name="connsiteY91" fmla="*/ 177165 h 308610"/>
-                                  <a:gd name="connsiteX92" fmla="*/ 596547 w 1030887"/>
-                                  <a:gd name="connsiteY92" fmla="*/ 179070 h 308610"/>
-                                  <a:gd name="connsiteX93" fmla="*/ 621312 w 1030887"/>
-                                  <a:gd name="connsiteY93" fmla="*/ 121920 h 308610"/>
-                                  <a:gd name="connsiteX94" fmla="*/ 630837 w 1030887"/>
-                                  <a:gd name="connsiteY94" fmla="*/ 120015 h 308610"/>
-                                  <a:gd name="connsiteX95" fmla="*/ 632742 w 1030887"/>
-                                  <a:gd name="connsiteY95" fmla="*/ 129540 h 308610"/>
-                                  <a:gd name="connsiteX96" fmla="*/ 634647 w 1030887"/>
-                                  <a:gd name="connsiteY96" fmla="*/ 160020 h 308610"/>
-                                  <a:gd name="connsiteX97" fmla="*/ 642267 w 1030887"/>
-                                  <a:gd name="connsiteY97" fmla="*/ 165735 h 308610"/>
-                                  <a:gd name="connsiteX98" fmla="*/ 686082 w 1030887"/>
-                                  <a:gd name="connsiteY98" fmla="*/ 123825 h 308610"/>
-                                  <a:gd name="connsiteX99" fmla="*/ 682272 w 1030887"/>
-                                  <a:gd name="connsiteY99" fmla="*/ 102870 h 308610"/>
-                                  <a:gd name="connsiteX100" fmla="*/ 659412 w 1030887"/>
-                                  <a:gd name="connsiteY100" fmla="*/ 108585 h 308610"/>
-                                  <a:gd name="connsiteX101" fmla="*/ 665127 w 1030887"/>
-                                  <a:gd name="connsiteY101" fmla="*/ 116205 h 308610"/>
-                                  <a:gd name="connsiteX102" fmla="*/ 674652 w 1030887"/>
-                                  <a:gd name="connsiteY102" fmla="*/ 121920 h 308610"/>
-                                  <a:gd name="connsiteX103" fmla="*/ 687987 w 1030887"/>
-                                  <a:gd name="connsiteY103" fmla="*/ 131445 h 308610"/>
-                                  <a:gd name="connsiteX104" fmla="*/ 678462 w 1030887"/>
-                                  <a:gd name="connsiteY104" fmla="*/ 154305 h 308610"/>
-                                  <a:gd name="connsiteX105" fmla="*/ 684177 w 1030887"/>
-                                  <a:gd name="connsiteY105" fmla="*/ 165735 h 308610"/>
-                                  <a:gd name="connsiteX106" fmla="*/ 716562 w 1030887"/>
-                                  <a:gd name="connsiteY106" fmla="*/ 154305 h 308610"/>
-                                  <a:gd name="connsiteX107" fmla="*/ 748947 w 1030887"/>
-                                  <a:gd name="connsiteY107" fmla="*/ 131445 h 308610"/>
-                                  <a:gd name="connsiteX108" fmla="*/ 756567 w 1030887"/>
-                                  <a:gd name="connsiteY108" fmla="*/ 112395 h 308610"/>
-                                  <a:gd name="connsiteX109" fmla="*/ 758472 w 1030887"/>
-                                  <a:gd name="connsiteY109" fmla="*/ 102870 h 308610"/>
-                                  <a:gd name="connsiteX110" fmla="*/ 745137 w 1030887"/>
-                                  <a:gd name="connsiteY110" fmla="*/ 161925 h 308610"/>
-                                  <a:gd name="connsiteX111" fmla="*/ 748947 w 1030887"/>
-                                  <a:gd name="connsiteY111" fmla="*/ 179070 h 308610"/>
-                                  <a:gd name="connsiteX112" fmla="*/ 766092 w 1030887"/>
-                                  <a:gd name="connsiteY112" fmla="*/ 169545 h 308610"/>
-                                  <a:gd name="connsiteX113" fmla="*/ 811812 w 1030887"/>
-                                  <a:gd name="connsiteY113" fmla="*/ 127635 h 308610"/>
-                                  <a:gd name="connsiteX114" fmla="*/ 815622 w 1030887"/>
-                                  <a:gd name="connsiteY114" fmla="*/ 118110 h 308610"/>
-                                  <a:gd name="connsiteX115" fmla="*/ 804192 w 1030887"/>
-                                  <a:gd name="connsiteY115" fmla="*/ 125730 h 308610"/>
-                                  <a:gd name="connsiteX116" fmla="*/ 787047 w 1030887"/>
-                                  <a:gd name="connsiteY116" fmla="*/ 146685 h 308610"/>
-                                  <a:gd name="connsiteX117" fmla="*/ 781332 w 1030887"/>
-                                  <a:gd name="connsiteY117" fmla="*/ 165735 h 308610"/>
-                                  <a:gd name="connsiteX118" fmla="*/ 790857 w 1030887"/>
-                                  <a:gd name="connsiteY118" fmla="*/ 175260 h 308610"/>
-                                  <a:gd name="connsiteX119" fmla="*/ 798477 w 1030887"/>
-                                  <a:gd name="connsiteY119" fmla="*/ 177165 h 308610"/>
-                                  <a:gd name="connsiteX120" fmla="*/ 832767 w 1030887"/>
-                                  <a:gd name="connsiteY120" fmla="*/ 158115 h 308610"/>
-                                  <a:gd name="connsiteX121" fmla="*/ 848007 w 1030887"/>
-                                  <a:gd name="connsiteY121" fmla="*/ 144780 h 308610"/>
-                                  <a:gd name="connsiteX122" fmla="*/ 855627 w 1030887"/>
-                                  <a:gd name="connsiteY122" fmla="*/ 131445 h 308610"/>
-                                  <a:gd name="connsiteX123" fmla="*/ 848007 w 1030887"/>
-                                  <a:gd name="connsiteY123" fmla="*/ 118110 h 308610"/>
-                                  <a:gd name="connsiteX124" fmla="*/ 838482 w 1030887"/>
-                                  <a:gd name="connsiteY124" fmla="*/ 114300 h 308610"/>
-                                  <a:gd name="connsiteX125" fmla="*/ 840387 w 1030887"/>
-                                  <a:gd name="connsiteY125" fmla="*/ 150495 h 308610"/>
-                                  <a:gd name="connsiteX126" fmla="*/ 838482 w 1030887"/>
-                                  <a:gd name="connsiteY126" fmla="*/ 304800 h 308610"/>
-                                  <a:gd name="connsiteX127" fmla="*/ 846102 w 1030887"/>
-                                  <a:gd name="connsiteY127" fmla="*/ 308610 h 308610"/>
-                                  <a:gd name="connsiteX128" fmla="*/ 874677 w 1030887"/>
-                                  <a:gd name="connsiteY128" fmla="*/ 203835 h 308610"/>
-                                  <a:gd name="connsiteX129" fmla="*/ 868962 w 1030887"/>
-                                  <a:gd name="connsiteY129" fmla="*/ 167640 h 308610"/>
-                                  <a:gd name="connsiteX130" fmla="*/ 853722 w 1030887"/>
-                                  <a:gd name="connsiteY130" fmla="*/ 152400 h 308610"/>
-                                  <a:gd name="connsiteX131" fmla="*/ 849912 w 1030887"/>
-                                  <a:gd name="connsiteY131" fmla="*/ 161925 h 308610"/>
-                                  <a:gd name="connsiteX132" fmla="*/ 870867 w 1030887"/>
-                                  <a:gd name="connsiteY132" fmla="*/ 171450 h 308610"/>
-                                  <a:gd name="connsiteX133" fmla="*/ 880392 w 1030887"/>
-                                  <a:gd name="connsiteY133" fmla="*/ 169545 h 308610"/>
-                                  <a:gd name="connsiteX134" fmla="*/ 910872 w 1030887"/>
-                                  <a:gd name="connsiteY134" fmla="*/ 146685 h 308610"/>
-                                  <a:gd name="connsiteX135" fmla="*/ 916587 w 1030887"/>
-                                  <a:gd name="connsiteY135" fmla="*/ 131445 h 308610"/>
-                                  <a:gd name="connsiteX136" fmla="*/ 920397 w 1030887"/>
-                                  <a:gd name="connsiteY136" fmla="*/ 112395 h 308610"/>
-                                  <a:gd name="connsiteX137" fmla="*/ 908967 w 1030887"/>
-                                  <a:gd name="connsiteY137" fmla="*/ 154305 h 308610"/>
-                                  <a:gd name="connsiteX138" fmla="*/ 935637 w 1030887"/>
-                                  <a:gd name="connsiteY138" fmla="*/ 156210 h 308610"/>
-                                  <a:gd name="connsiteX139" fmla="*/ 956592 w 1030887"/>
-                                  <a:gd name="connsiteY139" fmla="*/ 123825 h 308610"/>
-                                  <a:gd name="connsiteX140" fmla="*/ 958497 w 1030887"/>
-                                  <a:gd name="connsiteY140" fmla="*/ 116205 h 308610"/>
-                                  <a:gd name="connsiteX141" fmla="*/ 945162 w 1030887"/>
-                                  <a:gd name="connsiteY141" fmla="*/ 140970 h 308610"/>
-                                  <a:gd name="connsiteX142" fmla="*/ 935637 w 1030887"/>
-                                  <a:gd name="connsiteY142" fmla="*/ 188595 h 308610"/>
-                                  <a:gd name="connsiteX143" fmla="*/ 947067 w 1030887"/>
-                                  <a:gd name="connsiteY143" fmla="*/ 200025 h 308610"/>
-                                  <a:gd name="connsiteX144" fmla="*/ 952782 w 1030887"/>
-                                  <a:gd name="connsiteY144" fmla="*/ 194310 h 308610"/>
-                                  <a:gd name="connsiteX145" fmla="*/ 977547 w 1030887"/>
-                                  <a:gd name="connsiteY145" fmla="*/ 173355 h 308610"/>
-                                  <a:gd name="connsiteX146" fmla="*/ 994692 w 1030887"/>
-                                  <a:gd name="connsiteY146" fmla="*/ 161925 h 308610"/>
-                                  <a:gd name="connsiteX147" fmla="*/ 1006122 w 1030887"/>
-                                  <a:gd name="connsiteY147" fmla="*/ 148590 h 308610"/>
-                                  <a:gd name="connsiteX148" fmla="*/ 1008027 w 1030887"/>
-                                  <a:gd name="connsiteY148" fmla="*/ 140970 h 308610"/>
-                                  <a:gd name="connsiteX149" fmla="*/ 996597 w 1030887"/>
-                                  <a:gd name="connsiteY149" fmla="*/ 118110 h 308610"/>
-                                  <a:gd name="connsiteX150" fmla="*/ 990882 w 1030887"/>
-                                  <a:gd name="connsiteY150" fmla="*/ 116205 h 308610"/>
-                                  <a:gd name="connsiteX151" fmla="*/ 987072 w 1030887"/>
-                                  <a:gd name="connsiteY151" fmla="*/ 133350 h 308610"/>
-                                  <a:gd name="connsiteX152" fmla="*/ 988977 w 1030887"/>
-                                  <a:gd name="connsiteY152" fmla="*/ 148590 h 308610"/>
-                                  <a:gd name="connsiteX153" fmla="*/ 994692 w 1030887"/>
-                                  <a:gd name="connsiteY153" fmla="*/ 154305 h 308610"/>
-                                  <a:gd name="connsiteX154" fmla="*/ 1030887 w 1030887"/>
-                                  <a:gd name="connsiteY154" fmla="*/ 158115 h 308610"/>
-                                </a:gdLst>
+                                <a:gdLst/>
                                 <a:ahLst/>
-                                <a:cxnLst>
-                                  <a:cxn ang="0">
-                                    <a:pos x="connsiteX0" y="connsiteY0"/>
-                                  </a:cxn>
-                                  <a:cxn ang="0">
-                                    <a:pos x="connsiteX1" y="connsiteY1"/>
-                                  </a:cxn>
-                                  <a:cxn ang="0">
-                                    <a:pos x="connsiteX2" y="connsiteY2"/>
-                                  </a:cxn>
-                                  <a:cxn ang="0">
-                                    <a:pos x="connsiteX3" y="connsiteY3"/>
-                                  </a:cxn>
-                                  <a:cxn ang="0">
-                                    <a:pos x="connsiteX4" y="connsiteY4"/>
-                                  </a:cxn>
-                                  <a:cxn ang="0">
-                                    <a:pos x="connsiteX5" y="connsiteY5"/>
-                                  </a:cxn>
-                                  <a:cxn ang="0">
-                                    <a:pos x="connsiteX6" y="connsiteY6"/>
-                                  </a:cxn>
-                                  <a:cxn ang="0">
-                                    <a:pos x="connsiteX7" y="connsiteY7"/>
-                                  </a:cxn>
-                                  <a:cxn ang="0">
-                                    <a:pos x="connsiteX8" y="connsiteY8"/>
-                                  </a:cxn>
-                                  <a:cxn ang="0">
-                                    <a:pos x="connsiteX9" y="connsiteY9"/>
-                                  </a:cxn>
-                                  <a:cxn ang="0">
-                                    <a:pos x="connsiteX10" y="connsiteY10"/>
-                                  </a:cxn>
-                                  <a:cxn ang="0">
-                                    <a:pos x="connsiteX11" y="connsiteY11"/>
-                                  </a:cxn>
-                                  <a:cxn ang="0">
-                                    <a:pos x="connsiteX12" y="connsiteY12"/>
-                                  </a:cxn>
-                                  <a:cxn ang="0">
-                                    <a:pos x="connsiteX13" y="connsiteY13"/>
-                                  </a:cxn>
-                                  <a:cxn ang="0">
-                                    <a:pos x="connsiteX14" y="connsiteY14"/>
-                                  </a:cxn>
-                                  <a:cxn ang="0">
-                                    <a:pos x="connsiteX15" y="connsiteY15"/>
-                                  </a:cxn>
-                                  <a:cxn ang="0">
-                                    <a:pos x="connsiteX16" y="connsiteY16"/>
-                                  </a:cxn>
-                                  <a:cxn ang="0">
-                                    <a:pos x="connsiteX17" y="connsiteY17"/>
-                                  </a:cxn>
-                                  <a:cxn ang="0">
-                                    <a:pos x="connsiteX18" y="connsiteY18"/>
-                                  </a:cxn>
-                                  <a:cxn ang="0">
-                                    <a:pos x="connsiteX19" y="connsiteY19"/>
-                                  </a:cxn>
-                                  <a:cxn ang="0">
-                                    <a:pos x="connsiteX20" y="connsiteY20"/>
-                                  </a:cxn>
-                                  <a:cxn ang="0">
-                                    <a:pos x="connsiteX21" y="connsiteY21"/>
-                                  </a:cxn>
-                                  <a:cxn ang="0">
-                                    <a:pos x="connsiteX22" y="connsiteY22"/>
-                                  </a:cxn>
-                                  <a:cxn ang="0">
-                                    <a:pos x="connsiteX23" y="connsiteY23"/>
-                                  </a:cxn>
-                                  <a:cxn ang="0">
-                                    <a:pos x="connsiteX24" y="connsiteY24"/>
-                                  </a:cxn>
-                                  <a:cxn ang="0">
-                                    <a:pos x="connsiteX25" y="connsiteY25"/>
-                                  </a:cxn>
-                                  <a:cxn ang="0">
-                                    <a:pos x="connsiteX26" y="connsiteY26"/>
-                                  </a:cxn>
-                                  <a:cxn ang="0">
-                                    <a:pos x="connsiteX27" y="connsiteY27"/>
-                                  </a:cxn>
-                                  <a:cxn ang="0">
-                                    <a:pos x="connsiteX28" y="connsiteY28"/>
-                                  </a:cxn>
-                                  <a:cxn ang="0">
-                                    <a:pos x="connsiteX29" y="connsiteY29"/>
-                                  </a:cxn>
-                                  <a:cxn ang="0">
-                                    <a:pos x="connsiteX30" y="connsiteY30"/>
-                                  </a:cxn>
-                                  <a:cxn ang="0">
-                                    <a:pos x="connsiteX31" y="connsiteY31"/>
-                                  </a:cxn>
-                                  <a:cxn ang="0">
-                                    <a:pos x="connsiteX32" y="connsiteY32"/>
-                                  </a:cxn>
-                                  <a:cxn ang="0">
-                                    <a:pos x="connsiteX33" y="connsiteY33"/>
-                                  </a:cxn>
-                                  <a:cxn ang="0">
-                                    <a:pos x="connsiteX34" y="connsiteY34"/>
-                                  </a:cxn>
-                                  <a:cxn ang="0">
-                                    <a:pos x="connsiteX35" y="connsiteY35"/>
-                                  </a:cxn>
-                                  <a:cxn ang="0">
-                                    <a:pos x="connsiteX36" y="connsiteY36"/>
-                                  </a:cxn>
-                                  <a:cxn ang="0">
-                                    <a:pos x="connsiteX37" y="connsiteY37"/>
-                                  </a:cxn>
-                                  <a:cxn ang="0">
-                                    <a:pos x="connsiteX38" y="connsiteY38"/>
-                                  </a:cxn>
-                                  <a:cxn ang="0">
-                                    <a:pos x="connsiteX39" y="connsiteY39"/>
-                                  </a:cxn>
-                                  <a:cxn ang="0">
-                                    <a:pos x="connsiteX40" y="connsiteY40"/>
-                                  </a:cxn>
-                                  <a:cxn ang="0">
-                                    <a:pos x="connsiteX41" y="connsiteY41"/>
-                                  </a:cxn>
-                                  <a:cxn ang="0">
-                                    <a:pos x="connsiteX42" y="connsiteY42"/>
-                                  </a:cxn>
-                                  <a:cxn ang="0">
-                                    <a:pos x="connsiteX43" y="connsiteY43"/>
-                                  </a:cxn>
-                                  <a:cxn ang="0">
-                                    <a:pos x="connsiteX44" y="connsiteY44"/>
-                                  </a:cxn>
-                                  <a:cxn ang="0">
-                                    <a:pos x="connsiteX45" y="connsiteY45"/>
-                                  </a:cxn>
-                                  <a:cxn ang="0">
-                                    <a:pos x="connsiteX46" y="connsiteY46"/>
-                                  </a:cxn>
-                                  <a:cxn ang="0">
-                                    <a:pos x="connsiteX47" y="connsiteY47"/>
-                                  </a:cxn>
-                                  <a:cxn ang="0">
-                                    <a:pos x="connsiteX48" y="connsiteY48"/>
-                                  </a:cxn>
-                                  <a:cxn ang="0">
-                                    <a:pos x="connsiteX49" y="connsiteY49"/>
-                                  </a:cxn>
-                                  <a:cxn ang="0">
-                                    <a:pos x="connsiteX50" y="connsiteY50"/>
-                                  </a:cxn>
-                                  <a:cxn ang="0">
-                                    <a:pos x="connsiteX51" y="connsiteY51"/>
-                                  </a:cxn>
-                                  <a:cxn ang="0">
-                                    <a:pos x="connsiteX52" y="connsiteY52"/>
-                                  </a:cxn>
-                                  <a:cxn ang="0">
-                                    <a:pos x="connsiteX53" y="connsiteY53"/>
-                                  </a:cxn>
-                                  <a:cxn ang="0">
-                                    <a:pos x="connsiteX54" y="connsiteY54"/>
-                                  </a:cxn>
-                                  <a:cxn ang="0">
-                                    <a:pos x="connsiteX55" y="connsiteY55"/>
-                                  </a:cxn>
-                                  <a:cxn ang="0">
-                                    <a:pos x="connsiteX56" y="connsiteY56"/>
-                                  </a:cxn>
-                                  <a:cxn ang="0">
-                                    <a:pos x="connsiteX57" y="connsiteY57"/>
-                                  </a:cxn>
-                                  <a:cxn ang="0">
-                                    <a:pos x="connsiteX58" y="connsiteY58"/>
-                                  </a:cxn>
-                                  <a:cxn ang="0">
-                                    <a:pos x="connsiteX59" y="connsiteY59"/>
-                                  </a:cxn>
-                                  <a:cxn ang="0">
-                                    <a:pos x="connsiteX60" y="connsiteY60"/>
-                                  </a:cxn>
-                                  <a:cxn ang="0">
-                                    <a:pos x="connsiteX61" y="connsiteY61"/>
-                                  </a:cxn>
-                                  <a:cxn ang="0">
-                                    <a:pos x="connsiteX62" y="connsiteY62"/>
-                                  </a:cxn>
-                                  <a:cxn ang="0">
-                                    <a:pos x="connsiteX63" y="connsiteY63"/>
-                                  </a:cxn>
-                                  <a:cxn ang="0">
-                                    <a:pos x="connsiteX64" y="connsiteY64"/>
-                                  </a:cxn>
-                                  <a:cxn ang="0">
-                                    <a:pos x="connsiteX65" y="connsiteY65"/>
-                                  </a:cxn>
-                                  <a:cxn ang="0">
-                                    <a:pos x="connsiteX66" y="connsiteY66"/>
-                                  </a:cxn>
-                                  <a:cxn ang="0">
-                                    <a:pos x="connsiteX67" y="connsiteY67"/>
-                                  </a:cxn>
-                                  <a:cxn ang="0">
-                                    <a:pos x="connsiteX68" y="connsiteY68"/>
-                                  </a:cxn>
-                                  <a:cxn ang="0">
-                                    <a:pos x="connsiteX69" y="connsiteY69"/>
-                                  </a:cxn>
-                                  <a:cxn ang="0">
-                                    <a:pos x="connsiteX70" y="connsiteY70"/>
-                                  </a:cxn>
-                                  <a:cxn ang="0">
-                                    <a:pos x="connsiteX71" y="connsiteY71"/>
-                                  </a:cxn>
-                                  <a:cxn ang="0">
-                                    <a:pos x="connsiteX72" y="connsiteY72"/>
-                                  </a:cxn>
-                                  <a:cxn ang="0">
-                                    <a:pos x="connsiteX73" y="connsiteY73"/>
-                                  </a:cxn>
-                                  <a:cxn ang="0">
-                                    <a:pos x="connsiteX74" y="connsiteY74"/>
-                                  </a:cxn>
-                                  <a:cxn ang="0">
-                                    <a:pos x="connsiteX75" y="connsiteY75"/>
-                                  </a:cxn>
-                                  <a:cxn ang="0">
-                                    <a:pos x="connsiteX76" y="connsiteY76"/>
-                                  </a:cxn>
-                                  <a:cxn ang="0">
-                                    <a:pos x="connsiteX77" y="connsiteY77"/>
-                                  </a:cxn>
-                                  <a:cxn ang="0">
-                                    <a:pos x="connsiteX78" y="connsiteY78"/>
-                                  </a:cxn>
-                                  <a:cxn ang="0">
-                                    <a:pos x="connsiteX79" y="connsiteY79"/>
-                                  </a:cxn>
-                                  <a:cxn ang="0">
-                                    <a:pos x="connsiteX80" y="connsiteY80"/>
-                                  </a:cxn>
-                                  <a:cxn ang="0">
-                                    <a:pos x="connsiteX81" y="connsiteY81"/>
-                                  </a:cxn>
-                                  <a:cxn ang="0">
-                                    <a:pos x="connsiteX82" y="connsiteY82"/>
-                                  </a:cxn>
-                                  <a:cxn ang="0">
-                                    <a:pos x="connsiteX83" y="connsiteY83"/>
-                                  </a:cxn>
-                                  <a:cxn ang="0">
-                                    <a:pos x="connsiteX84" y="connsiteY84"/>
-                                  </a:cxn>
-                                  <a:cxn ang="0">
-                                    <a:pos x="connsiteX85" y="connsiteY85"/>
-                                  </a:cxn>
-                                  <a:cxn ang="0">
-                                    <a:pos x="connsiteX86" y="connsiteY86"/>
-                                  </a:cxn>
-                                  <a:cxn ang="0">
-                                    <a:pos x="connsiteX87" y="connsiteY87"/>
-                                  </a:cxn>
-                                  <a:cxn ang="0">
-                                    <a:pos x="connsiteX88" y="connsiteY88"/>
-                                  </a:cxn>
-                                  <a:cxn ang="0">
-                                    <a:pos x="connsiteX89" y="connsiteY89"/>
-                                  </a:cxn>
-                                  <a:cxn ang="0">
-                                    <a:pos x="connsiteX90" y="connsiteY90"/>
-                                  </a:cxn>
-                                  <a:cxn ang="0">
-                                    <a:pos x="connsiteX91" y="connsiteY91"/>
-                                  </a:cxn>
-                                  <a:cxn ang="0">
-                                    <a:pos x="connsiteX92" y="connsiteY92"/>
-                                  </a:cxn>
-                                  <a:cxn ang="0">
-                                    <a:pos x="connsiteX93" y="connsiteY93"/>
-                                  </a:cxn>
-                                  <a:cxn ang="0">
-                                    <a:pos x="connsiteX94" y="connsiteY94"/>
-                                  </a:cxn>
-                                  <a:cxn ang="0">
-                                    <a:pos x="connsiteX95" y="connsiteY95"/>
-                                  </a:cxn>
-                                  <a:cxn ang="0">
-                                    <a:pos x="connsiteX96" y="connsiteY96"/>
-                                  </a:cxn>
-                                  <a:cxn ang="0">
-                                    <a:pos x="connsiteX97" y="connsiteY97"/>
-                                  </a:cxn>
-                                  <a:cxn ang="0">
-                                    <a:pos x="connsiteX98" y="connsiteY98"/>
-                                  </a:cxn>
-                                  <a:cxn ang="0">
-                                    <a:pos x="connsiteX99" y="connsiteY99"/>
-                                  </a:cxn>
-                                  <a:cxn ang="0">
-                                    <a:pos x="connsiteX100" y="connsiteY100"/>
-                                  </a:cxn>
-                                  <a:cxn ang="0">
-                                    <a:pos x="connsiteX101" y="connsiteY101"/>
-                                  </a:cxn>
-                                  <a:cxn ang="0">
-                                    <a:pos x="connsiteX102" y="connsiteY102"/>
-                                  </a:cxn>
-                                  <a:cxn ang="0">
-                                    <a:pos x="connsiteX103" y="connsiteY103"/>
-                                  </a:cxn>
-                                  <a:cxn ang="0">
-                                    <a:pos x="connsiteX104" y="connsiteY104"/>
-                                  </a:cxn>
-                                  <a:cxn ang="0">
-                                    <a:pos x="connsiteX105" y="connsiteY105"/>
-                                  </a:cxn>
-                                  <a:cxn ang="0">
-                                    <a:pos x="connsiteX106" y="connsiteY106"/>
-                                  </a:cxn>
-                                  <a:cxn ang="0">
-                                    <a:pos x="connsiteX107" y="connsiteY107"/>
-                                  </a:cxn>
-                                  <a:cxn ang="0">
-                                    <a:pos x="connsiteX108" y="connsiteY108"/>
-                                  </a:cxn>
-                                  <a:cxn ang="0">
-                                    <a:pos x="connsiteX109" y="connsiteY109"/>
-                                  </a:cxn>
-                                  <a:cxn ang="0">
-                                    <a:pos x="connsiteX110" y="connsiteY110"/>
-                                  </a:cxn>
-                                  <a:cxn ang="0">
-                                    <a:pos x="connsiteX111" y="connsiteY111"/>
-                                  </a:cxn>
-                                  <a:cxn ang="0">
-                                    <a:pos x="connsiteX112" y="connsiteY112"/>
-                                  </a:cxn>
-                                  <a:cxn ang="0">
-                                    <a:pos x="connsiteX113" y="connsiteY113"/>
-                                  </a:cxn>
-                                  <a:cxn ang="0">
-                                    <a:pos x="connsiteX114" y="connsiteY114"/>
-                                  </a:cxn>
-                                  <a:cxn ang="0">
-                                    <a:pos x="connsiteX115" y="connsiteY115"/>
-                                  </a:cxn>
-                                  <a:cxn ang="0">
-                                    <a:pos x="connsiteX116" y="connsiteY116"/>
-                                  </a:cxn>
-                                  <a:cxn ang="0">
-                                    <a:pos x="connsiteX117" y="connsiteY117"/>
-                                  </a:cxn>
-                                  <a:cxn ang="0">
-                                    <a:pos x="connsiteX118" y="connsiteY118"/>
-                                  </a:cxn>
-                                  <a:cxn ang="0">
-                                    <a:pos x="connsiteX119" y="connsiteY119"/>
-                                  </a:cxn>
-                                  <a:cxn ang="0">
-                                    <a:pos x="connsiteX120" y="connsiteY120"/>
-                                  </a:cxn>
-                                  <a:cxn ang="0">
-                                    <a:pos x="connsiteX121" y="connsiteY121"/>
-                                  </a:cxn>
-                                  <a:cxn ang="0">
-                                    <a:pos x="connsiteX122" y="connsiteY122"/>
-                                  </a:cxn>
-                                  <a:cxn ang="0">
-                                    <a:pos x="connsiteX123" y="connsiteY123"/>
-                                  </a:cxn>
-                                  <a:cxn ang="0">
-                                    <a:pos x="connsiteX124" y="connsiteY124"/>
-                                  </a:cxn>
-                                  <a:cxn ang="0">
-                                    <a:pos x="connsiteX125" y="connsiteY125"/>
-                                  </a:cxn>
-                                  <a:cxn ang="0">
-                                    <a:pos x="connsiteX126" y="connsiteY126"/>
-                                  </a:cxn>
-                                  <a:cxn ang="0">
-                                    <a:pos x="connsiteX127" y="connsiteY127"/>
-                                  </a:cxn>
-                                  <a:cxn ang="0">
-                                    <a:pos x="connsiteX128" y="connsiteY128"/>
-                                  </a:cxn>
-                                  <a:cxn ang="0">
-                                    <a:pos x="connsiteX129" y="connsiteY129"/>
-                                  </a:cxn>
-                                  <a:cxn ang="0">
-                                    <a:pos x="connsiteX130" y="connsiteY130"/>
-                                  </a:cxn>
-                                  <a:cxn ang="0">
-                                    <a:pos x="connsiteX131" y="connsiteY131"/>
-                                  </a:cxn>
-                                  <a:cxn ang="0">
-                                    <a:pos x="connsiteX132" y="connsiteY132"/>
-                                  </a:cxn>
-                                  <a:cxn ang="0">
-                                    <a:pos x="connsiteX133" y="connsiteY133"/>
-                                  </a:cxn>
-                                  <a:cxn ang="0">
-                                    <a:pos x="connsiteX134" y="connsiteY134"/>
-                                  </a:cxn>
-                                  <a:cxn ang="0">
-                                    <a:pos x="connsiteX135" y="connsiteY135"/>
-                                  </a:cxn>
-                                  <a:cxn ang="0">
-                                    <a:pos x="connsiteX136" y="connsiteY136"/>
-                                  </a:cxn>
-                                  <a:cxn ang="0">
-                                    <a:pos x="connsiteX137" y="connsiteY137"/>
-                                  </a:cxn>
-                                  <a:cxn ang="0">
-                                    <a:pos x="connsiteX138" y="connsiteY138"/>
-                                  </a:cxn>
-                                  <a:cxn ang="0">
-                                    <a:pos x="connsiteX139" y="connsiteY139"/>
-                                  </a:cxn>
-                                  <a:cxn ang="0">
-                                    <a:pos x="connsiteX140" y="connsiteY140"/>
-                                  </a:cxn>
-                                  <a:cxn ang="0">
-                                    <a:pos x="connsiteX141" y="connsiteY141"/>
-                                  </a:cxn>
-                                  <a:cxn ang="0">
-                                    <a:pos x="connsiteX142" y="connsiteY142"/>
-                                  </a:cxn>
-                                  <a:cxn ang="0">
-                                    <a:pos x="connsiteX143" y="connsiteY143"/>
-                                  </a:cxn>
-                                  <a:cxn ang="0">
-                                    <a:pos x="connsiteX144" y="connsiteY144"/>
-                                  </a:cxn>
-                                  <a:cxn ang="0">
-                                    <a:pos x="connsiteX145" y="connsiteY145"/>
-                                  </a:cxn>
-                                  <a:cxn ang="0">
-                                    <a:pos x="connsiteX146" y="connsiteY146"/>
-                                  </a:cxn>
-                                  <a:cxn ang="0">
-                                    <a:pos x="connsiteX147" y="connsiteY147"/>
-                                  </a:cxn>
-                                  <a:cxn ang="0">
-                                    <a:pos x="connsiteX148" y="connsiteY148"/>
-                                  </a:cxn>
-                                  <a:cxn ang="0">
-                                    <a:pos x="connsiteX149" y="connsiteY149"/>
-                                  </a:cxn>
-                                  <a:cxn ang="0">
-                                    <a:pos x="connsiteX150" y="connsiteY150"/>
-                                  </a:cxn>
-                                  <a:cxn ang="0">
-                                    <a:pos x="connsiteX151" y="connsiteY151"/>
-                                  </a:cxn>
-                                  <a:cxn ang="0">
-                                    <a:pos x="connsiteX152" y="connsiteY152"/>
-                                  </a:cxn>
-                                  <a:cxn ang="0">
-                                    <a:pos x="connsiteX153" y="connsiteY153"/>
-                                  </a:cxn>
-                                  <a:cxn ang="0">
-                                    <a:pos x="connsiteX154" y="connsiteY154"/>
-                                  </a:cxn>
-                                </a:cxnLst>
-                                <a:rect l="l" t="t" r="r" b="b"/>
+                                <a:cxnLst/>
+                                <a:rect l="0" t="0" r="r" b="b"/>
                                 <a:pathLst>
                                   <a:path w="1030887" h="308610">
                                     <a:moveTo>
@@ -2180,46 +1532,53 @@
                                   </a:path>
                                 </a:pathLst>
                               </a:custGeom>
+                              <a:noFill/>
+                              <a:ln w="6350">
+                                <a:solidFill>
+                                  <a:srgbClr val="000000"/>
+                                </a:solidFill>
+                                <a:miter lim="800000"/>
+                                <a:headEnd/>
+                                <a:tailEnd/>
+                              </a:ln>
+                              <a:extLst>
+                                <a:ext uri="{909E8E84-426E-40DD-AFC4-6F175D3DCCD1}">
+                                  <a14:hiddenFill xmlns:a14="http://schemas.microsoft.com/office/drawing/2010/main">
+                                    <a:solidFill>
+                                      <a:srgbClr val="FFFFFF"/>
+                                    </a:solidFill>
+                                  </a14:hiddenFill>
+                                </a:ext>
+                              </a:extLst>
                             </wps:spPr>
-                            <wps:style>
-                              <a:lnRef idx="1">
-                                <a:schemeClr val="dk1"/>
-                              </a:lnRef>
-                              <a:fillRef idx="0">
-                                <a:schemeClr val="dk1"/>
-                              </a:fillRef>
-                              <a:effectRef idx="0">
-                                <a:schemeClr val="dk1"/>
-                              </a:effectRef>
-                              <a:fontRef idx="minor">
-                                <a:schemeClr val="tx1"/>
-                              </a:fontRef>
-                            </wps:style>
-                            <wps:bodyPr rot="0" spcFirstLastPara="0" vertOverflow="overflow" horzOverflow="overflow" vert="horz" wrap="square" lIns="91440" tIns="45720" rIns="91440" bIns="45720" numCol="1" spcCol="0" rtlCol="0" fromWordArt="0" anchor="ctr" anchorCtr="0" forceAA="0" compatLnSpc="1">
-                              <a:prstTxWarp prst="textNoShape">
-                                <a:avLst/>
-                              </a:prstTxWarp>
+                            <wps:bodyPr rot="0" vert="horz" wrap="square" lIns="91440" tIns="45720" rIns="91440" bIns="45720" anchor="ctr" anchorCtr="0" upright="1">
                               <a:noAutofit/>
                             </wps:bodyPr>
                           </wps:wsp>
                         </a:graphicData>
                       </a:graphic>
+                      <wp14:sizeRelH relativeFrom="page">
+                        <wp14:pctWidth>0</wp14:pctWidth>
+                      </wp14:sizeRelH>
+                      <wp14:sizeRelV relativeFrom="page">
+                        <wp14:pctHeight>0</wp14:pctHeight>
+                      </wp14:sizeRelV>
                     </wp:anchor>
                   </w:drawing>
                 </mc:Choice>
                 <mc:Fallback>
-                  <w:pict>
-                    <v:shape w14:anchorId="3FF0163C" id="Forma Livre: Forma 3" o:spid="_x0000_s1026" style="position:absolute;margin-left:10.85pt;margin-top:13.85pt;width:81.15pt;height:24.3pt;z-index:251659264;visibility:visible;mso-wrap-style:square;mso-wrap-distance-left:9pt;mso-wrap-distance-top:0;mso-wrap-distance-right:9pt;mso-wrap-distance-bottom:0;mso-position-horizontal:absolute;mso-position-horizontal-relative:text;mso-position-vertical:absolute;mso-position-vertical-relative:text;v-text-anchor:middle" coordsize="1030887,308610" o:gfxdata="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" path="m25047,28575v3810,5080,5348,17065,11430,15240c52046,39144,71885,19943,59337,3810,57238,1111,52987,1270,49812,,38588,3741,41959,511,51717,19050v5744,10914,12295,20347,19050,30480c70132,57150,69810,64803,68862,72390v-325,2598,-606,5347,-1905,7620c65620,82349,62808,83533,61242,85725v-3229,4521,-8558,20153,-9525,22860c51273,109828,45612,127722,44097,129540v-1286,1543,-3810,1270,-5715,1905c20102,126875,42164,129756,21237,148590v-2407,2166,-6350,-1270,-9525,-1905c2378,135485,-4883,132249,4092,114300v1905,-3810,7620,-3810,11430,-5715c19967,109855,25247,109507,28857,112395v3719,2975,9852,24391,11430,26670c45857,147110,51886,148261,59337,152400v3237,1798,6350,3810,9525,5715c79993,155211,127623,144736,141252,135255v6676,-4644,10160,-12700,15240,-19050c160630,95515,163702,93272,154587,70485v-1842,-4605,-6350,-7620,-9525,-11430c132362,65405,117665,68774,106962,78105,92310,90878,70767,123825,70767,123825v3175,3175,7297,13424,9525,9525c86352,122745,80888,108245,86007,97155v2342,-5074,24184,-17807,30480,-20955c119546,74671,122837,73660,126012,72390v8255,1270,16841,1169,24765,3810c162182,80002,161152,87535,164112,97155v1181,3838,2540,7620,3810,11430c166652,116205,167379,124445,164112,131445v-1566,3355,-6213,4059,-9525,5715c138206,145350,141647,143939,127917,146685v1270,3175,1758,6789,3810,9525c135571,161336,139739,162056,145062,163830v4445,-635,9232,-81,13335,-1905c178452,153012,182179,145449,196497,129540v-5715,-8255,-13153,-33977,-17145,-24765c168448,129937,171732,186690,171732,186690v1257,5027,1013,14591,9525,3810c189224,180408,194812,168630,202212,158115v21685,-30815,10000,-6824,20955,-32385c225321,135423,221729,163830,240312,163830v4016,,7620,-2540,11430,-3810c258092,149225,263278,137654,270792,127635v1943,-2590,-1905,9525,-1905,9525c270157,143510,270206,150232,272697,156210v881,2113,3611,2908,5715,3810c280818,161051,283515,161206,286032,161925v1931,552,3810,1270,5715,1905c310819,151910,313264,151694,331752,131445v5824,-6378,10160,-13970,15240,-20955c347627,107315,349532,104140,348897,100965v-726,-3631,-8952,-11323,-5715,-9525c352789,96777,364827,109275,373662,118110v-5080,12700,-7454,26854,-15240,38100c353437,163411,342117,166725,333657,169545v1919,2239,11704,17145,19050,17145c356127,186690,358988,183961,362232,182880v2484,-828,5103,-1186,7620,-1905c376227,179154,382514,177034,388902,175260v5045,-1401,15240,-3810,15240,-3810c414675,163550,414589,165549,419382,148590v6576,-23269,17145,-70485,17145,-70485c437797,65405,439428,52736,440337,40005v275,-3853,-1521,7587,-1905,11430c436910,66652,436712,82006,434622,97155v-467,3388,-7148,8783,-3810,9525c443225,109438,456212,105410,468912,104775v20453,-13636,-24962,15481,30480,-7620c507365,93833,513362,86995,520347,81915v-635,-8890,-1905,-17757,-1905,-26670c518442,48231,526620,31153,520347,34290v-7025,3513,-5715,22860,-5715,22860c511634,88625,504116,150751,512727,175260v2663,7578,22860,-7620,22860,-7620c538127,164465,541158,161627,543207,158115v12649,-21684,-976,-6644,11430,-19050c555840,133052,561336,110260,554637,108585v-6432,-1608,-3537,12788,-5715,19050c535328,166718,542618,137905,535587,169545v1270,3175,1711,6826,3810,9525c544833,186059,547859,186336,554637,188595v5715,-10795,12971,-20906,17145,-32385c574495,148749,577502,134162,585117,127635v2156,-1848,5080,-2540,7620,-3810c597817,125730,606332,124370,607977,129540v3663,11513,-942,24152,-1905,36195c605764,169585,606412,174022,604167,177165v-1522,2130,-5080,1270,-7620,1905c602380,151849,600596,145398,621312,121920v2142,-2428,6350,-1270,9525,-1905c631472,123190,632435,126317,632742,129540v965,10134,-686,20635,1905,30480c635455,163090,639727,163830,642267,165735v11148,-8576,38554,-26785,43815,-41910c688414,117120,683542,109855,682272,102870v-7620,1905,-16660,893,-22860,5715c656906,110534,662738,114114,665127,116205v2787,2438,6350,3810,9525,5715c729120,105900,704245,107600,687987,131445v-4650,6821,-6350,15240,-9525,22860c680367,158115,679917,165735,684177,165735v11448,,21939,-6747,32385,-11430c736755,145253,736516,143876,748947,131445v2540,-6350,5457,-12562,7620,-19050c757591,109323,759004,99676,758472,102870v-6346,38073,-3527,24727,-13335,59055c746407,167640,743445,177069,748947,179070v6144,2234,11915,-5602,17145,-9525c797896,145692,794763,148094,811812,127635v1270,-3175,7127,-8696,3810,-9525c811180,116999,807092,122186,804192,125730r-17145,20955c785142,153035,781804,159122,781332,165735v-525,7355,4816,8180,9525,9525c793374,175979,795937,176530,798477,177165v17820,-5940,13329,-3329,34290,-19050c838167,154065,843614,149905,848007,144780v3332,-3887,5080,-8890,7620,-13335c853087,127000,851627,121730,848007,118110v-2418,-2418,-8742,-7139,-9525,-3810c835715,126061,839752,138430,840387,150495v-1090,26710,-7100,118982,-1905,154305c838895,307610,843562,307340,846102,308610v13350,-36712,25428,-63869,28575,-104775c875614,191657,873570,178952,868962,167640v-2711,-6653,-10160,-10160,-15240,-15240c852452,155575,849170,158587,849912,161925v2124,9556,14903,8660,20955,9525c874042,170815,877416,170820,880392,169545v17609,-7547,17360,-9740,30480,-22860c912777,141605,915135,136673,916587,131445v1733,-6240,5858,-25193,3810,-19050c915818,126132,912777,140335,908967,154305v2835,17009,-500,20018,26670,1905c939325,153751,956100,124645,956592,123825v635,-2540,3357,-9798,1905,-7620c953296,124006,947985,132030,945162,140970v-4875,15438,-6350,31750,-9525,47625c939447,192405,941955,198321,947067,200025v2556,852,3688,-3941,5715,-5715c960920,187189,969292,180340,977547,173355v5243,-4437,11954,-6932,17145,-11430c999116,158091,1002312,153035,1006122,148590v635,-2540,1905,-5002,1905,-7620c1008027,131769,1002983,124496,996597,118110v-1420,-1420,-3810,-1270,-5715,-1905c989612,121920,987416,127506,987072,133350v-301,5111,155,10429,1905,15240c989898,151122,992622,152580,994692,154305v11335,9446,16000,3810,36195,3810e" filled="f" strokecolor="black [3200]" strokeweight=".5pt">
+                  <w:pict w14:anchorId="44686453">
+                    <v:shape id="Forma Livre: Forma 3" style="position:absolute;margin-left:10.85pt;margin-top:13.85pt;width:81.15pt;height:24.3pt;z-index:251656704;visibility:visible;mso-wrap-style:square;mso-width-percent:0;mso-height-percent:0;mso-wrap-distance-left:9pt;mso-wrap-distance-top:0;mso-wrap-distance-right:9pt;mso-wrap-distance-bottom:0;mso-position-horizontal:absolute;mso-position-horizontal-relative:text;mso-position-vertical:absolute;mso-position-vertical-relative:text;mso-width-percent:0;mso-height-percent:0;mso-width-relative:page;mso-height-relative:page;v-text-anchor:middle" coordsize="1030887,308610" o:spid="_x0000_s1026" filled="f" strokeweight=".5pt" path="m25047,28575v3810,5080,5348,17065,11430,15240c52046,39144,71885,19943,59337,3810,57238,1111,52987,1270,49812,,38588,3741,41959,511,51717,19050v5744,10914,12295,20347,19050,30480c70132,57150,69810,64803,68862,72390v-325,2598,-606,5347,-1905,7620c65620,82349,62808,83533,61242,85725v-3229,4521,-8558,20153,-9525,22860c51273,109828,45612,127722,44097,129540v-1286,1543,-3810,1270,-5715,1905c20102,126875,42164,129756,21237,148590v-2407,2166,-6350,-1270,-9525,-1905c2378,135485,-4883,132249,4092,114300v1905,-3810,7620,-3810,11430,-5715c19967,109855,25247,109507,28857,112395v3719,2975,9852,24391,11430,26670c45857,147110,51886,148261,59337,152400v3237,1798,6350,3810,9525,5715c79993,155211,127623,144736,141252,135255v6676,-4644,10160,-12700,15240,-19050c160630,95515,163702,93272,154587,70485v-1842,-4605,-6350,-7620,-9525,-11430c132362,65405,117665,68774,106962,78105,92310,90878,70767,123825,70767,123825v3175,3175,7297,13424,9525,9525c86352,122745,80888,108245,86007,97155v2342,-5074,24184,-17807,30480,-20955c119546,74671,122837,73660,126012,72390v8255,1270,16841,1169,24765,3810c162182,80002,161152,87535,164112,97155v1181,3838,2540,7620,3810,11430c166652,116205,167379,124445,164112,131445v-1566,3355,-6213,4059,-9525,5715c138206,145350,141647,143939,127917,146685v1270,3175,1758,6789,3810,9525c135571,161336,139739,162056,145062,163830v4445,-635,9232,-81,13335,-1905c178452,153012,182179,145449,196497,129540v-5715,-8255,-13153,-33977,-17145,-24765c168448,129937,171732,186690,171732,186690v1257,5027,1013,14591,9525,3810c189224,180408,194812,168630,202212,158115v21685,-30815,10000,-6824,20955,-32385c225321,135423,221729,163830,240312,163830v4016,,7620,-2540,11430,-3810c258092,149225,263278,137654,270792,127635v1943,-2590,-1905,9525,-1905,9525c270157,143510,270206,150232,272697,156210v881,2113,3611,2908,5715,3810c280818,161051,283515,161206,286032,161925v1931,552,3810,1270,5715,1905c310819,151910,313264,151694,331752,131445v5824,-6378,10160,-13970,15240,-20955c347627,107315,349532,104140,348897,100965v-726,-3631,-8952,-11323,-5715,-9525c352789,96777,364827,109275,373662,118110v-5080,12700,-7454,26854,-15240,38100c353437,163411,342117,166725,333657,169545v1919,2239,11704,17145,19050,17145c356127,186690,358988,183961,362232,182880v2484,-828,5103,-1186,7620,-1905c376227,179154,382514,177034,388902,175260v5045,-1401,15240,-3810,15240,-3810c414675,163550,414589,165549,419382,148590v6576,-23269,17145,-70485,17145,-70485c437797,65405,439428,52736,440337,40005v275,-3853,-1521,7587,-1905,11430c436910,66652,436712,82006,434622,97155v-467,3388,-7148,8783,-3810,9525c443225,109438,456212,105410,468912,104775v20453,-13636,-24962,15481,30480,-7620c507365,93833,513362,86995,520347,81915v-635,-8890,-1905,-17757,-1905,-26670c518442,48231,526620,31153,520347,34290v-7025,3513,-5715,22860,-5715,22860c511634,88625,504116,150751,512727,175260v2663,7578,22860,-7620,22860,-7620c538127,164465,541158,161627,543207,158115v12649,-21684,-976,-6644,11430,-19050c555840,133052,561336,110260,554637,108585v-6432,-1608,-3537,12788,-5715,19050c535328,166718,542618,137905,535587,169545v1270,3175,1711,6826,3810,9525c544833,186059,547859,186336,554637,188595v5715,-10795,12971,-20906,17145,-32385c574495,148749,577502,134162,585117,127635v2156,-1848,5080,-2540,7620,-3810c597817,125730,606332,124370,607977,129540v3663,11513,-942,24152,-1905,36195c605764,169585,606412,174022,604167,177165v-1522,2130,-5080,1270,-7620,1905c602380,151849,600596,145398,621312,121920v2142,-2428,6350,-1270,9525,-1905c631472,123190,632435,126317,632742,129540v965,10134,-686,20635,1905,30480c635455,163090,639727,163830,642267,165735v11148,-8576,38554,-26785,43815,-41910c688414,117120,683542,109855,682272,102870v-7620,1905,-16660,893,-22860,5715c656906,110534,662738,114114,665127,116205v2787,2438,6350,3810,9525,5715c729120,105900,704245,107600,687987,131445v-4650,6821,-6350,15240,-9525,22860c680367,158115,679917,165735,684177,165735v11448,,21939,-6747,32385,-11430c736755,145253,736516,143876,748947,131445v2540,-6350,5457,-12562,7620,-19050c757591,109323,759004,99676,758472,102870v-6346,38073,-3527,24727,-13335,59055c746407,167640,743445,177069,748947,179070v6144,2234,11915,-5602,17145,-9525c797896,145692,794763,148094,811812,127635v1270,-3175,7127,-8696,3810,-9525c811180,116999,807092,122186,804192,125730r-17145,20955c785142,153035,781804,159122,781332,165735v-525,7355,4816,8180,9525,9525c793374,175979,795937,176530,798477,177165v17820,-5940,13329,-3329,34290,-19050c838167,154065,843614,149905,848007,144780v3332,-3887,5080,-8890,7620,-13335c853087,127000,851627,121730,848007,118110v-2418,-2418,-8742,-7139,-9525,-3810c835715,126061,839752,138430,840387,150495v-1090,26710,-7100,118982,-1905,154305c838895,307610,843562,307340,846102,308610v13350,-36712,25428,-63869,28575,-104775c875614,191657,873570,178952,868962,167640v-2711,-6653,-10160,-10160,-15240,-15240c852452,155575,849170,158587,849912,161925v2124,9556,14903,8660,20955,9525c874042,170815,877416,170820,880392,169545v17609,-7547,17360,-9740,30480,-22860c912777,141605,915135,136673,916587,131445v1733,-6240,5858,-25193,3810,-19050c915818,126132,912777,140335,908967,154305v2835,17009,-500,20018,26670,1905c939325,153751,956100,124645,956592,123825v635,-2540,3357,-9798,1905,-7620c953296,124006,947985,132030,945162,140970v-4875,15438,-6350,31750,-9525,47625c939447,192405,941955,198321,947067,200025v2556,852,3688,-3941,5715,-5715c960920,187189,969292,180340,977547,173355v5243,-4437,11954,-6932,17145,-11430c999116,158091,1002312,153035,1006122,148590v635,-2540,1905,-5002,1905,-7620c1008027,131769,1002983,124496,996597,118110v-1420,-1420,-3810,-1270,-5715,-1905c989612,121920,987416,127506,987072,133350v-301,5111,155,10429,1905,15240c989898,151122,992622,152580,994692,154305v11335,9446,16000,3810,36195,3810e" o:gfxdata="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" w14:anchorId="64D75E4F">
                       <v:stroke joinstyle="miter"/>
-                      <v:path arrowok="t" o:connecttype="custom" o:connectlocs="25047,28575;36477,43815;59337,3810;49812,0;51717,19050;70767,49530;68862,72390;66957,80010;61242,85725;51717,108585;44097,129540;38382,131445;21237,148590;11712,146685;4092,114300;15522,108585;28857,112395;40287,139065;59337,152400;68862,158115;141252,135255;156492,116205;154587,70485;145062,59055;106962,78105;70767,123825;80292,133350;86007,97155;116487,76200;126012,72390;150777,76200;164112,97155;167922,108585;164112,131445;154587,137160;127917,146685;131727,156210;145062,163830;158397,161925;196497,129540;179352,104775;171732,186690;181257,190500;202212,158115;223167,125730;240312,163830;251742,160020;270792,127635;268887,137160;272697,156210;278412,160020;286032,161925;291747,163830;331752,131445;346992,110490;348897,100965;343182,91440;373662,118110;358422,156210;333657,169545;352707,186690;362232,182880;369852,180975;388902,175260;404142,171450;419382,148590;436527,78105;440337,40005;438432,51435;434622,97155;430812,106680;468912,104775;499392,97155;520347,81915;518442,55245;520347,34290;514632,57150;512727,175260;535587,167640;543207,158115;554637,139065;554637,108585;548922,127635;535587,169545;539397,179070;554637,188595;571782,156210;585117,127635;592737,123825;607977,129540;606072,165735;604167,177165;596547,179070;621312,121920;630837,120015;632742,129540;634647,160020;642267,165735;686082,123825;682272,102870;659412,108585;665127,116205;674652,121920;687987,131445;678462,154305;684177,165735;716562,154305;748947,131445;756567,112395;758472,102870;745137,161925;748947,179070;766092,169545;811812,127635;815622,118110;804192,125730;787047,146685;781332,165735;790857,175260;798477,177165;832767,158115;848007,144780;855627,131445;848007,118110;838482,114300;840387,150495;838482,304800;846102,308610;874677,203835;868962,167640;853722,152400;849912,161925;870867,171450;880392,169545;910872,146685;916587,131445;920397,112395;908967,154305;935637,156210;956592,123825;958497,116205;945162,140970;935637,188595;947067,200025;952782,194310;977547,173355;994692,161925;1006122,148590;1008027,140970;996597,118110;990882,116205;987072,133350;988977,148590;994692,154305;1030887,158115" o:connectangles="0,0,0,0,0,0,0,0,0,0,0,0,0,0,0,0,0,0,0,0,0,0,0,0,0,0,0,0,0,0,0,0,0,0,0,0,0,0,0,0,0,0,0,0,0,0,0,0,0,0,0,0,0,0,0,0,0,0,0,0,0,0,0,0,0,0,0,0,0,0,0,0,0,0,0,0,0,0,0,0,0,0,0,0,0,0,0,0,0,0,0,0,0,0,0,0,0,0,0,0,0,0,0,0,0,0,0,0,0,0,0,0,0,0,0,0,0,0,0,0,0,0,0,0,0,0,0,0,0,0,0,0,0,0,0,0,0,0,0,0,0,0,0,0,0,0,0,0,0,0,0,0,0,0,0"/>
+                      <v:path arrowok="t"/>
                     </v:shape>
                   </w:pict>
                 </mc:Fallback>
               </mc:AlternateContent>
             </w:r>
             <w:r>
-              <w:pict w14:anchorId="7E11332B">
-                <v:shapetype id="_x0000_t75" coordsize="21600,21600" o:spt="75" o:preferrelative="t" path="m@4@5l@4@11@9@11@9@5xe" filled="f" stroked="f">
+              <w:pict w14:anchorId="7DA19A60">
+                <v:shapetype id="_x0000_t75" coordsize="21600,21600" filled="f" stroked="f" o:spt="75" o:preferrelative="t" path="m@4@5l@4@11@9@11@9@5xe">
                   <v:stroke joinstyle="miter"/>
                   <v:formulas>
                     <v:f eqn="if lineDrawn pixelLineWidth 0"/>
@@ -2235,26 +1594,30 @@
                     <v:f eqn="prod @7 21600 pixelHeight"/>
                     <v:f eqn="sum @10 21600 0"/>
                   </v:formulas>
-                  <v:path o:extrusionok="f" gradientshapeok="t" o:connecttype="rect"/>
+                  <v:path gradientshapeok="t" o:connecttype="rect" o:extrusionok="f"/>
                   <o:lock v:ext="edit" aspectratio="t"/>
                 </v:shapetype>
-                <v:shape id="_x0000_i1132" type="#_x0000_t75" alt="Linha de Assinatura do Microsoft Office..." style="width:92.75pt;height:46.1pt">
-                  <v:imagedata r:id="rId5" o:title=""/>
-                  <o:lock v:ext="edit" ungrouping="t" rotation="t" cropping="t" verticies="t" text="t" grouping="t"/>
-                  <o:signatureline v:ext="edit" id="{41D8F6E2-F14C-40E8-86C8-DF91D38A43D0}" provid="{00000000-0000-0000-0000-000000000000}" o:suggestedsigner="Luis Henrique M. de Oliveira" issignatureline="t"/>
+                <v:shape id="_x0000_i1026" style="width:92.25pt;height:45.75pt" alt="Linha de Assinatura do Microsoft Office..." type="#_x0000_t75">
+                  <v:imagedata o:title="" r:id="rId4"/>
+                  <o:lock v:ext="edit" grouping="t" ungrouping="t" rotation="t" cropping="t" verticies="t" text="t"/>
+                  <o:signatureline v:ext="edit" issignatureline="t" id="{41D8F6E2-F14C-40E8-86C8-DF91D38A43D0}" provid="{00000000-0000-0000-0000-000000000000}" o:suggestedsigner="Luis Henrique M. de Oliveira"/>
                 </v:shape>
               </w:pict>
             </w:r>
           </w:p>
         </w:tc>
       </w:tr>
-      <w:tr>
-        <w:tc>
-          <w:tcPr>
-            <w:tcW w:w="1670" w:type="dxa"/>
+      <w:tr xmlns:wp14="http://schemas.microsoft.com/office/word/2010/wordml" wp14:textId="77777777">
+        <w:tc>
+          <w:tcPr>
+            <w:tcW w:w="1007" w:type="dxa"/>
+            <w:tcMar/>
             <w:vAlign w:val="center"/>
           </w:tcPr>
-          <w:p>
+          <w:p wp14:textId="77777777">
+            <w:pPr>
+              <w:spacing w:after="0" w:line="240" w:lineRule="auto"/>
+            </w:pPr>
             <w:r>
               <w:t>14 (Terça-feira)</w:t>
             </w:r>
@@ -2262,46 +1625,129 @@
         </w:tc>
         <w:tc>
           <w:tcPr>
-            <w:tcW w:w="1663" w:type="dxa"/>
-          </w:tcPr>
-          <w:p/>
-        </w:tc>
-        <w:tc>
-          <w:tcPr>
-            <w:tcW w:w="1663" w:type="dxa"/>
-          </w:tcPr>
-          <w:p/>
-        </w:tc>
-        <w:tc>
-          <w:tcPr>
-            <w:tcW w:w="1816" w:type="dxa"/>
-          </w:tcPr>
-          <w:p/>
-        </w:tc>
-        <w:tc>
-          <w:tcPr>
-            <w:tcW w:w="1682" w:type="dxa"/>
-          </w:tcPr>
-          <w:p>
-            <w:r>
-              <w:pict w14:anchorId="043C0BAC">
-                <v:shape id="_x0000_i1136" type="#_x0000_t75" alt="Linha de Assinatura do Microsoft Office..." style="width:92.75pt;height:46.1pt">
-                  <v:imagedata r:id="rId5" o:title=""/>
-                  <o:lock v:ext="edit" ungrouping="t" rotation="t" cropping="t" verticies="t" text="t" grouping="t"/>
-                  <o:signatureline v:ext="edit" id="{8D64F4F6-A4CC-4CE4-96F0-479B62B96831}" provid="{00000000-0000-0000-0000-000000000000}" o:suggestedsigner="Luis Henrique M. de Oliveira" issignatureline="t"/>
+            <w:tcW w:w="1170" w:type="dxa"/>
+            <w:tcMar/>
+          </w:tcPr>
+          <w:p wp14:textId="089A8370">
+            <w:pPr>
+              <w:pStyle w:val="Normal"/>
+              <w:spacing w:after="0" w:line="240" w:lineRule="auto"/>
+            </w:pPr>
+          </w:p>
+          <w:p wp14:textId="3591228C">
+            <w:pPr>
+              <w:pStyle w:val="Normal"/>
+              <w:spacing w:after="0" w:line="240" w:lineRule="auto"/>
+              <w:jc w:val="center"/>
+            </w:pPr>
+            <w:r>
+              <w:rPr/>
+              <w:t>1</w:t>
+            </w:r>
+            <w:r>
+              <w:rPr/>
+              <w:t>4</w:t>
+            </w:r>
+            <w:r>
+              <w:rPr/>
+              <w:t>:00</w:t>
+            </w:r>
+          </w:p>
+        </w:tc>
+        <w:tc>
+          <w:tcPr>
+            <w:tcW w:w="941" w:type="dxa"/>
+            <w:tcMar/>
+          </w:tcPr>
+          <w:p wp14:textId="412A8A66">
+            <w:pPr>
+              <w:pStyle w:val="Normal"/>
+              <w:spacing w:after="0" w:line="240" w:lineRule="auto"/>
+            </w:pPr>
+          </w:p>
+          <w:p wp14:textId="18E5488C">
+            <w:pPr>
+              <w:pStyle w:val="Normal"/>
+              <w:spacing w:after="0" w:line="240" w:lineRule="auto"/>
+            </w:pPr>
+            <w:r>
+              <w:rPr/>
+              <w:t>1</w:t>
+            </w:r>
+            <w:r>
+              <w:rPr/>
+              <w:t>6</w:t>
+            </w:r>
+            <w:r>
+              <w:rPr/>
+              <w:t>:00</w:t>
+            </w:r>
+          </w:p>
+        </w:tc>
+        <w:tc>
+          <w:tcPr>
+            <w:tcW w:w="3064" w:type="dxa"/>
+            <w:tcMar/>
+          </w:tcPr>
+          <w:p wp14:textId="6B229BF1">
+            <w:pPr>
+              <w:pStyle w:val="Normal"/>
+              <w:spacing w:after="0" w:line="240" w:lineRule="auto"/>
+            </w:pPr>
+            <w:r>
+              <w:rPr/>
+              <w:t>Apresentação do projeto e conscientização da tarefa d</w:t>
+            </w:r>
+            <w:r>
+              <w:rPr/>
+              <w:t>e cada</w:t>
+            </w:r>
+            <w:r>
+              <w:rPr/>
+              <w:t xml:space="preserve"> </w:t>
+            </w:r>
+            <w:r>
+              <w:rPr/>
+              <w:t>participante.</w:t>
+            </w:r>
+          </w:p>
+        </w:tc>
+        <w:tc>
+          <w:tcPr>
+            <w:tcW w:w="2312" w:type="dxa"/>
+            <w:tcMar/>
+          </w:tcPr>
+          <w:p wp14:textId="77777777">
+            <w:pPr>
+              <w:pStyle w:val="Normal"/>
+              <w:spacing w:after="0" w:line="240" w:lineRule="auto"/>
+              <w:rPr>
+                <w:highlight w:val="yellow"/>
+              </w:rPr>
+            </w:pPr>
+            <w:r>
+              <w:pict w14:anchorId="1DBD5870">
+                <v:shape id="_x0000_i1027" style="width:92.25pt;height:45.75pt" alt="Linha de Assinatura do Microsoft Office..." type="#_x0000_t75">
+                  <v:imagedata o:title="" r:id="rId4"/>
+                  <o:lock v:ext="edit" grouping="t" ungrouping="t" rotation="t" cropping="t" verticies="t" text="t"/>
+                  <o:signatureline v:ext="edit" issignatureline="t" id="{8D64F4F6-A4CC-4CE4-96F0-479B62B96831}" provid="{00000000-0000-0000-0000-000000000000}" o:suggestedsigner="Luis Henrique M. de Oliveira"/>
                 </v:shape>
               </w:pict>
             </w:r>
           </w:p>
         </w:tc>
       </w:tr>
-      <w:tr>
-        <w:tc>
-          <w:tcPr>
-            <w:tcW w:w="1670" w:type="dxa"/>
+      <w:tr xmlns:wp14="http://schemas.microsoft.com/office/word/2010/wordml" wp14:textId="77777777">
+        <w:tc>
+          <w:tcPr>
+            <w:tcW w:w="1007" w:type="dxa"/>
+            <w:tcMar/>
             <w:vAlign w:val="center"/>
           </w:tcPr>
-          <w:p>
+          <w:p wp14:textId="77777777">
+            <w:pPr>
+              <w:spacing w:after="0" w:line="240" w:lineRule="auto"/>
+            </w:pPr>
             <w:r>
               <w:t>15 (Quarta-feira)</w:t>
             </w:r>
@@ -2309,46 +1755,106 @@
         </w:tc>
         <w:tc>
           <w:tcPr>
-            <w:tcW w:w="1663" w:type="dxa"/>
-          </w:tcPr>
-          <w:p/>
-        </w:tc>
-        <w:tc>
-          <w:tcPr>
-            <w:tcW w:w="1663" w:type="dxa"/>
-          </w:tcPr>
-          <w:p/>
-        </w:tc>
-        <w:tc>
-          <w:tcPr>
-            <w:tcW w:w="1816" w:type="dxa"/>
-          </w:tcPr>
-          <w:p/>
-        </w:tc>
-        <w:tc>
-          <w:tcPr>
-            <w:tcW w:w="1682" w:type="dxa"/>
-          </w:tcPr>
-          <w:p>
-            <w:r>
-              <w:pict w14:anchorId="0CF4A98E">
-                <v:shape id="_x0000_i1137" type="#_x0000_t75" alt="Linha de Assinatura do Microsoft Office..." style="width:92.75pt;height:46.1pt">
-                  <v:imagedata r:id="rId5" o:title=""/>
-                  <o:lock v:ext="edit" ungrouping="t" rotation="t" cropping="t" verticies="t" text="t" grouping="t"/>
-                  <o:signatureline v:ext="edit" id="{EBE3E983-033A-40A6-A532-A784BC21846D}" provid="{00000000-0000-0000-0000-000000000000}" o:suggestedsigner="Luis Henrique M. de Oliveira" issignatureline="t"/>
+            <w:tcW w:w="1170" w:type="dxa"/>
+            <w:tcMar/>
+          </w:tcPr>
+          <w:p wp14:textId="3F425B3C">
+            <w:pPr>
+              <w:pStyle w:val="Normal"/>
+              <w:spacing w:after="0" w:line="240" w:lineRule="auto"/>
+              <w:jc w:val="center"/>
+            </w:pPr>
+          </w:p>
+          <w:p wp14:textId="508EA1B9">
+            <w:pPr>
+              <w:pStyle w:val="Normal"/>
+              <w:spacing w:after="0" w:line="240" w:lineRule="auto"/>
+              <w:jc w:val="center"/>
+            </w:pPr>
+            <w:r>
+              <w:rPr/>
+              <w:t>13:00</w:t>
+            </w:r>
+          </w:p>
+        </w:tc>
+        <w:tc>
+          <w:tcPr>
+            <w:tcW w:w="941" w:type="dxa"/>
+            <w:tcMar/>
+          </w:tcPr>
+          <w:p wp14:textId="337E09B1">
+            <w:pPr>
+              <w:pStyle w:val="Normal"/>
+              <w:spacing w:after="0" w:line="240" w:lineRule="auto"/>
+            </w:pPr>
+          </w:p>
+          <w:p wp14:textId="36EEBDA3">
+            <w:pPr>
+              <w:pStyle w:val="Normal"/>
+              <w:spacing w:after="0" w:line="240" w:lineRule="auto"/>
+            </w:pPr>
+            <w:r>
+              <w:rPr/>
+              <w:t>18:</w:t>
+            </w:r>
+            <w:r>
+              <w:rPr/>
+              <w:t>0</w:t>
+            </w:r>
+            <w:r>
+              <w:rPr/>
+              <w:t>0</w:t>
+            </w:r>
+          </w:p>
+        </w:tc>
+        <w:tc>
+          <w:tcPr>
+            <w:tcW w:w="3064" w:type="dxa"/>
+            <w:tcMar/>
+          </w:tcPr>
+          <w:p wp14:textId="092738B9">
+            <w:pPr>
+              <w:pStyle w:val="Normal"/>
+              <w:spacing w:after="0" w:line="240" w:lineRule="auto"/>
+            </w:pPr>
+            <w:r>
+              <w:rPr/>
+              <w:t>Familiarização com o software que será utilizado para apresentação.</w:t>
+            </w:r>
+          </w:p>
+        </w:tc>
+        <w:tc>
+          <w:tcPr>
+            <w:tcW w:w="2312" w:type="dxa"/>
+            <w:tcMar/>
+          </w:tcPr>
+          <w:p wp14:textId="77777777">
+            <w:pPr>
+              <w:spacing w:after="0" w:line="240" w:lineRule="auto"/>
+            </w:pPr>
+            <w:r>
+              <w:pict w14:anchorId="270A451D">
+                <v:shape id="_x0000_i1028" style="width:92.25pt;height:45.75pt" alt="Linha de Assinatura do Microsoft Office..." type="#_x0000_t75">
+                  <v:imagedata o:title="" r:id="rId4"/>
+                  <o:lock v:ext="edit" grouping="t" ungrouping="t" rotation="t" cropping="t" verticies="t" text="t"/>
+                  <o:signatureline v:ext="edit" issignatureline="t" id="{EBE3E983-033A-40A6-A532-A784BC21846D}" provid="{00000000-0000-0000-0000-000000000000}" o:suggestedsigner="Luis Henrique M. de Oliveira"/>
                 </v:shape>
               </w:pict>
             </w:r>
           </w:p>
         </w:tc>
       </w:tr>
-      <w:tr>
-        <w:tc>
-          <w:tcPr>
-            <w:tcW w:w="1670" w:type="dxa"/>
+      <w:tr xmlns:wp14="http://schemas.microsoft.com/office/word/2010/wordml" wp14:textId="77777777">
+        <w:tc>
+          <w:tcPr>
+            <w:tcW w:w="1007" w:type="dxa"/>
+            <w:tcMar/>
             <w:vAlign w:val="center"/>
           </w:tcPr>
-          <w:p>
+          <w:p wp14:textId="77777777">
+            <w:pPr>
+              <w:spacing w:after="0" w:line="240" w:lineRule="auto"/>
+            </w:pPr>
             <w:r>
               <w:t>16 (Quinta-feira)</w:t>
             </w:r>
@@ -2356,46 +1862,129 @@
         </w:tc>
         <w:tc>
           <w:tcPr>
-            <w:tcW w:w="1663" w:type="dxa"/>
-          </w:tcPr>
-          <w:p/>
-        </w:tc>
-        <w:tc>
-          <w:tcPr>
-            <w:tcW w:w="1663" w:type="dxa"/>
-          </w:tcPr>
-          <w:p/>
-        </w:tc>
-        <w:tc>
-          <w:tcPr>
-            <w:tcW w:w="1816" w:type="dxa"/>
-          </w:tcPr>
-          <w:p/>
-        </w:tc>
-        <w:tc>
-          <w:tcPr>
-            <w:tcW w:w="1682" w:type="dxa"/>
-          </w:tcPr>
-          <w:p>
-            <w:r>
-              <w:pict w14:anchorId="686136A2">
-                <v:shape id="_x0000_i1138" type="#_x0000_t75" alt="Linha de Assinatura do Microsoft Office..." style="width:92.75pt;height:46.1pt">
-                  <v:imagedata r:id="rId5" o:title=""/>
-                  <o:lock v:ext="edit" ungrouping="t" rotation="t" cropping="t" verticies="t" text="t" grouping="t"/>
-                  <o:signatureline v:ext="edit" id="{5C550433-A829-4B0A-A53A-0CD05B8B19EF}" provid="{00000000-0000-0000-0000-000000000000}" o:suggestedsigner="Luis Henrique M. de Oliveira" issignatureline="t"/>
+            <w:tcW w:w="1170" w:type="dxa"/>
+            <w:tcMar/>
+          </w:tcPr>
+          <w:p wp14:textId="1A232A8E">
+            <w:pPr>
+              <w:pStyle w:val="Normal"/>
+              <w:spacing w:after="0" w:line="240" w:lineRule="auto"/>
+            </w:pPr>
+          </w:p>
+          <w:p wp14:textId="30533DE6">
+            <w:pPr>
+              <w:pStyle w:val="Normal"/>
+              <w:spacing w:after="0" w:line="240" w:lineRule="auto"/>
+              <w:jc w:val="center"/>
+            </w:pPr>
+            <w:r>
+              <w:rPr/>
+              <w:t>1</w:t>
+            </w:r>
+            <w:r>
+              <w:rPr/>
+              <w:t>4</w:t>
+            </w:r>
+            <w:r>
+              <w:rPr/>
+              <w:t>:00</w:t>
+            </w:r>
+          </w:p>
+        </w:tc>
+        <w:tc>
+          <w:tcPr>
+            <w:tcW w:w="941" w:type="dxa"/>
+            <w:tcMar/>
+          </w:tcPr>
+          <w:p wp14:textId="6B664E8D">
+            <w:pPr>
+              <w:pStyle w:val="Normal"/>
+              <w:spacing w:after="0" w:line="240" w:lineRule="auto"/>
+            </w:pPr>
+          </w:p>
+          <w:p wp14:textId="13355EB7">
+            <w:pPr>
+              <w:pStyle w:val="Normal"/>
+              <w:spacing w:after="0" w:line="240" w:lineRule="auto"/>
+            </w:pPr>
+            <w:r>
+              <w:rPr/>
+              <w:t>1</w:t>
+            </w:r>
+            <w:r>
+              <w:rPr/>
+              <w:t>7</w:t>
+            </w:r>
+            <w:r>
+              <w:rPr/>
+              <w:t>:00</w:t>
+            </w:r>
+          </w:p>
+        </w:tc>
+        <w:tc>
+          <w:tcPr>
+            <w:tcW w:w="3064" w:type="dxa"/>
+            <w:tcMar/>
+          </w:tcPr>
+          <w:p wp14:textId="48D91066">
+            <w:pPr>
+              <w:pStyle w:val="Normal"/>
+              <w:spacing w:after="0" w:line="240" w:lineRule="auto"/>
+            </w:pPr>
+            <w:r>
+              <w:rPr/>
+              <w:t xml:space="preserve">Proposta do 1º Tema de </w:t>
+            </w:r>
+            <w:r>
+              <w:rPr/>
+              <w:t>de</w:t>
+            </w:r>
+            <w:r>
+              <w:rPr/>
+              <w:t xml:space="preserve"> apresentação ‘Introdução </w:t>
+            </w:r>
+            <w:r>
+              <w:rPr/>
+              <w:t>à</w:t>
+            </w:r>
+            <w:r>
+              <w:rPr/>
+              <w:t xml:space="preserve"> linguagem Python’</w:t>
+            </w:r>
+          </w:p>
+        </w:tc>
+        <w:tc>
+          <w:tcPr>
+            <w:tcW w:w="2312" w:type="dxa"/>
+            <w:tcMar/>
+          </w:tcPr>
+          <w:p wp14:textId="77777777">
+            <w:pPr>
+              <w:spacing w:after="0" w:line="240" w:lineRule="auto"/>
+            </w:pPr>
+            <w:r>
+              <w:pict w14:anchorId="19ABEDC7">
+                <v:shape id="_x0000_i1029" style="width:92.25pt;height:45.75pt" alt="Linha de Assinatura do Microsoft Office..." type="#_x0000_t75">
+                  <v:imagedata o:title="" r:id="rId4"/>
+                  <o:lock v:ext="edit" grouping="t" ungrouping="t" rotation="t" cropping="t" verticies="t" text="t"/>
+                  <o:signatureline v:ext="edit" issignatureline="t" id="{5C550433-A829-4B0A-A53A-0CD05B8B19EF}" provid="{00000000-0000-0000-0000-000000000000}" o:suggestedsigner="Luis Henrique M. de Oliveira"/>
                 </v:shape>
               </w:pict>
             </w:r>
           </w:p>
         </w:tc>
       </w:tr>
-      <w:tr>
-        <w:tc>
-          <w:tcPr>
-            <w:tcW w:w="1670" w:type="dxa"/>
+      <w:tr xmlns:wp14="http://schemas.microsoft.com/office/word/2010/wordml" wp14:textId="77777777">
+        <w:tc>
+          <w:tcPr>
+            <w:tcW w:w="1007" w:type="dxa"/>
+            <w:tcMar/>
             <w:vAlign w:val="center"/>
           </w:tcPr>
-          <w:p>
+          <w:p wp14:textId="77777777">
+            <w:pPr>
+              <w:spacing w:after="0" w:line="240" w:lineRule="auto"/>
+            </w:pPr>
             <w:r>
               <w:t>17 (Sexta-feira)</w:t>
             </w:r>
@@ -2403,49 +1992,114 @@
         </w:tc>
         <w:tc>
           <w:tcPr>
-            <w:tcW w:w="1663" w:type="dxa"/>
-          </w:tcPr>
-          <w:p/>
-        </w:tc>
-        <w:tc>
-          <w:tcPr>
-            <w:tcW w:w="1663" w:type="dxa"/>
-          </w:tcPr>
-          <w:p/>
-        </w:tc>
-        <w:tc>
-          <w:tcPr>
-            <w:tcW w:w="1816" w:type="dxa"/>
-          </w:tcPr>
-          <w:p/>
-        </w:tc>
-        <w:tc>
-          <w:tcPr>
-            <w:tcW w:w="1682" w:type="dxa"/>
-          </w:tcPr>
-          <w:p>
-            <w:r>
-              <w:pict w14:anchorId="01A02F6B">
-                <v:shape id="_x0000_i1139" type="#_x0000_t75" alt="Linha de Assinatura do Microsoft Office..." style="width:92.75pt;height:46.1pt">
-                  <v:imagedata r:id="rId5" o:title=""/>
-                  <o:lock v:ext="edit" ungrouping="t" rotation="t" cropping="t" verticies="t" text="t" grouping="t"/>
-                  <o:signatureline v:ext="edit" id="{E2E4489E-F110-4262-BCD8-032AF50110D7}" provid="{00000000-0000-0000-0000-000000000000}" o:suggestedsigner="Luis Henrique M. de Oliveira" issignatureline="t"/>
+            <w:tcW w:w="1170" w:type="dxa"/>
+            <w:tcMar/>
+          </w:tcPr>
+          <w:p wp14:textId="63DEDE82">
+            <w:pPr>
+              <w:pStyle w:val="Normal"/>
+              <w:spacing w:after="0" w:line="240" w:lineRule="auto"/>
+              <w:jc w:val="center"/>
+            </w:pPr>
+          </w:p>
+          <w:p wp14:textId="6EE98BA4">
+            <w:pPr>
+              <w:pStyle w:val="Normal"/>
+              <w:spacing w:after="0" w:line="240" w:lineRule="auto"/>
+              <w:jc w:val="center"/>
+            </w:pPr>
+            <w:r>
+              <w:rPr/>
+              <w:t>13:00</w:t>
+            </w:r>
+          </w:p>
+        </w:tc>
+        <w:tc>
+          <w:tcPr>
+            <w:tcW w:w="941" w:type="dxa"/>
+            <w:tcMar/>
+          </w:tcPr>
+          <w:p wp14:textId="791C220B">
+            <w:pPr>
+              <w:pStyle w:val="Normal"/>
+              <w:spacing w:after="0" w:line="240" w:lineRule="auto"/>
+            </w:pPr>
+          </w:p>
+          <w:p wp14:textId="5EDCB8C6">
+            <w:pPr>
+              <w:pStyle w:val="Normal"/>
+              <w:spacing w:after="0" w:line="240" w:lineRule="auto"/>
+            </w:pPr>
+            <w:r>
+              <w:rPr/>
+              <w:t>1</w:t>
+            </w:r>
+            <w:r>
+              <w:rPr/>
+              <w:t>8</w:t>
+            </w:r>
+            <w:r>
+              <w:rPr/>
+              <w:t>:00</w:t>
+            </w:r>
+          </w:p>
+        </w:tc>
+        <w:tc>
+          <w:tcPr>
+            <w:tcW w:w="3064" w:type="dxa"/>
+            <w:tcMar/>
+          </w:tcPr>
+          <w:p wp14:textId="19150371">
+            <w:pPr>
+              <w:pStyle w:val="Normal"/>
+              <w:spacing w:after="0" w:line="240" w:lineRule="auto"/>
+            </w:pPr>
+            <w:r>
+              <w:rPr/>
+              <w:t>Melhoria do documento e efetuação do upload do</w:t>
+            </w:r>
+            <w:r>
+              <w:rPr/>
+              <w:t xml:space="preserve"> arquivo para a nuvem</w:t>
+            </w:r>
+          </w:p>
+        </w:tc>
+        <w:tc>
+          <w:tcPr>
+            <w:tcW w:w="2312" w:type="dxa"/>
+            <w:tcMar/>
+          </w:tcPr>
+          <w:p wp14:textId="77777777">
+            <w:pPr>
+              <w:spacing w:after="0" w:line="240" w:lineRule="auto"/>
+            </w:pPr>
+            <w:r>
+              <w:pict w14:anchorId="7261641F">
+                <v:shape id="_x0000_i1030" style="width:92.25pt;height:45.75pt" alt="Linha de Assinatura do Microsoft Office..." type="#_x0000_t75">
+                  <v:imagedata o:title="" r:id="rId4"/>
+                  <o:lock v:ext="edit" grouping="t" ungrouping="t" rotation="t" cropping="t" verticies="t" text="t"/>
+                  <o:signatureline v:ext="edit" issignatureline="t" id="{E2E4489E-F110-4262-BCD8-032AF50110D7}" provid="{00000000-0000-0000-0000-000000000000}" o:suggestedsigner="Luis Henrique M. de Oliveira"/>
                 </v:shape>
               </w:pict>
             </w:r>
           </w:p>
         </w:tc>
       </w:tr>
-      <w:tr>
+      <w:tr xmlns:wp14="http://schemas.microsoft.com/office/word/2010/wordml" wp14:textId="77777777">
         <w:trPr>
           <w:trHeight w:val="531"/>
         </w:trPr>
         <w:tc>
           <w:tcPr>
-            <w:tcW w:w="1670" w:type="dxa"/>
+            <w:tcW w:w="1007" w:type="dxa"/>
+            <w:shd w:val="clear" w:color="auto" w:fill="A6A6A6" w:themeFill="background1" w:themeFillShade="A6"/>
+            <w:tcMar/>
             <w:vAlign w:val="center"/>
           </w:tcPr>
-          <w:p>
+          <w:p wp14:textId="77777777">
+            <w:pPr>
+              <w:spacing w:after="0" w:line="240" w:lineRule="auto"/>
+            </w:pPr>
             <w:r>
               <w:t>18 (Sábado)</w:t>
             </w:r>
@@ -2453,46 +2107,107 @@
         </w:tc>
         <w:tc>
           <w:tcPr>
-            <w:tcW w:w="1663" w:type="dxa"/>
-          </w:tcPr>
-          <w:p/>
-        </w:tc>
-        <w:tc>
-          <w:tcPr>
-            <w:tcW w:w="1663" w:type="dxa"/>
-          </w:tcPr>
-          <w:p/>
-        </w:tc>
-        <w:tc>
-          <w:tcPr>
-            <w:tcW w:w="1816" w:type="dxa"/>
-          </w:tcPr>
-          <w:p/>
-        </w:tc>
-        <w:tc>
-          <w:tcPr>
-            <w:tcW w:w="1682" w:type="dxa"/>
-          </w:tcPr>
-          <w:p>
-            <w:r>
-              <w:pict w14:anchorId="54C1C5CB">
-                <v:shape id="_x0000_i1140" type="#_x0000_t75" alt="Linha de Assinatura do Microsoft Office..." style="width:92.75pt;height:46.1pt">
-                  <v:imagedata r:id="rId5" o:title=""/>
-                  <o:lock v:ext="edit" ungrouping="t" rotation="t" cropping="t" verticies="t" text="t" grouping="t"/>
-                  <o:signatureline v:ext="edit" id="{7956E262-7D21-4393-B30E-70BAACE17772}" provid="{00000000-0000-0000-0000-000000000000}" o:suggestedsigner="Luis Henrique M. de Oliveira" issignatureline="t"/>
+            <w:tcW w:w="1170" w:type="dxa"/>
+            <w:shd w:val="clear" w:color="auto" w:fill="A6A6A6" w:themeFill="background1" w:themeFillShade="A6"/>
+            <w:tcMar/>
+          </w:tcPr>
+          <w:p wp14:textId="7959CA64">
+            <w:pPr>
+              <w:pStyle w:val="Normal"/>
+              <w:spacing w:after="0" w:line="240" w:lineRule="auto"/>
+            </w:pPr>
+          </w:p>
+          <w:p wp14:textId="29DB9B96">
+            <w:pPr>
+              <w:pStyle w:val="Normal"/>
+              <w:spacing w:after="0" w:line="240" w:lineRule="auto"/>
+            </w:pPr>
+            <w:r>
+              <w:rPr/>
+              <w:t>-----------</w:t>
+            </w:r>
+          </w:p>
+        </w:tc>
+        <w:tc>
+          <w:tcPr>
+            <w:tcW w:w="941" w:type="dxa"/>
+            <w:shd w:val="clear" w:color="auto" w:fill="A6A6A6" w:themeFill="background1" w:themeFillShade="A6"/>
+            <w:tcMar/>
+          </w:tcPr>
+          <w:p wp14:textId="6BBE415B">
+            <w:pPr>
+              <w:pStyle w:val="Normal"/>
+              <w:spacing w:after="0" w:line="240" w:lineRule="auto"/>
+            </w:pPr>
+          </w:p>
+          <w:p wp14:textId="71AA0E83">
+            <w:pPr>
+              <w:pStyle w:val="Normal"/>
+              <w:spacing w:after="0" w:line="240" w:lineRule="auto"/>
+            </w:pPr>
+            <w:r>
+              <w:rPr/>
+              <w:t>----------</w:t>
+            </w:r>
+          </w:p>
+        </w:tc>
+        <w:tc>
+          <w:tcPr>
+            <w:tcW w:w="3064" w:type="dxa"/>
+            <w:shd w:val="clear" w:color="auto" w:fill="A6A6A6" w:themeFill="background1" w:themeFillShade="A6"/>
+            <w:tcMar/>
+          </w:tcPr>
+          <w:p wp14:textId="6144A6C6">
+            <w:pPr>
+              <w:pStyle w:val="Normal"/>
+              <w:spacing w:after="0" w:line="240" w:lineRule="auto"/>
+            </w:pPr>
+          </w:p>
+          <w:p wp14:textId="61F45277">
+            <w:pPr>
+              <w:pStyle w:val="Normal"/>
+              <w:spacing w:after="0" w:line="240" w:lineRule="auto"/>
+            </w:pPr>
+            <w:r>
+              <w:rPr/>
+              <w:t>---------------------------------</w:t>
+            </w:r>
+          </w:p>
+        </w:tc>
+        <w:tc>
+          <w:tcPr>
+            <w:tcW w:w="2312" w:type="dxa"/>
+            <w:shd w:val="clear" w:color="auto" w:fill="A6A6A6" w:themeFill="background1" w:themeFillShade="A6"/>
+            <w:tcMar/>
+          </w:tcPr>
+          <w:p wp14:textId="77777777">
+            <w:pPr>
+              <w:spacing w:after="0" w:line="240" w:lineRule="auto"/>
+            </w:pPr>
+            <w:r>
+              <w:pict w14:anchorId="1793FD32">
+                <v:shape id="_x0000_i1031" style="width:92.25pt;height:45.75pt" alt="Linha de Assinatura do Microsoft Office..." type="#_x0000_t75">
+                  <v:imagedata o:title="" r:id="rId4"/>
+                  <o:lock v:ext="edit" grouping="t" ungrouping="t" rotation="t" cropping="t" verticies="t" text="t"/>
+                  <o:signatureline v:ext="edit" issignatureline="t" id="{7956E262-7D21-4393-B30E-70BAACE17772}" provid="{00000000-0000-0000-0000-000000000000}" o:suggestedsigner="Luis Henrique M. de Oliveira"/>
                 </v:shape>
               </w:pict>
             </w:r>
           </w:p>
         </w:tc>
       </w:tr>
-      <w:tr>
-        <w:tc>
-          <w:tcPr>
-            <w:tcW w:w="1670" w:type="dxa"/>
+      <w:tr xmlns:wp14="http://schemas.microsoft.com/office/word/2010/wordml" wp14:textId="77777777">
+        <w:tc>
+          <w:tcPr>
+            <w:tcW w:w="1007" w:type="dxa"/>
+            <w:shd w:val="clear" w:color="auto" w:fill="A6A6A6" w:themeFill="background1" w:themeFillShade="A6"/>
+            <w:tcMar/>
             <w:vAlign w:val="center"/>
           </w:tcPr>
-          <w:p>
+          <w:p wp14:textId="77777777">
+            <w:pPr>
+              <w:spacing w:after="0" w:line="240" w:lineRule="auto"/>
+            </w:pPr>
             <w:r>
               <w:t>20 (Segunda-feira)</w:t>
             </w:r>
@@ -2500,46 +2215,111 @@
         </w:tc>
         <w:tc>
           <w:tcPr>
-            <w:tcW w:w="1663" w:type="dxa"/>
-          </w:tcPr>
-          <w:p/>
-        </w:tc>
-        <w:tc>
-          <w:tcPr>
-            <w:tcW w:w="1663" w:type="dxa"/>
-          </w:tcPr>
-          <w:p/>
-        </w:tc>
-        <w:tc>
-          <w:tcPr>
-            <w:tcW w:w="1816" w:type="dxa"/>
-          </w:tcPr>
-          <w:p/>
-        </w:tc>
-        <w:tc>
-          <w:tcPr>
-            <w:tcW w:w="1682" w:type="dxa"/>
-          </w:tcPr>
-          <w:p>
-            <w:r>
-              <w:pict w14:anchorId="7F8ADDAC">
-                <v:shape id="_x0000_i1141" type="#_x0000_t75" alt="Linha de Assinatura do Microsoft Office..." style="width:92.75pt;height:46.1pt">
-                  <v:imagedata r:id="rId5" o:title=""/>
-                  <o:lock v:ext="edit" ungrouping="t" rotation="t" cropping="t" verticies="t" text="t" grouping="t"/>
-                  <o:signatureline v:ext="edit" id="{162EC19B-E9F1-4AA3-94A7-B8509091DB33}" provid="{00000000-0000-0000-0000-000000000000}" o:suggestedsigner="Luis Henrique M. de Oliveira" issignatureline="t"/>
+            <w:tcW w:w="1170" w:type="dxa"/>
+            <w:shd w:val="clear" w:color="auto" w:fill="A6A6A6" w:themeFill="background1" w:themeFillShade="A6"/>
+            <w:tcMar/>
+          </w:tcPr>
+          <w:p wp14:textId="79720765">
+            <w:pPr>
+              <w:pStyle w:val="Normal"/>
+              <w:spacing w:after="0" w:line="240" w:lineRule="auto"/>
+            </w:pPr>
+          </w:p>
+          <w:p wp14:textId="3DFB8E3A">
+            <w:pPr>
+              <w:pStyle w:val="Normal"/>
+              <w:suppressLineNumbers w:val="0"/>
+              <w:bidi w:val="0"/>
+              <w:spacing w:before="0" w:beforeAutospacing="off" w:after="0" w:afterAutospacing="off" w:line="240" w:lineRule="auto"/>
+              <w:ind w:left="0" w:right="0"/>
+              <w:jc w:val="center"/>
+            </w:pPr>
+            <w:r>
+              <w:rPr/>
+              <w:t>Recesso</w:t>
+            </w:r>
+          </w:p>
+        </w:tc>
+        <w:tc>
+          <w:tcPr>
+            <w:tcW w:w="941" w:type="dxa"/>
+            <w:shd w:val="clear" w:color="auto" w:fill="A6A6A6" w:themeFill="background1" w:themeFillShade="A6"/>
+            <w:tcMar/>
+          </w:tcPr>
+          <w:p wp14:textId="4C1F9000">
+            <w:pPr>
+              <w:pStyle w:val="Normal"/>
+              <w:spacing w:after="0" w:line="240" w:lineRule="auto"/>
+            </w:pPr>
+          </w:p>
+          <w:p wp14:textId="2FCC3677">
+            <w:pPr>
+              <w:pStyle w:val="Normal"/>
+              <w:spacing w:after="0" w:line="240" w:lineRule="auto"/>
+            </w:pPr>
+            <w:r>
+              <w:rPr/>
+              <w:t>----------</w:t>
+            </w:r>
+          </w:p>
+        </w:tc>
+        <w:tc>
+          <w:tcPr>
+            <w:tcW w:w="3064" w:type="dxa"/>
+            <w:shd w:val="clear" w:color="auto" w:fill="A6A6A6" w:themeFill="background1" w:themeFillShade="A6"/>
+            <w:tcMar/>
+          </w:tcPr>
+          <w:p wp14:textId="1E57F134">
+            <w:pPr>
+              <w:pStyle w:val="Normal"/>
+              <w:spacing w:after="0" w:line="240" w:lineRule="auto"/>
+            </w:pPr>
+          </w:p>
+          <w:p wp14:textId="76170B9F">
+            <w:pPr>
+              <w:pStyle w:val="Normal"/>
+              <w:spacing w:after="0" w:line="240" w:lineRule="auto"/>
+            </w:pPr>
+            <w:r>
+              <w:rPr/>
+              <w:t>---------------------------------</w:t>
+            </w:r>
+          </w:p>
+        </w:tc>
+        <w:tc>
+          <w:tcPr>
+            <w:tcW w:w="2312" w:type="dxa"/>
+            <w:shd w:val="clear" w:color="auto" w:fill="A6A6A6" w:themeFill="background1" w:themeFillShade="A6"/>
+            <w:tcMar/>
+          </w:tcPr>
+          <w:p wp14:textId="77777777">
+            <w:pPr>
+              <w:spacing w:after="0" w:line="240" w:lineRule="auto"/>
+            </w:pPr>
+            <w:r>
+              <w:pict w14:anchorId="02403767">
+                <v:shape id="_x0000_i1032" style="width:92.25pt;height:45.75pt" alt="Linha de Assinatura do Microsoft Office..." type="#_x0000_t75">
+                  <v:imagedata o:title="" r:id="rId4"/>
+                  <o:lock v:ext="edit" grouping="t" ungrouping="t" rotation="t" cropping="t" verticies="t" text="t"/>
+                  <o:signatureline v:ext="edit" issignatureline="t" id="{162EC19B-E9F1-4AA3-94A7-B8509091DB33}" provid="{00000000-0000-0000-0000-000000000000}" o:suggestedsigner="Luis Henrique M. de Oliveira"/>
                 </v:shape>
               </w:pict>
             </w:r>
           </w:p>
         </w:tc>
       </w:tr>
-      <w:tr>
-        <w:tc>
-          <w:tcPr>
-            <w:tcW w:w="1670" w:type="dxa"/>
+      <w:tr xmlns:wp14="http://schemas.microsoft.com/office/word/2010/wordml" wp14:textId="77777777">
+        <w:tc>
+          <w:tcPr>
+            <w:tcW w:w="1007" w:type="dxa"/>
+            <w:shd w:val="clear" w:color="auto" w:fill="A6A6A6" w:themeFill="background1" w:themeFillShade="A6"/>
+            <w:tcMar/>
             <w:vAlign w:val="center"/>
           </w:tcPr>
-          <w:p>
+          <w:p wp14:textId="77777777">
+            <w:pPr>
+              <w:spacing w:after="0" w:line="240" w:lineRule="auto"/>
+            </w:pPr>
             <w:r>
               <w:t>21 (Terça-feira)</w:t>
             </w:r>
@@ -2547,46 +2327,107 @@
         </w:tc>
         <w:tc>
           <w:tcPr>
-            <w:tcW w:w="1663" w:type="dxa"/>
-          </w:tcPr>
-          <w:p/>
-        </w:tc>
-        <w:tc>
-          <w:tcPr>
-            <w:tcW w:w="1663" w:type="dxa"/>
-          </w:tcPr>
-          <w:p/>
-        </w:tc>
-        <w:tc>
-          <w:tcPr>
-            <w:tcW w:w="1816" w:type="dxa"/>
-          </w:tcPr>
-          <w:p/>
-        </w:tc>
-        <w:tc>
-          <w:tcPr>
-            <w:tcW w:w="1682" w:type="dxa"/>
-          </w:tcPr>
-          <w:p>
-            <w:r>
-              <w:pict w14:anchorId="4605625B">
-                <v:shape id="_x0000_i1142" type="#_x0000_t75" alt="Linha de Assinatura do Microsoft Office..." style="width:92.75pt;height:46.1pt">
-                  <v:imagedata r:id="rId5" o:title=""/>
-                  <o:lock v:ext="edit" ungrouping="t" rotation="t" cropping="t" verticies="t" text="t" grouping="t"/>
-                  <o:signatureline v:ext="edit" id="{9AC47582-1A03-463C-80BD-9D0CA224570D}" provid="{00000000-0000-0000-0000-000000000000}" o:suggestedsigner="Luis Henrique M. de Oliveira" issignatureline="t"/>
+            <w:tcW w:w="1170" w:type="dxa"/>
+            <w:shd w:val="clear" w:color="auto" w:fill="A6A6A6" w:themeFill="background1" w:themeFillShade="A6"/>
+            <w:tcMar/>
+          </w:tcPr>
+          <w:p wp14:textId="4B09372F">
+            <w:pPr>
+              <w:pStyle w:val="Normal"/>
+              <w:spacing w:after="0" w:line="240" w:lineRule="auto"/>
+            </w:pPr>
+          </w:p>
+          <w:p wp14:textId="1E43868B">
+            <w:pPr>
+              <w:pStyle w:val="Normal"/>
+              <w:spacing w:after="0" w:line="240" w:lineRule="auto"/>
+              <w:jc w:val="center"/>
+            </w:pPr>
+            <w:r>
+              <w:rPr/>
+              <w:t>Feriado</w:t>
+            </w:r>
+          </w:p>
+        </w:tc>
+        <w:tc>
+          <w:tcPr>
+            <w:tcW w:w="941" w:type="dxa"/>
+            <w:shd w:val="clear" w:color="auto" w:fill="A6A6A6" w:themeFill="background1" w:themeFillShade="A6"/>
+            <w:tcMar/>
+          </w:tcPr>
+          <w:p wp14:textId="249C7C16">
+            <w:pPr>
+              <w:pStyle w:val="Normal"/>
+              <w:spacing w:after="0" w:line="240" w:lineRule="auto"/>
+            </w:pPr>
+          </w:p>
+          <w:p wp14:textId="7E7CF7B7">
+            <w:pPr>
+              <w:pStyle w:val="Normal"/>
+              <w:spacing w:after="0" w:line="240" w:lineRule="auto"/>
+            </w:pPr>
+            <w:r>
+              <w:rPr/>
+              <w:t>----------</w:t>
+            </w:r>
+          </w:p>
+        </w:tc>
+        <w:tc>
+          <w:tcPr>
+            <w:tcW w:w="3064" w:type="dxa"/>
+            <w:shd w:val="clear" w:color="auto" w:fill="A6A6A6" w:themeFill="background1" w:themeFillShade="A6"/>
+            <w:tcMar/>
+          </w:tcPr>
+          <w:p wp14:textId="0753111E">
+            <w:pPr>
+              <w:pStyle w:val="Normal"/>
+              <w:spacing w:after="0" w:line="240" w:lineRule="auto"/>
+            </w:pPr>
+          </w:p>
+          <w:p wp14:textId="33D33E75">
+            <w:pPr>
+              <w:pStyle w:val="Normal"/>
+              <w:spacing w:after="0" w:line="240" w:lineRule="auto"/>
+            </w:pPr>
+            <w:r>
+              <w:rPr/>
+              <w:t>---------------------------------</w:t>
+            </w:r>
+          </w:p>
+        </w:tc>
+        <w:tc>
+          <w:tcPr>
+            <w:tcW w:w="2312" w:type="dxa"/>
+            <w:shd w:val="clear" w:color="auto" w:fill="A6A6A6" w:themeFill="background1" w:themeFillShade="A6"/>
+            <w:tcMar/>
+          </w:tcPr>
+          <w:p wp14:textId="77777777">
+            <w:pPr>
+              <w:spacing w:after="0" w:line="240" w:lineRule="auto"/>
+            </w:pPr>
+            <w:r>
+              <w:pict w14:anchorId="12F0D8BE">
+                <v:shape id="_x0000_i1033" style="width:92.25pt;height:45.75pt" alt="Linha de Assinatura do Microsoft Office..." type="#_x0000_t75">
+                  <v:imagedata o:title="" r:id="rId4"/>
+                  <o:lock v:ext="edit" grouping="t" ungrouping="t" rotation="t" cropping="t" verticies="t" text="t"/>
+                  <o:signatureline v:ext="edit" issignatureline="t" id="{9AC47582-1A03-463C-80BD-9D0CA224570D}" provid="{00000000-0000-0000-0000-000000000000}" o:suggestedsigner="Luis Henrique M. de Oliveira"/>
                 </v:shape>
               </w:pict>
             </w:r>
           </w:p>
         </w:tc>
       </w:tr>
-      <w:tr>
-        <w:tc>
-          <w:tcPr>
-            <w:tcW w:w="1670" w:type="dxa"/>
+      <w:tr xmlns:wp14="http://schemas.microsoft.com/office/word/2010/wordml" wp14:textId="77777777">
+        <w:tc>
+          <w:tcPr>
+            <w:tcW w:w="1007" w:type="dxa"/>
+            <w:tcMar/>
             <w:vAlign w:val="center"/>
           </w:tcPr>
-          <w:p>
+          <w:p wp14:textId="77777777">
+            <w:pPr>
+              <w:spacing w:after="0" w:line="240" w:lineRule="auto"/>
+            </w:pPr>
             <w:r>
               <w:t>22 (Quarta-feira)</w:t>
             </w:r>
@@ -2594,46 +2435,93 @@
         </w:tc>
         <w:tc>
           <w:tcPr>
-            <w:tcW w:w="1663" w:type="dxa"/>
-          </w:tcPr>
-          <w:p/>
-        </w:tc>
-        <w:tc>
-          <w:tcPr>
-            <w:tcW w:w="1663" w:type="dxa"/>
-          </w:tcPr>
-          <w:p/>
-        </w:tc>
-        <w:tc>
-          <w:tcPr>
-            <w:tcW w:w="1816" w:type="dxa"/>
-          </w:tcPr>
-          <w:p/>
-        </w:tc>
-        <w:tc>
-          <w:tcPr>
-            <w:tcW w:w="1682" w:type="dxa"/>
-          </w:tcPr>
-          <w:p>
-            <w:r>
-              <w:pict w14:anchorId="75261793">
-                <v:shape id="_x0000_i1143" type="#_x0000_t75" alt="Linha de Assinatura do Microsoft Office..." style="width:92.75pt;height:46.1pt">
-                  <v:imagedata r:id="rId5" o:title=""/>
-                  <o:lock v:ext="edit" ungrouping="t" rotation="t" cropping="t" verticies="t" text="t" grouping="t"/>
-                  <o:signatureline v:ext="edit" id="{54B1AE9A-9BCB-442E-AB0D-B73D0D2CAB60}" provid="{00000000-0000-0000-0000-000000000000}" o:suggestedsigner="Luis Henrique M. de Oliveira" issignatureline="t"/>
+            <w:tcW w:w="1170" w:type="dxa"/>
+            <w:tcMar/>
+          </w:tcPr>
+          <w:p wp14:textId="525D8A7F">
+            <w:pPr>
+              <w:pStyle w:val="Normal"/>
+              <w:spacing w:after="0" w:line="240" w:lineRule="auto"/>
+            </w:pPr>
+          </w:p>
+          <w:p wp14:textId="04DAD605">
+            <w:pPr>
+              <w:pStyle w:val="Normal"/>
+              <w:spacing w:after="0" w:line="240" w:lineRule="auto"/>
+              <w:jc w:val="center"/>
+            </w:pPr>
+            <w:r>
+              <w:rPr/>
+              <w:t>14:00</w:t>
+            </w:r>
+          </w:p>
+        </w:tc>
+        <w:tc>
+          <w:tcPr>
+            <w:tcW w:w="941" w:type="dxa"/>
+            <w:tcMar/>
+          </w:tcPr>
+          <w:p wp14:textId="0467F589">
+            <w:pPr>
+              <w:pStyle w:val="Normal"/>
+              <w:spacing w:after="0" w:line="240" w:lineRule="auto"/>
+            </w:pPr>
+          </w:p>
+          <w:p wp14:textId="53C3702F">
+            <w:pPr>
+              <w:pStyle w:val="Normal"/>
+              <w:spacing w:after="0" w:line="240" w:lineRule="auto"/>
+            </w:pPr>
+            <w:r>
+              <w:rPr/>
+              <w:t>17:00</w:t>
+            </w:r>
+          </w:p>
+        </w:tc>
+        <w:tc>
+          <w:tcPr>
+            <w:tcW w:w="3064" w:type="dxa"/>
+            <w:tcMar/>
+          </w:tcPr>
+          <w:p wp14:textId="1ECF4E7D">
+            <w:pPr>
+              <w:pStyle w:val="Normal"/>
+              <w:spacing w:after="0" w:line="240" w:lineRule="auto"/>
+            </w:pPr>
+          </w:p>
+        </w:tc>
+        <w:tc>
+          <w:tcPr>
+            <w:tcW w:w="2312" w:type="dxa"/>
+            <w:tcMar/>
+          </w:tcPr>
+          <w:p wp14:textId="77777777">
+            <w:pPr>
+              <w:spacing w:after="0" w:line="240" w:lineRule="auto"/>
+            </w:pPr>
+            <w:r>
+              <w:pict w14:anchorId="5834D274">
+                <v:shape id="_x0000_i1034" style="width:92.25pt;height:45.75pt" alt="Linha de Assinatura do Microsoft Office..." type="#_x0000_t75">
+                  <v:imagedata o:title="" r:id="rId4"/>
+                  <o:lock v:ext="edit" grouping="t" ungrouping="t" rotation="t" cropping="t" verticies="t" text="t"/>
+                  <o:signatureline v:ext="edit" issignatureline="t" id="{54B1AE9A-9BCB-442E-AB0D-B73D0D2CAB60}" provid="{00000000-0000-0000-0000-000000000000}" o:suggestedsigner="Luis Henrique M. de Oliveira"/>
                 </v:shape>
               </w:pict>
             </w:r>
           </w:p>
         </w:tc>
       </w:tr>
-      <w:tr>
-        <w:tc>
-          <w:tcPr>
-            <w:tcW w:w="1670" w:type="dxa"/>
+      <w:tr xmlns:wp14="http://schemas.microsoft.com/office/word/2010/wordml" wp14:textId="77777777">
+        <w:tc>
+          <w:tcPr>
+            <w:tcW w:w="1007" w:type="dxa"/>
+            <w:tcMar/>
             <w:vAlign w:val="center"/>
           </w:tcPr>
-          <w:p>
+          <w:p wp14:textId="77777777">
+            <w:pPr>
+              <w:spacing w:after="0" w:line="240" w:lineRule="auto"/>
+            </w:pPr>
             <w:r>
               <w:t>23 (Quinta-feira)</w:t>
             </w:r>
@@ -2641,46 +2529,84 @@
         </w:tc>
         <w:tc>
           <w:tcPr>
-            <w:tcW w:w="1663" w:type="dxa"/>
-          </w:tcPr>
-          <w:p/>
-        </w:tc>
-        <w:tc>
-          <w:tcPr>
-            <w:tcW w:w="1663" w:type="dxa"/>
-          </w:tcPr>
-          <w:p/>
-        </w:tc>
-        <w:tc>
-          <w:tcPr>
-            <w:tcW w:w="1816" w:type="dxa"/>
-          </w:tcPr>
-          <w:p/>
-        </w:tc>
-        <w:tc>
-          <w:tcPr>
-            <w:tcW w:w="1682" w:type="dxa"/>
-          </w:tcPr>
-          <w:p>
-            <w:r>
-              <w:pict w14:anchorId="6CBC46C6">
-                <v:shape id="_x0000_i1144" type="#_x0000_t75" alt="Linha de Assinatura do Microsoft Office..." style="width:92.75pt;height:46.1pt">
-                  <v:imagedata r:id="rId5" o:title=""/>
-                  <o:lock v:ext="edit" ungrouping="t" rotation="t" cropping="t" verticies="t" text="t" grouping="t"/>
-                  <o:signatureline v:ext="edit" id="{8CB2D1CD-F685-4504-BF13-627809719E0D}" provid="{00000000-0000-0000-0000-000000000000}" o:suggestedsigner="Luis Henrique M. de Oliveira" issignatureline="t"/>
+            <w:tcW w:w="1170" w:type="dxa"/>
+            <w:tcMar/>
+          </w:tcPr>
+          <w:p wp14:textId="0460195B">
+            <w:pPr>
+              <w:pStyle w:val="Normal"/>
+              <w:spacing w:after="0" w:line="240" w:lineRule="auto"/>
+              <w:jc w:val="center"/>
+            </w:pPr>
+          </w:p>
+          <w:p wp14:textId="6A951036">
+            <w:pPr>
+              <w:pStyle w:val="Normal"/>
+              <w:spacing w:after="0" w:line="240" w:lineRule="auto"/>
+              <w:jc w:val="center"/>
+            </w:pPr>
+            <w:r>
+              <w:rPr/>
+              <w:t>12:30</w:t>
+            </w:r>
+          </w:p>
+        </w:tc>
+        <w:tc>
+          <w:tcPr>
+            <w:tcW w:w="941" w:type="dxa"/>
+            <w:tcMar/>
+          </w:tcPr>
+          <w:p wp14:textId="6D2B2C8D">
+            <w:pPr>
+              <w:pStyle w:val="Normal"/>
+              <w:spacing w:after="0" w:line="240" w:lineRule="auto"/>
+            </w:pPr>
+          </w:p>
+        </w:tc>
+        <w:tc>
+          <w:tcPr>
+            <w:tcW w:w="3064" w:type="dxa"/>
+            <w:tcMar/>
+          </w:tcPr>
+          <w:p wp14:textId="3CE40F44">
+            <w:pPr>
+              <w:pStyle w:val="Normal"/>
+              <w:spacing w:after="0" w:line="240" w:lineRule="auto"/>
+            </w:pPr>
+          </w:p>
+        </w:tc>
+        <w:tc>
+          <w:tcPr>
+            <w:tcW w:w="2312" w:type="dxa"/>
+            <w:tcMar/>
+          </w:tcPr>
+          <w:p wp14:textId="77777777">
+            <w:pPr>
+              <w:spacing w:after="0" w:line="240" w:lineRule="auto"/>
+            </w:pPr>
+            <w:r>
+              <w:pict w14:anchorId="237B4130">
+                <v:shape id="_x0000_i1035" style="width:92.25pt;height:45.75pt" alt="Linha de Assinatura do Microsoft Office..." type="#_x0000_t75">
+                  <v:imagedata o:title="" r:id="rId4"/>
+                  <o:lock v:ext="edit" grouping="t" ungrouping="t" rotation="t" cropping="t" verticies="t" text="t"/>
+                  <o:signatureline v:ext="edit" issignatureline="t" id="{8CB2D1CD-F685-4504-BF13-627809719E0D}" provid="{00000000-0000-0000-0000-000000000000}" o:suggestedsigner="Luis Henrique M. de Oliveira"/>
                 </v:shape>
               </w:pict>
             </w:r>
           </w:p>
         </w:tc>
       </w:tr>
-      <w:tr>
-        <w:tc>
-          <w:tcPr>
-            <w:tcW w:w="1670" w:type="dxa"/>
+      <w:tr xmlns:wp14="http://schemas.microsoft.com/office/word/2010/wordml" wp14:textId="77777777">
+        <w:tc>
+          <w:tcPr>
+            <w:tcW w:w="1007" w:type="dxa"/>
+            <w:tcMar/>
             <w:vAlign w:val="center"/>
           </w:tcPr>
-          <w:p>
+          <w:p wp14:textId="77777777">
+            <w:pPr>
+              <w:spacing w:after="0" w:line="240" w:lineRule="auto"/>
+            </w:pPr>
             <w:r>
               <w:t>24 (Sexta-feira)</w:t>
             </w:r>
@@ -2688,49 +2614,75 @@
         </w:tc>
         <w:tc>
           <w:tcPr>
-            <w:tcW w:w="1663" w:type="dxa"/>
-          </w:tcPr>
-          <w:p/>
-        </w:tc>
-        <w:tc>
-          <w:tcPr>
-            <w:tcW w:w="1663" w:type="dxa"/>
-          </w:tcPr>
-          <w:p/>
-        </w:tc>
-        <w:tc>
-          <w:tcPr>
-            <w:tcW w:w="1816" w:type="dxa"/>
-          </w:tcPr>
-          <w:p/>
-        </w:tc>
-        <w:tc>
-          <w:tcPr>
-            <w:tcW w:w="1682" w:type="dxa"/>
-          </w:tcPr>
-          <w:p>
-            <w:r>
-              <w:pict w14:anchorId="67F7838B">
-                <v:shape id="_x0000_i1145" type="#_x0000_t75" alt="Linha de Assinatura do Microsoft Office..." style="width:92.75pt;height:46.1pt">
-                  <v:imagedata r:id="rId5" o:title=""/>
-                  <o:lock v:ext="edit" ungrouping="t" rotation="t" cropping="t" verticies="t" text="t" grouping="t"/>
-                  <o:signatureline v:ext="edit" id="{C8D1AFDE-0E81-405C-BCC3-5CE66B5203C8}" provid="{00000000-0000-0000-0000-000000000000}" o:suggestedsigner="Luis Henrique M. de Oliveira" issignatureline="t"/>
+            <w:tcW w:w="1170" w:type="dxa"/>
+            <w:tcMar/>
+          </w:tcPr>
+          <w:p wp14:textId="0CE9184B">
+            <w:pPr>
+              <w:pStyle w:val="Normal"/>
+              <w:spacing w:after="0" w:line="240" w:lineRule="auto"/>
+            </w:pPr>
+          </w:p>
+        </w:tc>
+        <w:tc>
+          <w:tcPr>
+            <w:tcW w:w="941" w:type="dxa"/>
+            <w:tcMar/>
+          </w:tcPr>
+          <w:p wp14:textId="62C657F8">
+            <w:pPr>
+              <w:pStyle w:val="Normal"/>
+              <w:spacing w:after="0" w:line="240" w:lineRule="auto"/>
+            </w:pPr>
+          </w:p>
+        </w:tc>
+        <w:tc>
+          <w:tcPr>
+            <w:tcW w:w="3064" w:type="dxa"/>
+            <w:tcMar/>
+          </w:tcPr>
+          <w:p wp14:textId="3FA880D9">
+            <w:pPr>
+              <w:pStyle w:val="Normal"/>
+              <w:spacing w:after="0" w:line="240" w:lineRule="auto"/>
+            </w:pPr>
+          </w:p>
+        </w:tc>
+        <w:tc>
+          <w:tcPr>
+            <w:tcW w:w="2312" w:type="dxa"/>
+            <w:tcMar/>
+          </w:tcPr>
+          <w:p wp14:textId="77777777">
+            <w:pPr>
+              <w:spacing w:after="0" w:line="240" w:lineRule="auto"/>
+            </w:pPr>
+            <w:r>
+              <w:pict w14:anchorId="442575F6">
+                <v:shape id="_x0000_i1036" style="width:92.25pt;height:45.75pt" alt="Linha de Assinatura do Microsoft Office..." type="#_x0000_t75">
+                  <v:imagedata o:title="" r:id="rId4"/>
+                  <o:lock v:ext="edit" grouping="t" ungrouping="t" rotation="t" cropping="t" verticies="t" text="t"/>
+                  <o:signatureline v:ext="edit" issignatureline="t" id="{C8D1AFDE-0E81-405C-BCC3-5CE66B5203C8}" provid="{00000000-0000-0000-0000-000000000000}" o:suggestedsigner="Luis Henrique M. de Oliveira"/>
                 </v:shape>
               </w:pict>
             </w:r>
           </w:p>
         </w:tc>
       </w:tr>
-      <w:tr>
+      <w:tr xmlns:wp14="http://schemas.microsoft.com/office/word/2010/wordml" wp14:textId="77777777">
         <w:trPr>
           <w:trHeight w:val="554"/>
         </w:trPr>
         <w:tc>
           <w:tcPr>
-            <w:tcW w:w="1670" w:type="dxa"/>
+            <w:tcW w:w="1007" w:type="dxa"/>
+            <w:tcMar/>
             <w:vAlign w:val="center"/>
           </w:tcPr>
-          <w:p>
+          <w:p wp14:textId="77777777">
+            <w:pPr>
+              <w:spacing w:after="0" w:line="240" w:lineRule="auto"/>
+            </w:pPr>
             <w:r>
               <w:t>25 (Sábado)</w:t>
             </w:r>
@@ -2738,94 +2690,145 @@
         </w:tc>
         <w:tc>
           <w:tcPr>
-            <w:tcW w:w="1663" w:type="dxa"/>
-          </w:tcPr>
-          <w:p/>
-        </w:tc>
-        <w:tc>
-          <w:tcPr>
-            <w:tcW w:w="1663" w:type="dxa"/>
-          </w:tcPr>
-          <w:p/>
-        </w:tc>
-        <w:tc>
-          <w:tcPr>
-            <w:tcW w:w="1816" w:type="dxa"/>
-          </w:tcPr>
-          <w:p/>
-        </w:tc>
-        <w:tc>
-          <w:tcPr>
-            <w:tcW w:w="1682" w:type="dxa"/>
-          </w:tcPr>
-          <w:p>
-            <w:r>
-              <w:pict w14:anchorId="12F1467E">
-                <v:shape id="_x0000_i1146" type="#_x0000_t75" alt="Linha de Assinatura do Microsoft Office..." style="width:92.75pt;height:46.1pt">
-                  <v:imagedata r:id="rId5" o:title=""/>
-                  <o:lock v:ext="edit" ungrouping="t" rotation="t" cropping="t" verticies="t" text="t" grouping="t"/>
-                  <o:signatureline v:ext="edit" id="{7AE1D950-E8C6-420F-9A45-D9FE3EC8D6B0}" provid="{00000000-0000-0000-0000-000000000000}" o:suggestedsigner="Luis Henrique M. de Oliveira" issignatureline="t"/>
+            <w:tcW w:w="1170" w:type="dxa"/>
+            <w:tcMar/>
+          </w:tcPr>
+          <w:p wp14:textId="30E633A4">
+            <w:pPr>
+              <w:pStyle w:val="Normal"/>
+              <w:spacing w:after="0" w:line="240" w:lineRule="auto"/>
+            </w:pPr>
+          </w:p>
+        </w:tc>
+        <w:tc>
+          <w:tcPr>
+            <w:tcW w:w="941" w:type="dxa"/>
+            <w:tcMar/>
+          </w:tcPr>
+          <w:p wp14:textId="19F09118">
+            <w:pPr>
+              <w:pStyle w:val="Normal"/>
+              <w:spacing w:after="0" w:line="240" w:lineRule="auto"/>
+            </w:pPr>
+          </w:p>
+        </w:tc>
+        <w:tc>
+          <w:tcPr>
+            <w:tcW w:w="3064" w:type="dxa"/>
+            <w:tcMar/>
+          </w:tcPr>
+          <w:p wp14:textId="17FBFD11">
+            <w:pPr>
+              <w:pStyle w:val="Normal"/>
+              <w:spacing w:after="0" w:line="240" w:lineRule="auto"/>
+            </w:pPr>
+          </w:p>
+        </w:tc>
+        <w:tc>
+          <w:tcPr>
+            <w:tcW w:w="2312" w:type="dxa"/>
+            <w:tcMar/>
+          </w:tcPr>
+          <w:p wp14:textId="77777777">
+            <w:pPr>
+              <w:spacing w:after="0" w:line="240" w:lineRule="auto"/>
+            </w:pPr>
+            <w:r>
+              <w:pict w14:anchorId="3DF0C049">
+                <v:shape id="_x0000_i1037" style="width:92.25pt;height:45.75pt" alt="Linha de Assinatura do Microsoft Office..." type="#_x0000_t75">
+                  <v:imagedata o:title="" r:id="rId4"/>
+                  <o:lock v:ext="edit" grouping="t" ungrouping="t" rotation="t" cropping="t" verticies="t" text="t"/>
+                  <o:signatureline v:ext="edit" issignatureline="t" id="{7AE1D950-E8C6-420F-9A45-D9FE3EC8D6B0}" provid="{00000000-0000-0000-0000-000000000000}" o:suggestedsigner="Luis Henrique M. de Oliveira"/>
                 </v:shape>
               </w:pict>
             </w:r>
           </w:p>
         </w:tc>
       </w:tr>
-      <w:tr>
-        <w:tc>
-          <w:tcPr>
-            <w:tcW w:w="1670" w:type="dxa"/>
+      <w:tr xmlns:wp14="http://schemas.microsoft.com/office/word/2010/wordml" wp14:textId="77777777">
+        <w:tc>
+          <w:tcPr>
+            <w:tcW w:w="1007" w:type="dxa"/>
+            <w:tcMar/>
             <w:vAlign w:val="center"/>
           </w:tcPr>
-          <w:p>
-            <w:r>
-              <w:lastRenderedPageBreak/>
+          <w:p wp14:textId="77777777">
+            <w:pPr>
+              <w:spacing w:after="0" w:line="240" w:lineRule="auto"/>
+            </w:pPr>
+            <w:r>
               <w:t>27 (Segunda-feira)</w:t>
             </w:r>
           </w:p>
         </w:tc>
         <w:tc>
           <w:tcPr>
-            <w:tcW w:w="1663" w:type="dxa"/>
-          </w:tcPr>
-          <w:p/>
-        </w:tc>
-        <w:tc>
-          <w:tcPr>
-            <w:tcW w:w="1663" w:type="dxa"/>
-          </w:tcPr>
-          <w:p/>
-        </w:tc>
-        <w:tc>
-          <w:tcPr>
-            <w:tcW w:w="1816" w:type="dxa"/>
-          </w:tcPr>
-          <w:p/>
-        </w:tc>
-        <w:tc>
-          <w:tcPr>
-            <w:tcW w:w="1682" w:type="dxa"/>
-          </w:tcPr>
-          <w:p>
-            <w:r>
-              <w:pict w14:anchorId="5F21E78D">
-                <v:shape id="_x0000_i1147" type="#_x0000_t75" alt="Linha de Assinatura do Microsoft Office..." style="width:92.75pt;height:46.1pt">
-                  <v:imagedata r:id="rId5" o:title=""/>
-                  <o:lock v:ext="edit" ungrouping="t" rotation="t" cropping="t" verticies="t" text="t" grouping="t"/>
-                  <o:signatureline v:ext="edit" id="{A4A94971-2401-4B44-86D2-9551B81F6979}" provid="{00000000-0000-0000-0000-000000000000}" o:suggestedsigner="Luis Henrique M. de Oliveira" issignatureline="t"/>
+            <w:tcW w:w="1170" w:type="dxa"/>
+            <w:tcMar/>
+          </w:tcPr>
+          <w:p wp14:textId="1A84E032">
+            <w:pPr>
+              <w:pStyle w:val="Normal"/>
+              <w:spacing w:after="0" w:line="240" w:lineRule="auto"/>
+            </w:pPr>
+          </w:p>
+        </w:tc>
+        <w:tc>
+          <w:tcPr>
+            <w:tcW w:w="941" w:type="dxa"/>
+            <w:tcMar/>
+          </w:tcPr>
+          <w:p wp14:textId="2AF83C6A">
+            <w:pPr>
+              <w:pStyle w:val="Normal"/>
+              <w:spacing w:after="0" w:line="240" w:lineRule="auto"/>
+            </w:pPr>
+          </w:p>
+        </w:tc>
+        <w:tc>
+          <w:tcPr>
+            <w:tcW w:w="3064" w:type="dxa"/>
+            <w:tcMar/>
+          </w:tcPr>
+          <w:p wp14:textId="23ECD03F">
+            <w:pPr>
+              <w:pStyle w:val="Normal"/>
+              <w:spacing w:after="0" w:line="240" w:lineRule="auto"/>
+            </w:pPr>
+          </w:p>
+        </w:tc>
+        <w:tc>
+          <w:tcPr>
+            <w:tcW w:w="2312" w:type="dxa"/>
+            <w:tcMar/>
+          </w:tcPr>
+          <w:p wp14:textId="77777777">
+            <w:pPr>
+              <w:spacing w:after="0" w:line="240" w:lineRule="auto"/>
+            </w:pPr>
+            <w:r>
+              <w:pict w14:anchorId="27F80021">
+                <v:shape id="_x0000_i1038" style="width:92.25pt;height:45.75pt" alt="Linha de Assinatura do Microsoft Office..." type="#_x0000_t75">
+                  <v:imagedata o:title="" r:id="rId4"/>
+                  <o:lock v:ext="edit" grouping="t" ungrouping="t" rotation="t" cropping="t" verticies="t" text="t"/>
+                  <o:signatureline v:ext="edit" issignatureline="t" id="{A4A94971-2401-4B44-86D2-9551B81F6979}" provid="{00000000-0000-0000-0000-000000000000}" o:suggestedsigner="Luis Henrique M. de Oliveira"/>
                 </v:shape>
               </w:pict>
             </w:r>
           </w:p>
         </w:tc>
       </w:tr>
-      <w:tr>
-        <w:tc>
-          <w:tcPr>
-            <w:tcW w:w="1670" w:type="dxa"/>
+      <w:tr xmlns:wp14="http://schemas.microsoft.com/office/word/2010/wordml" wp14:textId="77777777">
+        <w:tc>
+          <w:tcPr>
+            <w:tcW w:w="1007" w:type="dxa"/>
+            <w:tcMar/>
             <w:vAlign w:val="center"/>
           </w:tcPr>
-          <w:p>
+          <w:p wp14:textId="77777777">
+            <w:pPr>
+              <w:spacing w:after="0" w:line="240" w:lineRule="auto"/>
+            </w:pPr>
             <w:r>
               <w:t>28 (Terça-feira)</w:t>
             </w:r>
@@ -2833,49 +2836,75 @@
         </w:tc>
         <w:tc>
           <w:tcPr>
-            <w:tcW w:w="1663" w:type="dxa"/>
-          </w:tcPr>
-          <w:p/>
-        </w:tc>
-        <w:tc>
-          <w:tcPr>
-            <w:tcW w:w="1663" w:type="dxa"/>
-          </w:tcPr>
-          <w:p/>
-        </w:tc>
-        <w:tc>
-          <w:tcPr>
-            <w:tcW w:w="1816" w:type="dxa"/>
-          </w:tcPr>
-          <w:p/>
-        </w:tc>
-        <w:tc>
-          <w:tcPr>
-            <w:tcW w:w="1682" w:type="dxa"/>
-          </w:tcPr>
-          <w:p>
-            <w:r>
-              <w:pict w14:anchorId="15B2CFE4">
-                <v:shape id="_x0000_i1148" type="#_x0000_t75" alt="Linha de Assinatura do Microsoft Office..." style="width:92.75pt;height:46.1pt">
-                  <v:imagedata r:id="rId5" o:title=""/>
-                  <o:lock v:ext="edit" ungrouping="t" rotation="t" cropping="t" verticies="t" text="t" grouping="t"/>
-                  <o:signatureline v:ext="edit" id="{331B9827-88A3-48A9-9E1B-1DE07E3EA54C}" provid="{00000000-0000-0000-0000-000000000000}" o:suggestedsigner="Luis Henrique M. de Oliveira" issignatureline="t"/>
+            <w:tcW w:w="1170" w:type="dxa"/>
+            <w:tcMar/>
+          </w:tcPr>
+          <w:p wp14:textId="74BDD5E1">
+            <w:pPr>
+              <w:pStyle w:val="Normal"/>
+              <w:spacing w:after="0" w:line="240" w:lineRule="auto"/>
+            </w:pPr>
+          </w:p>
+        </w:tc>
+        <w:tc>
+          <w:tcPr>
+            <w:tcW w:w="941" w:type="dxa"/>
+            <w:tcMar/>
+          </w:tcPr>
+          <w:p wp14:textId="5660F720">
+            <w:pPr>
+              <w:pStyle w:val="Normal"/>
+              <w:spacing w:after="0" w:line="240" w:lineRule="auto"/>
+            </w:pPr>
+          </w:p>
+        </w:tc>
+        <w:tc>
+          <w:tcPr>
+            <w:tcW w:w="3064" w:type="dxa"/>
+            <w:tcMar/>
+          </w:tcPr>
+          <w:p wp14:textId="04B9EA00">
+            <w:pPr>
+              <w:pStyle w:val="Normal"/>
+              <w:spacing w:after="0" w:line="240" w:lineRule="auto"/>
+            </w:pPr>
+          </w:p>
+        </w:tc>
+        <w:tc>
+          <w:tcPr>
+            <w:tcW w:w="2312" w:type="dxa"/>
+            <w:tcMar/>
+          </w:tcPr>
+          <w:p wp14:textId="77777777">
+            <w:pPr>
+              <w:spacing w:after="0" w:line="240" w:lineRule="auto"/>
+            </w:pPr>
+            <w:r>
+              <w:pict w14:anchorId="693E8B58">
+                <v:shape id="_x0000_i1039" style="width:92.25pt;height:45.75pt" alt="Linha de Assinatura do Microsoft Office..." type="#_x0000_t75">
+                  <v:imagedata o:title="" r:id="rId4"/>
+                  <o:lock v:ext="edit" grouping="t" ungrouping="t" rotation="t" cropping="t" verticies="t" text="t"/>
+                  <o:signatureline v:ext="edit" issignatureline="t" id="{331B9827-88A3-48A9-9E1B-1DE07E3EA54C}" provid="{00000000-0000-0000-0000-000000000000}" o:suggestedsigner="Luis Henrique M. de Oliveira"/>
                 </v:shape>
               </w:pict>
             </w:r>
           </w:p>
         </w:tc>
       </w:tr>
-      <w:tr>
+      <w:tr xmlns:wp14="http://schemas.microsoft.com/office/word/2010/wordml" wp14:textId="77777777">
         <w:trPr>
           <w:trHeight w:val="157"/>
         </w:trPr>
         <w:tc>
           <w:tcPr>
-            <w:tcW w:w="1670" w:type="dxa"/>
+            <w:tcW w:w="1007" w:type="dxa"/>
+            <w:tcMar/>
             <w:vAlign w:val="center"/>
           </w:tcPr>
-          <w:p>
+          <w:p wp14:textId="77777777">
+            <w:pPr>
+              <w:spacing w:after="0" w:line="240" w:lineRule="auto"/>
+            </w:pPr>
             <w:r>
               <w:t>29 (Quarta-feira)</w:t>
             </w:r>
@@ -2883,49 +2912,75 @@
         </w:tc>
         <w:tc>
           <w:tcPr>
-            <w:tcW w:w="1663" w:type="dxa"/>
-          </w:tcPr>
-          <w:p/>
-        </w:tc>
-        <w:tc>
-          <w:tcPr>
-            <w:tcW w:w="1663" w:type="dxa"/>
-          </w:tcPr>
-          <w:p/>
-        </w:tc>
-        <w:tc>
-          <w:tcPr>
-            <w:tcW w:w="1816" w:type="dxa"/>
-          </w:tcPr>
-          <w:p/>
-        </w:tc>
-        <w:tc>
-          <w:tcPr>
-            <w:tcW w:w="1682" w:type="dxa"/>
-          </w:tcPr>
-          <w:p>
-            <w:r>
-              <w:pict w14:anchorId="6D928BC6">
-                <v:shape id="_x0000_i1149" type="#_x0000_t75" alt="Linha de Assinatura do Microsoft Office..." style="width:92.75pt;height:46.1pt">
-                  <v:imagedata r:id="rId5" o:title=""/>
-                  <o:lock v:ext="edit" ungrouping="t" rotation="t" cropping="t" verticies="t" text="t" grouping="t"/>
-                  <o:signatureline v:ext="edit" id="{1BA4D945-5914-472D-9DA3-9CB9A627CDF3}" provid="{00000000-0000-0000-0000-000000000000}" o:suggestedsigner="Luis Henrique M. de Oliveira" issignatureline="t"/>
+            <w:tcW w:w="1170" w:type="dxa"/>
+            <w:tcMar/>
+          </w:tcPr>
+          <w:p wp14:textId="6E8D359D">
+            <w:pPr>
+              <w:pStyle w:val="Normal"/>
+              <w:spacing w:after="0" w:line="240" w:lineRule="auto"/>
+            </w:pPr>
+          </w:p>
+        </w:tc>
+        <w:tc>
+          <w:tcPr>
+            <w:tcW w:w="941" w:type="dxa"/>
+            <w:tcMar/>
+          </w:tcPr>
+          <w:p wp14:textId="5EB87CBB">
+            <w:pPr>
+              <w:pStyle w:val="Normal"/>
+              <w:spacing w:after="0" w:line="240" w:lineRule="auto"/>
+            </w:pPr>
+          </w:p>
+        </w:tc>
+        <w:tc>
+          <w:tcPr>
+            <w:tcW w:w="3064" w:type="dxa"/>
+            <w:tcMar/>
+          </w:tcPr>
+          <w:p wp14:textId="47D36001">
+            <w:pPr>
+              <w:pStyle w:val="Normal"/>
+              <w:spacing w:after="0" w:line="240" w:lineRule="auto"/>
+            </w:pPr>
+          </w:p>
+        </w:tc>
+        <w:tc>
+          <w:tcPr>
+            <w:tcW w:w="2312" w:type="dxa"/>
+            <w:tcMar/>
+          </w:tcPr>
+          <w:p wp14:textId="77777777">
+            <w:pPr>
+              <w:spacing w:after="0" w:line="240" w:lineRule="auto"/>
+            </w:pPr>
+            <w:r>
+              <w:pict w14:anchorId="79DA23B2">
+                <v:shape id="_x0000_i1040" style="width:92.25pt;height:45.75pt" alt="Linha de Assinatura do Microsoft Office..." type="#_x0000_t75">
+                  <v:imagedata o:title="" r:id="rId4"/>
+                  <o:lock v:ext="edit" grouping="t" ungrouping="t" rotation="t" cropping="t" verticies="t" text="t"/>
+                  <o:signatureline v:ext="edit" issignatureline="t" id="{1BA4D945-5914-472D-9DA3-9CB9A627CDF3}" provid="{00000000-0000-0000-0000-000000000000}" o:suggestedsigner="Luis Henrique M. de Oliveira"/>
                 </v:shape>
               </w:pict>
             </w:r>
           </w:p>
         </w:tc>
       </w:tr>
-      <w:tr>
+      <w:tr xmlns:wp14="http://schemas.microsoft.com/office/word/2010/wordml" wp14:textId="77777777">
         <w:trPr>
           <w:trHeight w:val="157"/>
         </w:trPr>
         <w:tc>
           <w:tcPr>
-            <w:tcW w:w="1670" w:type="dxa"/>
+            <w:tcW w:w="1007" w:type="dxa"/>
+            <w:tcMar/>
             <w:vAlign w:val="center"/>
           </w:tcPr>
-          <w:p>
+          <w:p wp14:textId="77777777">
+            <w:pPr>
+              <w:spacing w:after="0" w:line="240" w:lineRule="auto"/>
+            </w:pPr>
             <w:r>
               <w:t>30 (Quinta-feira)</w:t>
             </w:r>
@@ -2933,33 +2988,56 @@
         </w:tc>
         <w:tc>
           <w:tcPr>
-            <w:tcW w:w="1663" w:type="dxa"/>
-          </w:tcPr>
-          <w:p/>
-        </w:tc>
-        <w:tc>
-          <w:tcPr>
-            <w:tcW w:w="1663" w:type="dxa"/>
-          </w:tcPr>
-          <w:p/>
-        </w:tc>
-        <w:tc>
-          <w:tcPr>
-            <w:tcW w:w="1816" w:type="dxa"/>
-          </w:tcPr>
-          <w:p/>
-        </w:tc>
-        <w:tc>
-          <w:tcPr>
-            <w:tcW w:w="1682" w:type="dxa"/>
-          </w:tcPr>
-          <w:p>
-            <w:r>
-              <w:pict w14:anchorId="38C65758">
-                <v:shape id="_x0000_i1150" type="#_x0000_t75" alt="Linha de Assinatura do Microsoft Office..." style="width:92.75pt;height:46.1pt">
-                  <v:imagedata r:id="rId5" o:title=""/>
-                  <o:lock v:ext="edit" ungrouping="t" rotation="t" cropping="t" verticies="t" text="t" grouping="t"/>
-                  <o:signatureline v:ext="edit" id="{74E9F042-D2F7-4ABE-8D6B-1B1B06379EAC}" provid="{00000000-0000-0000-0000-000000000000}" o:suggestedsigner="Luis Henrique M. de Oliveira" issignatureline="t"/>
+            <w:tcW w:w="1170" w:type="dxa"/>
+            <w:tcMar/>
+          </w:tcPr>
+          <w:p wp14:textId="3C79FD5D">
+            <w:pPr>
+              <w:pStyle w:val="Normal"/>
+              <w:spacing w:after="0" w:line="240" w:lineRule="auto"/>
+            </w:pPr>
+          </w:p>
+        </w:tc>
+        <w:tc>
+          <w:tcPr>
+            <w:tcW w:w="941" w:type="dxa"/>
+            <w:tcMar/>
+          </w:tcPr>
+          <w:p wp14:textId="5EDB6295">
+            <w:pPr>
+              <w:pStyle w:val="Normal"/>
+              <w:spacing w:after="0" w:line="240" w:lineRule="auto"/>
+            </w:pPr>
+          </w:p>
+        </w:tc>
+        <w:tc>
+          <w:tcPr>
+            <w:tcW w:w="3064" w:type="dxa"/>
+            <w:tcMar/>
+          </w:tcPr>
+          <w:p wp14:textId="7B46C8C5">
+            <w:pPr>
+              <w:pStyle w:val="Normal"/>
+              <w:spacing w:after="0" w:line="240" w:lineRule="auto"/>
+            </w:pPr>
+          </w:p>
+        </w:tc>
+        <w:tc>
+          <w:tcPr>
+            <w:tcW w:w="2312" w:type="dxa"/>
+            <w:tcMar/>
+          </w:tcPr>
+          <w:p wp14:textId="77777777">
+            <w:pPr>
+              <w:pStyle w:val="Normal"/>
+              <w:spacing w:beforeAutospacing="on" w:after="0" w:line="240" w:lineRule="auto"/>
+            </w:pPr>
+            <w:r>
+              <w:pict w14:anchorId="07AFED55">
+                <v:shape id="_x0000_i1041" style="width:92.25pt;height:45.75pt" alt="Linha de Assinatura do Microsoft Office..." type="#_x0000_t75">
+                  <v:imagedata o:title="" r:id="rId4"/>
+                  <o:lock v:ext="edit" grouping="t" ungrouping="t" rotation="t" cropping="t" verticies="t" text="t"/>
+                  <o:signatureline v:ext="edit" issignatureline="t" id="{74E9F042-D2F7-4ABE-8D6B-1B1B06379EAC}" provid="{00000000-0000-0000-0000-000000000000}" o:suggestedsigner="Luis Henrique M. de Oliveira"/>
                 </v:shape>
               </w:pict>
             </w:r>
@@ -2967,15 +3045,15 @@
         </w:tc>
       </w:tr>
     </w:tbl>
-    <w:p/>
-    <w:p>
+    <w:p xmlns:wp14="http://schemas.microsoft.com/office/word/2010/wordml" wp14:textId="77777777"/>
+    <w:p xmlns:wp14="http://schemas.microsoft.com/office/word/2010/wordml" wp14:textId="77777777">
       <w:r>
-        <w:pict w14:anchorId="493BE1C0">
-          <v:rect id="_x0000_i1127" style="width:0;height:1.5pt" o:hralign="center" o:hrstd="t" o:hr="t" fillcolor="#a0a0a0" stroked="f"/>
+        <w:pict w14:anchorId="595F539D">
+          <v:rect id="_x0000_i1042" style="width:0;height:1.5pt" o:hr="t" o:hrstd="t" o:hralign="center" fillcolor="#a0a0a0" stroked="f"/>
         </w:pict>
       </w:r>
     </w:p>
-    <w:p>
+    <w:p xmlns:wp14="http://schemas.microsoft.com/office/word/2010/wordml" wp14:textId="77777777">
       <w:pPr>
         <w:rPr>
           <w:b/>
@@ -2983,58 +3061,193 @@
         </w:rPr>
       </w:pPr>
     </w:p>
-    <w:p>
+    <w:p xmlns:wp14="http://schemas.microsoft.com/office/word/2010/wordml" wp14:textId="17459BDE">
       <w:r>
         <w:rPr>
-          <w:b/>
-          <w:bCs/>
+          <w:b w:val="1"/>
+          <w:bCs w:val="1"/>
         </w:rPr>
         <w:t>Assinatura do Coordenador:</w:t>
       </w:r>
       <w:r>
+        <w:rPr/>
         <w:t xml:space="preserve"> ______________________________________</w:t>
       </w:r>
     </w:p>
     <w:sectPr>
-      <w:pgSz w:w="11906" w:h="16838"/>
+      <w:pgSz w:w="11906" w:h="16838" w:orient="portrait"/>
       <w:pgMar w:top="1418" w:right="1701" w:bottom="567" w:left="1701" w:header="709" w:footer="709" w:gutter="0"/>
       <w:cols w:space="708"/>
       <w:docGrid w:linePitch="360"/>
+      <w:headerReference w:type="default" r:id="Re96c46f4a8af4f2e"/>
+      <w:footerReference w:type="default" r:id="Ra319a2a3f0fd49b4"/>
     </w:sectPr>
   </w:body>
 </w:document>
 </file>
 
+<file path=word/footer.xml><?xml version="1.0" encoding="utf-8"?>
+<w:ftr xmlns:w14="http://schemas.microsoft.com/office/word/2010/wordml" xmlns:w="http://schemas.openxmlformats.org/wordprocessingml/2006/main">
+  <w:tbl>
+    <w:tblPr>
+      <w:tblStyle w:val="Tabelanormal"/>
+      <w:bidiVisual w:val="0"/>
+      <w:tblW w:w="0" w:type="auto"/>
+      <w:tblLook w:val="06A0" w:firstRow="1" w:lastRow="0" w:firstColumn="1" w:lastColumn="0" w:noHBand="1" w:noVBand="1"/>
+    </w:tblPr>
+    <w:tblGrid>
+      <w:gridCol w:w="2830"/>
+      <w:gridCol w:w="2830"/>
+      <w:gridCol w:w="2830"/>
+    </w:tblGrid>
+    <w:tr>
+      <w:trPr>
+        <w:trHeight w:val="300"/>
+      </w:trPr>
+      <w:tc>
+        <w:tcPr>
+          <w:tcW w:w="2830" w:type="dxa"/>
+          <w:tcMar/>
+        </w:tcPr>
+        <w:p>
+          <w:pPr>
+            <w:pStyle w:val="Header"/>
+            <w:bidi w:val="0"/>
+            <w:ind w:left="-115"/>
+            <w:jc w:val="left"/>
+          </w:pPr>
+        </w:p>
+      </w:tc>
+      <w:tc>
+        <w:tcPr>
+          <w:tcW w:w="2830" w:type="dxa"/>
+          <w:tcMar/>
+        </w:tcPr>
+        <w:p>
+          <w:pPr>
+            <w:pStyle w:val="Header"/>
+            <w:bidi w:val="0"/>
+            <w:jc w:val="center"/>
+          </w:pPr>
+        </w:p>
+      </w:tc>
+      <w:tc>
+        <w:tcPr>
+          <w:tcW w:w="2830" w:type="dxa"/>
+          <w:tcMar/>
+        </w:tcPr>
+        <w:p>
+          <w:pPr>
+            <w:pStyle w:val="Header"/>
+            <w:bidi w:val="0"/>
+            <w:ind w:right="-115"/>
+            <w:jc w:val="right"/>
+          </w:pPr>
+        </w:p>
+      </w:tc>
+    </w:tr>
+  </w:tbl>
+  <w:p>
+    <w:pPr>
+      <w:pStyle w:val="Footer"/>
+      <w:bidi w:val="0"/>
+    </w:pPr>
+  </w:p>
+</w:ftr>
+</file>
+
+<file path=word/header.xml><?xml version="1.0" encoding="utf-8"?>
+<w:hdr xmlns:w14="http://schemas.microsoft.com/office/word/2010/wordml" xmlns:w="http://schemas.openxmlformats.org/wordprocessingml/2006/main">
+  <w:tbl>
+    <w:tblPr>
+      <w:tblStyle w:val="Tabelanormal"/>
+      <w:bidiVisual w:val="0"/>
+      <w:tblW w:w="0" w:type="auto"/>
+      <w:tblLook w:val="06A0" w:firstRow="1" w:lastRow="0" w:firstColumn="1" w:lastColumn="0" w:noHBand="1" w:noVBand="1"/>
+    </w:tblPr>
+    <w:tblGrid>
+      <w:gridCol w:w="2830"/>
+      <w:gridCol w:w="2830"/>
+      <w:gridCol w:w="2830"/>
+    </w:tblGrid>
+    <w:tr>
+      <w:trPr>
+        <w:trHeight w:val="300"/>
+      </w:trPr>
+      <w:tc>
+        <w:tcPr>
+          <w:tcW w:w="2830" w:type="dxa"/>
+          <w:tcMar/>
+        </w:tcPr>
+        <w:p>
+          <w:pPr>
+            <w:pStyle w:val="Header"/>
+            <w:bidi w:val="0"/>
+            <w:ind w:left="-115"/>
+            <w:jc w:val="left"/>
+          </w:pPr>
+        </w:p>
+      </w:tc>
+      <w:tc>
+        <w:tcPr>
+          <w:tcW w:w="2830" w:type="dxa"/>
+          <w:tcMar/>
+        </w:tcPr>
+        <w:p>
+          <w:pPr>
+            <w:pStyle w:val="Header"/>
+            <w:bidi w:val="0"/>
+            <w:jc w:val="center"/>
+          </w:pPr>
+        </w:p>
+      </w:tc>
+      <w:tc>
+        <w:tcPr>
+          <w:tcW w:w="2830" w:type="dxa"/>
+          <w:tcMar/>
+        </w:tcPr>
+        <w:p>
+          <w:pPr>
+            <w:pStyle w:val="Header"/>
+            <w:bidi w:val="0"/>
+            <w:ind w:right="-115"/>
+            <w:jc w:val="right"/>
+          </w:pPr>
+        </w:p>
+      </w:tc>
+    </w:tr>
+  </w:tbl>
+  <w:p>
+    <w:pPr>
+      <w:pStyle w:val="Header"/>
+      <w:bidi w:val="0"/>
+    </w:pPr>
+  </w:p>
+</w:hdr>
+</file>
+
 <file path=word/styles.xml><?xml version="1.0" encoding="utf-8"?>
-<w:styles xmlns:mc="http://schemas.openxmlformats.org/markup-compatibility/2006" xmlns:r="http://schemas.openxmlformats.org/officeDocument/2006/relationships" xmlns:w="http://schemas.openxmlformats.org/wordprocessingml/2006/main" xmlns:w14="http://schemas.microsoft.com/office/word/2010/wordml" xmlns:w15="http://schemas.microsoft.com/office/word/2012/wordml" xmlns:w16cex="http://schemas.microsoft.com/office/word/2018/wordml/cex" xmlns:w16cid="http://schemas.microsoft.com/office/word/2016/wordml/cid" xmlns:w16="http://schemas.microsoft.com/office/word/2018/wordml" xmlns:w16sdtdh="http://schemas.microsoft.com/office/word/2020/wordml/sdtdatahash" xmlns:w16se="http://schemas.microsoft.com/office/word/2015/wordml/symex" mc:Ignorable="w14 w15 w16se w16cid w16 w16cex w16sdtdh">
+<w:styles xmlns:wp14="http://schemas.microsoft.com/office/word/2010/wordprocessingDrawing" xmlns:mc="http://schemas.openxmlformats.org/markup-compatibility/2006" xmlns:r="http://schemas.openxmlformats.org/officeDocument/2006/relationships" xmlns:w="http://schemas.openxmlformats.org/wordprocessingml/2006/main" xmlns:w14="http://schemas.microsoft.com/office/word/2010/wordml" xmlns:w15="http://schemas.microsoft.com/office/word/2012/wordml" xmlns:w16cex="http://schemas.microsoft.com/office/word/2018/wordml/cex" xmlns:w16cid="http://schemas.microsoft.com/office/word/2016/wordml/cid" xmlns:w16="http://schemas.microsoft.com/office/word/2018/wordml" xmlns:w16du="http://schemas.microsoft.com/office/word/2023/wordml/word16du" xmlns:w16sdtdh="http://schemas.microsoft.com/office/word/2020/wordml/sdtdatahash" xmlns:w16sdtfl="http://schemas.microsoft.com/office/word/2024/wordml/sdtformatlock" xmlns:w16se="http://schemas.microsoft.com/office/word/2015/wordml/symex" mc:Ignorable="w14 w15 w16se w16cid w16 w16cex w16sdtdh w16sdtfl w16du wp14">
   <w:docDefaults>
     <w:rPrDefault>
       <w:rPr>
-        <w:rFonts w:asciiTheme="minorHAnsi" w:eastAsiaTheme="minorHAnsi" w:hAnsiTheme="minorHAnsi" w:cstheme="minorBidi"/>
-        <w:kern w:val="2"/>
-        <w:sz w:val="24"/>
-        <w:szCs w:val="24"/>
-        <w:lang w:val="pt-BR" w:eastAsia="en-US" w:bidi="ar-SA"/>
-        <w14:ligatures w14:val="standardContextual"/>
+        <w:rFonts w:ascii="Aptos" w:hAnsi="Aptos" w:eastAsia="Times New Roman" w:cs="Times New Roman"/>
+        <w:lang w:val="pt-BR" w:eastAsia="ja-JP" w:bidi="ar-SA"/>
       </w:rPr>
     </w:rPrDefault>
-    <w:pPrDefault>
-      <w:pPr>
-        <w:spacing w:after="160" w:line="278" w:lineRule="auto"/>
-      </w:pPr>
-    </w:pPrDefault>
+    <w:pPrDefault/>
   </w:docDefaults>
   <w:latentStyles w:defLockedState="0" w:defUIPriority="99" w:defSemiHidden="0" w:defUnhideWhenUsed="0" w:defQFormat="0" w:count="376">
     <w:lsdException w:name="Normal" w:uiPriority="0" w:qFormat="1"/>
     <w:lsdException w:name="heading 1" w:uiPriority="9" w:qFormat="1"/>
-    <w:lsdException w:name="heading 2" w:semiHidden="1" w:uiPriority="9" w:unhideWhenUsed="1" w:qFormat="1"/>
-    <w:lsdException w:name="heading 3" w:semiHidden="1" w:uiPriority="9" w:unhideWhenUsed="1" w:qFormat="1"/>
-    <w:lsdException w:name="heading 4" w:semiHidden="1" w:uiPriority="9" w:unhideWhenUsed="1" w:qFormat="1"/>
-    <w:lsdException w:name="heading 5" w:semiHidden="1" w:uiPriority="9" w:unhideWhenUsed="1" w:qFormat="1"/>
-    <w:lsdException w:name="heading 6" w:semiHidden="1" w:uiPriority="9" w:unhideWhenUsed="1" w:qFormat="1"/>
-    <w:lsdException w:name="heading 7" w:semiHidden="1" w:uiPriority="9" w:unhideWhenUsed="1" w:qFormat="1"/>
-    <w:lsdException w:name="heading 8" w:semiHidden="1" w:uiPriority="9" w:unhideWhenUsed="1" w:qFormat="1"/>
-    <w:lsdException w:name="heading 9" w:semiHidden="1" w:uiPriority="9" w:unhideWhenUsed="1" w:qFormat="1"/>
+    <w:lsdException w:name="heading 2" w:uiPriority="9" w:semiHidden="1" w:unhideWhenUsed="1" w:qFormat="1"/>
+    <w:lsdException w:name="heading 3" w:uiPriority="9" w:semiHidden="1" w:unhideWhenUsed="1" w:qFormat="1"/>
+    <w:lsdException w:name="heading 4" w:uiPriority="9" w:semiHidden="1" w:unhideWhenUsed="1" w:qFormat="1"/>
+    <w:lsdException w:name="heading 5" w:uiPriority="9" w:semiHidden="1" w:unhideWhenUsed="1" w:qFormat="1"/>
+    <w:lsdException w:name="heading 6" w:uiPriority="9" w:semiHidden="1" w:unhideWhenUsed="1" w:qFormat="1"/>
+    <w:lsdException w:name="heading 7" w:uiPriority="9" w:semiHidden="1" w:unhideWhenUsed="1" w:qFormat="1"/>
+    <w:lsdException w:name="heading 8" w:uiPriority="9" w:semiHidden="1" w:unhideWhenUsed="1" w:qFormat="1"/>
+    <w:lsdException w:name="heading 9" w:uiPriority="9" w:semiHidden="1" w:unhideWhenUsed="1" w:qFormat="1"/>
     <w:lsdException w:name="index 1" w:semiHidden="1" w:unhideWhenUsed="1"/>
     <w:lsdException w:name="index 2" w:semiHidden="1" w:unhideWhenUsed="1"/>
     <w:lsdException w:name="index 3" w:semiHidden="1" w:unhideWhenUsed="1"/>
@@ -3044,22 +3257,22 @@
     <w:lsdException w:name="index 7" w:semiHidden="1" w:unhideWhenUsed="1"/>
     <w:lsdException w:name="index 8" w:semiHidden="1" w:unhideWhenUsed="1"/>
     <w:lsdException w:name="index 9" w:semiHidden="1" w:unhideWhenUsed="1"/>
-    <w:lsdException w:name="toc 1" w:semiHidden="1" w:uiPriority="39" w:unhideWhenUsed="1"/>
-    <w:lsdException w:name="toc 2" w:semiHidden="1" w:uiPriority="39" w:unhideWhenUsed="1"/>
-    <w:lsdException w:name="toc 3" w:semiHidden="1" w:uiPriority="39" w:unhideWhenUsed="1"/>
-    <w:lsdException w:name="toc 4" w:semiHidden="1" w:uiPriority="39" w:unhideWhenUsed="1"/>
-    <w:lsdException w:name="toc 5" w:semiHidden="1" w:uiPriority="39" w:unhideWhenUsed="1"/>
-    <w:lsdException w:name="toc 6" w:semiHidden="1" w:uiPriority="39" w:unhideWhenUsed="1"/>
-    <w:lsdException w:name="toc 7" w:semiHidden="1" w:uiPriority="39" w:unhideWhenUsed="1"/>
-    <w:lsdException w:name="toc 8" w:semiHidden="1" w:uiPriority="39" w:unhideWhenUsed="1"/>
-    <w:lsdException w:name="toc 9" w:semiHidden="1" w:uiPriority="39" w:unhideWhenUsed="1"/>
+    <w:lsdException w:name="toc 1" w:uiPriority="39" w:semiHidden="1" w:unhideWhenUsed="1"/>
+    <w:lsdException w:name="toc 2" w:uiPriority="39" w:semiHidden="1" w:unhideWhenUsed="1"/>
+    <w:lsdException w:name="toc 3" w:uiPriority="39" w:semiHidden="1" w:unhideWhenUsed="1"/>
+    <w:lsdException w:name="toc 4" w:uiPriority="39" w:semiHidden="1" w:unhideWhenUsed="1"/>
+    <w:lsdException w:name="toc 5" w:uiPriority="39" w:semiHidden="1" w:unhideWhenUsed="1"/>
+    <w:lsdException w:name="toc 6" w:uiPriority="39" w:semiHidden="1" w:unhideWhenUsed="1"/>
+    <w:lsdException w:name="toc 7" w:uiPriority="39" w:semiHidden="1" w:unhideWhenUsed="1"/>
+    <w:lsdException w:name="toc 8" w:uiPriority="39" w:semiHidden="1" w:unhideWhenUsed="1"/>
+    <w:lsdException w:name="toc 9" w:uiPriority="39" w:semiHidden="1" w:unhideWhenUsed="1"/>
     <w:lsdException w:name="Normal Indent" w:semiHidden="1" w:unhideWhenUsed="1"/>
     <w:lsdException w:name="footnote text" w:semiHidden="1" w:unhideWhenUsed="1"/>
     <w:lsdException w:name="annotation text" w:semiHidden="1" w:unhideWhenUsed="1"/>
     <w:lsdException w:name="header" w:semiHidden="1" w:unhideWhenUsed="1"/>
     <w:lsdException w:name="footer" w:semiHidden="1" w:unhideWhenUsed="1"/>
     <w:lsdException w:name="index heading" w:semiHidden="1" w:unhideWhenUsed="1"/>
-    <w:lsdException w:name="caption" w:semiHidden="1" w:uiPriority="35" w:unhideWhenUsed="1" w:qFormat="1"/>
+    <w:lsdException w:name="caption" w:uiPriority="35" w:semiHidden="1" w:unhideWhenUsed="1" w:qFormat="1"/>
     <w:lsdException w:name="table of figures" w:semiHidden="1" w:unhideWhenUsed="1"/>
     <w:lsdException w:name="envelope address" w:semiHidden="1" w:unhideWhenUsed="1"/>
     <w:lsdException w:name="envelope return" w:semiHidden="1" w:unhideWhenUsed="1"/>
@@ -3090,7 +3303,7 @@
     <w:lsdException w:name="Title" w:uiPriority="10" w:qFormat="1"/>
     <w:lsdException w:name="Closing" w:semiHidden="1" w:unhideWhenUsed="1"/>
     <w:lsdException w:name="Signature" w:semiHidden="1" w:unhideWhenUsed="1"/>
-    <w:lsdException w:name="Default Paragraph Font" w:semiHidden="1" w:uiPriority="1" w:unhideWhenUsed="1"/>
+    <w:lsdException w:name="Default Paragraph Font" w:uiPriority="1" w:semiHidden="1" w:unhideWhenUsed="1"/>
     <w:lsdException w:name="Body Text" w:semiHidden="1" w:unhideWhenUsed="1"/>
     <w:lsdException w:name="Body Text Indent" w:semiHidden="1" w:unhideWhenUsed="1"/>
     <w:lsdException w:name="List Continue" w:semiHidden="1" w:unhideWhenUsed="1"/>
@@ -3290,8 +3503,8 @@
     <w:lsdException w:name="Subtle Reference" w:uiPriority="31" w:qFormat="1"/>
     <w:lsdException w:name="Intense Reference" w:uiPriority="32" w:qFormat="1"/>
     <w:lsdException w:name="Book Title" w:uiPriority="33" w:qFormat="1"/>
-    <w:lsdException w:name="Bibliography" w:semiHidden="1" w:uiPriority="37" w:unhideWhenUsed="1"/>
-    <w:lsdException w:name="TOC Heading" w:semiHidden="1" w:uiPriority="39" w:unhideWhenUsed="1" w:qFormat="1"/>
+    <w:lsdException w:name="Bibliography" w:uiPriority="37" w:semiHidden="1" w:unhideWhenUsed="1"/>
+    <w:lsdException w:name="TOC Heading" w:uiPriority="39" w:semiHidden="1" w:unhideWhenUsed="1" w:qFormat="1"/>
     <w:lsdException w:name="Plain Table 1" w:uiPriority="41"/>
     <w:lsdException w:name="Plain Table 2" w:uiPriority="42"/>
     <w:lsdException w:name="Plain Table 3" w:uiPriority="43"/>
@@ -3402,9 +3615,19 @@
     <w:lsdException w:name="Unresolved Mention" w:semiHidden="1" w:unhideWhenUsed="1"/>
     <w:lsdException w:name="Smart Link" w:semiHidden="1" w:unhideWhenUsed="1"/>
   </w:latentStyles>
-  <w:style w:type="paragraph" w:default="1" w:styleId="Normal">
+  <w:style w:type="paragraph" w:styleId="Normal" w:default="1">
     <w:name w:val="Normal"/>
     <w:qFormat/>
+    <w:rsid w:val="00805041"/>
+    <w:pPr>
+      <w:spacing w:after="160" w:line="278" w:lineRule="auto"/>
+    </w:pPr>
+    <w:rPr>
+      <w:kern w:val="2"/>
+      <w:sz w:val="24"/>
+      <w:szCs w:val="24"/>
+      <w:lang w:eastAsia="en-US"/>
+    </w:rPr>
   </w:style>
   <w:style w:type="paragraph" w:styleId="Ttulo1">
     <w:name w:val="heading 1"/>
@@ -3421,8 +3644,8 @@
       <w:outlineLvl w:val="0"/>
     </w:pPr>
     <w:rPr>
-      <w:rFonts w:asciiTheme="majorHAnsi" w:eastAsiaTheme="majorEastAsia" w:hAnsiTheme="majorHAnsi" w:cstheme="majorBidi"/>
-      <w:color w:val="0F4761" w:themeColor="accent1" w:themeShade="BF"/>
+      <w:rFonts w:ascii="Aptos Display" w:hAnsi="Aptos Display"/>
+      <w:color w:val="0F4761"/>
       <w:sz w:val="40"/>
       <w:szCs w:val="40"/>
     </w:rPr>
@@ -3444,8 +3667,8 @@
       <w:outlineLvl w:val="1"/>
     </w:pPr>
     <w:rPr>
-      <w:rFonts w:asciiTheme="majorHAnsi" w:eastAsiaTheme="majorEastAsia" w:hAnsiTheme="majorHAnsi" w:cstheme="majorBidi"/>
-      <w:color w:val="0F4761" w:themeColor="accent1" w:themeShade="BF"/>
+      <w:rFonts w:ascii="Aptos Display" w:hAnsi="Aptos Display"/>
+      <w:color w:val="0F4761"/>
       <w:sz w:val="32"/>
       <w:szCs w:val="32"/>
     </w:rPr>
@@ -3467,8 +3690,7 @@
       <w:outlineLvl w:val="2"/>
     </w:pPr>
     <w:rPr>
-      <w:rFonts w:eastAsiaTheme="majorEastAsia" w:cstheme="majorBidi"/>
-      <w:color w:val="0F4761" w:themeColor="accent1" w:themeShade="BF"/>
+      <w:color w:val="0F4761"/>
       <w:sz w:val="28"/>
       <w:szCs w:val="28"/>
     </w:rPr>
@@ -3490,10 +3712,9 @@
       <w:outlineLvl w:val="3"/>
     </w:pPr>
     <w:rPr>
-      <w:rFonts w:eastAsiaTheme="majorEastAsia" w:cstheme="majorBidi"/>
       <w:i/>
       <w:iCs/>
-      <w:color w:val="0F4761" w:themeColor="accent1" w:themeShade="BF"/>
+      <w:color w:val="0F4761"/>
     </w:rPr>
   </w:style>
   <w:style w:type="paragraph" w:styleId="Ttulo5">
@@ -3513,8 +3734,7 @@
       <w:outlineLvl w:val="4"/>
     </w:pPr>
     <w:rPr>
-      <w:rFonts w:eastAsiaTheme="majorEastAsia" w:cstheme="majorBidi"/>
-      <w:color w:val="0F4761" w:themeColor="accent1" w:themeShade="BF"/>
+      <w:color w:val="0F4761"/>
     </w:rPr>
   </w:style>
   <w:style w:type="paragraph" w:styleId="Ttulo6">
@@ -3534,10 +3754,9 @@
       <w:outlineLvl w:val="5"/>
     </w:pPr>
     <w:rPr>
-      <w:rFonts w:eastAsiaTheme="majorEastAsia" w:cstheme="majorBidi"/>
       <w:i/>
       <w:iCs/>
-      <w:color w:val="595959" w:themeColor="text1" w:themeTint="A6"/>
+      <w:color w:val="595959"/>
     </w:rPr>
   </w:style>
   <w:style w:type="paragraph" w:styleId="Ttulo7">
@@ -3557,8 +3776,7 @@
       <w:outlineLvl w:val="6"/>
     </w:pPr>
     <w:rPr>
-      <w:rFonts w:eastAsiaTheme="majorEastAsia" w:cstheme="majorBidi"/>
-      <w:color w:val="595959" w:themeColor="text1" w:themeTint="A6"/>
+      <w:color w:val="595959"/>
     </w:rPr>
   </w:style>
   <w:style w:type="paragraph" w:styleId="Ttulo8">
@@ -3578,10 +3796,9 @@
       <w:outlineLvl w:val="7"/>
     </w:pPr>
     <w:rPr>
-      <w:rFonts w:eastAsiaTheme="majorEastAsia" w:cstheme="majorBidi"/>
       <w:i/>
       <w:iCs/>
-      <w:color w:val="272727" w:themeColor="text1" w:themeTint="D8"/>
+      <w:color w:val="272727"/>
     </w:rPr>
   </w:style>
   <w:style w:type="paragraph" w:styleId="Ttulo9">
@@ -3601,20 +3818,21 @@
       <w:outlineLvl w:val="8"/>
     </w:pPr>
     <w:rPr>
-      <w:rFonts w:eastAsiaTheme="majorEastAsia" w:cstheme="majorBidi"/>
-      <w:color w:val="272727" w:themeColor="text1" w:themeTint="D8"/>
+      <w:color w:val="272727"/>
     </w:rPr>
   </w:style>
-  <w:style w:type="character" w:default="1" w:styleId="Fontepargpadro">
+  <w:style w:type="character" w:styleId="Fontepargpadro" w:default="1">
     <w:name w:val="Default Paragraph Font"/>
     <w:uiPriority w:val="1"/>
+    <w:semiHidden/>
     <w:unhideWhenUsed/>
   </w:style>
-  <w:style w:type="table" w:default="1" w:styleId="Tabelanormal">
+  <w:style w:type="table" w:styleId="Tabelanormal" w:default="1">
     <w:name w:val="Normal Table"/>
     <w:uiPriority w:val="99"/>
     <w:semiHidden/>
     <w:unhideWhenUsed/>
+    <w:qFormat/>
     <w:tblPr>
       <w:tblInd w:w="0" w:type="dxa"/>
       <w:tblCellMar>
@@ -3625,129 +3843,138 @@
       </w:tblCellMar>
     </w:tblPr>
   </w:style>
-  <w:style w:type="numbering" w:default="1" w:styleId="Semlista">
+  <w:style w:type="numbering" w:styleId="Semlista" w:default="1">
     <w:name w:val="No List"/>
     <w:uiPriority w:val="99"/>
     <w:semiHidden/>
     <w:unhideWhenUsed/>
   </w:style>
-  <w:style w:type="character" w:customStyle="1" w:styleId="Ttulo1Char">
+  <w:style w:type="character" w:styleId="Ttulo1Char" w:customStyle="1">
     <w:name w:val="Título 1 Char"/>
     <w:basedOn w:val="Fontepargpadro"/>
     <w:link w:val="Ttulo1"/>
     <w:uiPriority w:val="9"/>
+    <w:locked/>
     <w:rsid w:val="002552FE"/>
     <w:rPr>
-      <w:rFonts w:asciiTheme="majorHAnsi" w:eastAsiaTheme="majorEastAsia" w:hAnsiTheme="majorHAnsi" w:cstheme="majorBidi"/>
-      <w:color w:val="0F4761" w:themeColor="accent1" w:themeShade="BF"/>
+      <w:rFonts w:ascii="Aptos Display" w:hAnsi="Aptos Display" w:cs="Times New Roman"/>
+      <w:color w:val="0F4761"/>
       <w:sz w:val="40"/>
       <w:szCs w:val="40"/>
     </w:rPr>
   </w:style>
-  <w:style w:type="character" w:customStyle="1" w:styleId="Ttulo2Char">
+  <w:style w:type="character" w:styleId="Ttulo2Char" w:customStyle="1">
     <w:name w:val="Título 2 Char"/>
     <w:basedOn w:val="Fontepargpadro"/>
     <w:link w:val="Ttulo2"/>
     <w:uiPriority w:val="9"/>
     <w:semiHidden/>
+    <w:locked/>
     <w:rsid w:val="002552FE"/>
     <w:rPr>
-      <w:rFonts w:asciiTheme="majorHAnsi" w:eastAsiaTheme="majorEastAsia" w:hAnsiTheme="majorHAnsi" w:cstheme="majorBidi"/>
-      <w:color w:val="0F4761" w:themeColor="accent1" w:themeShade="BF"/>
+      <w:rFonts w:ascii="Aptos Display" w:hAnsi="Aptos Display" w:cs="Times New Roman"/>
+      <w:color w:val="0F4761"/>
       <w:sz w:val="32"/>
       <w:szCs w:val="32"/>
     </w:rPr>
   </w:style>
-  <w:style w:type="character" w:customStyle="1" w:styleId="Ttulo3Char">
+  <w:style w:type="character" w:styleId="Ttulo3Char" w:customStyle="1">
     <w:name w:val="Título 3 Char"/>
     <w:basedOn w:val="Fontepargpadro"/>
     <w:link w:val="Ttulo3"/>
     <w:uiPriority w:val="9"/>
     <w:semiHidden/>
+    <w:locked/>
     <w:rsid w:val="002552FE"/>
     <w:rPr>
-      <w:rFonts w:eastAsiaTheme="majorEastAsia" w:cstheme="majorBidi"/>
-      <w:color w:val="0F4761" w:themeColor="accent1" w:themeShade="BF"/>
+      <w:rFonts w:eastAsia="Times New Roman" w:cs="Times New Roman"/>
+      <w:color w:val="0F4761"/>
       <w:sz w:val="28"/>
       <w:szCs w:val="28"/>
     </w:rPr>
   </w:style>
-  <w:style w:type="character" w:customStyle="1" w:styleId="Ttulo4Char">
+  <w:style w:type="character" w:styleId="Ttulo4Char" w:customStyle="1">
     <w:name w:val="Título 4 Char"/>
     <w:basedOn w:val="Fontepargpadro"/>
     <w:link w:val="Ttulo4"/>
     <w:uiPriority w:val="9"/>
     <w:semiHidden/>
+    <w:locked/>
     <w:rsid w:val="002552FE"/>
     <w:rPr>
-      <w:rFonts w:eastAsiaTheme="majorEastAsia" w:cstheme="majorBidi"/>
+      <w:rFonts w:eastAsia="Times New Roman" w:cs="Times New Roman"/>
       <w:i/>
       <w:iCs/>
-      <w:color w:val="0F4761" w:themeColor="accent1" w:themeShade="BF"/>
+      <w:color w:val="0F4761"/>
     </w:rPr>
   </w:style>
-  <w:style w:type="character" w:customStyle="1" w:styleId="Ttulo5Char">
+  <w:style w:type="character" w:styleId="Ttulo5Char" w:customStyle="1">
     <w:name w:val="Título 5 Char"/>
     <w:basedOn w:val="Fontepargpadro"/>
     <w:link w:val="Ttulo5"/>
     <w:uiPriority w:val="9"/>
     <w:semiHidden/>
+    <w:locked/>
     <w:rsid w:val="002552FE"/>
     <w:rPr>
-      <w:rFonts w:eastAsiaTheme="majorEastAsia" w:cstheme="majorBidi"/>
-      <w:color w:val="0F4761" w:themeColor="accent1" w:themeShade="BF"/>
+      <w:rFonts w:eastAsia="Times New Roman" w:cs="Times New Roman"/>
+      <w:color w:val="0F4761"/>
     </w:rPr>
   </w:style>
-  <w:style w:type="character" w:customStyle="1" w:styleId="Ttulo6Char">
+  <w:style w:type="character" w:styleId="Ttulo6Char" w:customStyle="1">
     <w:name w:val="Título 6 Char"/>
     <w:basedOn w:val="Fontepargpadro"/>
     <w:link w:val="Ttulo6"/>
     <w:uiPriority w:val="9"/>
     <w:semiHidden/>
+    <w:locked/>
     <w:rsid w:val="002552FE"/>
     <w:rPr>
-      <w:rFonts w:eastAsiaTheme="majorEastAsia" w:cstheme="majorBidi"/>
+      <w:rFonts w:eastAsia="Times New Roman" w:cs="Times New Roman"/>
       <w:i/>
       <w:iCs/>
-      <w:color w:val="595959" w:themeColor="text1" w:themeTint="A6"/>
+      <w:color w:val="595959"/>
     </w:rPr>
   </w:style>
-  <w:style w:type="character" w:customStyle="1" w:styleId="Ttulo7Char">
+  <w:style w:type="character" w:styleId="Ttulo7Char" w:customStyle="1">
     <w:name w:val="Título 7 Char"/>
     <w:basedOn w:val="Fontepargpadro"/>
     <w:link w:val="Ttulo7"/>
     <w:uiPriority w:val="9"/>
     <w:semiHidden/>
+    <w:locked/>
     <w:rsid w:val="002552FE"/>
     <w:rPr>
-      <w:rFonts w:eastAsiaTheme="majorEastAsia" w:cstheme="majorBidi"/>
-      <w:color w:val="595959" w:themeColor="text1" w:themeTint="A6"/>
+      <w:rFonts w:eastAsia="Times New Roman" w:cs="Times New Roman"/>
+      <w:color w:val="595959"/>
     </w:rPr>
   </w:style>
-  <w:style w:type="character" w:customStyle="1" w:styleId="Ttulo8Char">
+  <w:style w:type="character" w:styleId="Ttulo8Char" w:customStyle="1">
     <w:name w:val="Título 8 Char"/>
     <w:basedOn w:val="Fontepargpadro"/>
     <w:link w:val="Ttulo8"/>
     <w:uiPriority w:val="9"/>
     <w:semiHidden/>
+    <w:locked/>
     <w:rsid w:val="002552FE"/>
     <w:rPr>
-      <w:rFonts w:eastAsiaTheme="majorEastAsia" w:cstheme="majorBidi"/>
+      <w:rFonts w:eastAsia="Times New Roman" w:cs="Times New Roman"/>
       <w:i/>
       <w:iCs/>
-      <w:color w:val="272727" w:themeColor="text1" w:themeTint="D8"/>
+      <w:color w:val="272727"/>
     </w:rPr>
   </w:style>
-  <w:style w:type="character" w:customStyle="1" w:styleId="Ttulo9Char">
+  <w:style w:type="character" w:styleId="Ttulo9Char" w:customStyle="1">
     <w:name w:val="Título 9 Char"/>
     <w:basedOn w:val="Fontepargpadro"/>
     <w:link w:val="Ttulo9"/>
     <w:uiPriority w:val="9"/>
     <w:semiHidden/>
+    <w:locked/>
     <w:rsid w:val="002552FE"/>
     <w:rPr>
-      <w:rFonts w:eastAsiaTheme="majorEastAsia" w:cstheme="majorBidi"/>
-      <w:color w:val="272727" w:themeColor="text1" w:themeTint="D8"/>
+      <w:rFonts w:eastAsia="Times New Roman" w:cs="Times New Roman"/>
+      <w:color w:val="272727"/>
     </w:rPr>
   </w:style>
   <w:style w:type="paragraph" w:styleId="Ttulo">
@@ -3763,21 +3990,22 @@
       <w:contextualSpacing/>
     </w:pPr>
     <w:rPr>
-      <w:rFonts w:asciiTheme="majorHAnsi" w:eastAsiaTheme="majorEastAsia" w:hAnsiTheme="majorHAnsi" w:cstheme="majorBidi"/>
+      <w:rFonts w:ascii="Aptos Display" w:hAnsi="Aptos Display"/>
       <w:spacing w:val="-10"/>
       <w:kern w:val="28"/>
       <w:sz w:val="56"/>
       <w:szCs w:val="56"/>
     </w:rPr>
   </w:style>
-  <w:style w:type="character" w:customStyle="1" w:styleId="TtuloChar">
+  <w:style w:type="character" w:styleId="TtuloChar" w:customStyle="1">
     <w:name w:val="Título Char"/>
     <w:basedOn w:val="Fontepargpadro"/>
     <w:link w:val="Ttulo"/>
     <w:uiPriority w:val="10"/>
+    <w:locked/>
     <w:rsid w:val="002552FE"/>
     <w:rPr>
-      <w:rFonts w:asciiTheme="majorHAnsi" w:eastAsiaTheme="majorEastAsia" w:hAnsiTheme="majorHAnsi" w:cstheme="majorBidi"/>
+      <w:rFonts w:ascii="Aptos Display" w:hAnsi="Aptos Display" w:cs="Times New Roman"/>
       <w:spacing w:val="-10"/>
       <w:kern w:val="28"/>
       <w:sz w:val="56"/>
@@ -3798,22 +4026,22 @@
       </w:numPr>
     </w:pPr>
     <w:rPr>
-      <w:rFonts w:eastAsiaTheme="majorEastAsia" w:cstheme="majorBidi"/>
-      <w:color w:val="595959" w:themeColor="text1" w:themeTint="A6"/>
+      <w:color w:val="595959"/>
       <w:spacing w:val="15"/>
       <w:sz w:val="28"/>
       <w:szCs w:val="28"/>
     </w:rPr>
   </w:style>
-  <w:style w:type="character" w:customStyle="1" w:styleId="SubttuloChar">
+  <w:style w:type="character" w:styleId="SubttuloChar" w:customStyle="1">
     <w:name w:val="Subtítulo Char"/>
     <w:basedOn w:val="Fontepargpadro"/>
     <w:link w:val="Subttulo"/>
     <w:uiPriority w:val="11"/>
+    <w:locked/>
     <w:rsid w:val="002552FE"/>
     <w:rPr>
-      <w:rFonts w:eastAsiaTheme="majorEastAsia" w:cstheme="majorBidi"/>
-      <w:color w:val="595959" w:themeColor="text1" w:themeTint="A6"/>
+      <w:rFonts w:eastAsia="Times New Roman" w:cs="Times New Roman"/>
+      <w:color w:val="595959"/>
       <w:spacing w:val="15"/>
       <w:sz w:val="28"/>
       <w:szCs w:val="28"/>
@@ -3834,19 +4062,21 @@
     <w:rPr>
       <w:i/>
       <w:iCs/>
-      <w:color w:val="404040" w:themeColor="text1" w:themeTint="BF"/>
+      <w:color w:val="404040"/>
     </w:rPr>
   </w:style>
-  <w:style w:type="character" w:customStyle="1" w:styleId="CitaoChar">
+  <w:style w:type="character" w:styleId="CitaoChar" w:customStyle="1">
     <w:name w:val="Citação Char"/>
     <w:basedOn w:val="Fontepargpadro"/>
     <w:link w:val="Citao"/>
     <w:uiPriority w:val="29"/>
+    <w:locked/>
     <w:rsid w:val="002552FE"/>
     <w:rPr>
+      <w:rFonts w:cs="Times New Roman"/>
       <w:i/>
       <w:iCs/>
-      <w:color w:val="404040" w:themeColor="text1" w:themeTint="BF"/>
+      <w:color w:val="404040"/>
     </w:rPr>
   </w:style>
   <w:style w:type="paragraph" w:styleId="PargrafodaLista">
@@ -3867,9 +4097,10 @@
     <w:qFormat/>
     <w:rsid w:val="002552FE"/>
     <w:rPr>
+      <w:rFonts w:cs="Times New Roman"/>
       <w:i/>
       <w:iCs/>
-      <w:color w:val="0F4761" w:themeColor="accent1" w:themeShade="BF"/>
+      <w:color w:val="0F4761"/>
     </w:rPr>
   </w:style>
   <w:style w:type="paragraph" w:styleId="CitaoIntensa">
@@ -3882,8 +4113,8 @@
     <w:rsid w:val="002552FE"/>
     <w:pPr>
       <w:pBdr>
-        <w:top w:val="single" w:sz="4" w:space="10" w:color="0F4761" w:themeColor="accent1" w:themeShade="BF"/>
-        <w:bottom w:val="single" w:sz="4" w:space="10" w:color="0F4761" w:themeColor="accent1" w:themeShade="BF"/>
+        <w:top w:val="single" w:color="0F4761" w:sz="4" w:space="10"/>
+        <w:bottom w:val="single" w:color="0F4761" w:sz="4" w:space="10"/>
       </w:pBdr>
       <w:spacing w:before="360" w:after="360"/>
       <w:ind w:left="864" w:right="864"/>
@@ -3892,19 +4123,21 @@
     <w:rPr>
       <w:i/>
       <w:iCs/>
-      <w:color w:val="0F4761" w:themeColor="accent1" w:themeShade="BF"/>
+      <w:color w:val="0F4761"/>
     </w:rPr>
   </w:style>
-  <w:style w:type="character" w:customStyle="1" w:styleId="CitaoIntensaChar">
+  <w:style w:type="character" w:styleId="CitaoIntensaChar" w:customStyle="1">
     <w:name w:val="Citação Intensa Char"/>
     <w:basedOn w:val="Fontepargpadro"/>
     <w:link w:val="CitaoIntensa"/>
     <w:uiPriority w:val="30"/>
+    <w:locked/>
     <w:rsid w:val="002552FE"/>
     <w:rPr>
+      <w:rFonts w:cs="Times New Roman"/>
       <w:i/>
       <w:iCs/>
-      <w:color w:val="0F4761" w:themeColor="accent1" w:themeShade="BF"/>
+      <w:color w:val="0F4761"/>
     </w:rPr>
   </w:style>
   <w:style w:type="character" w:styleId="RefernciaIntensa">
@@ -3914,10 +4147,11 @@
     <w:qFormat/>
     <w:rsid w:val="002552FE"/>
     <w:rPr>
+      <w:rFonts w:cs="Times New Roman"/>
       <w:b/>
       <w:bCs/>
       <w:smallCaps/>
-      <w:color w:val="0F4761" w:themeColor="accent1" w:themeShade="BF"/>
+      <w:color w:val="0F4761"/>
       <w:spacing w:val="5"/>
     </w:rPr>
   </w:style>
@@ -3926,25 +4160,50 @@
     <w:basedOn w:val="Tabelanormal"/>
     <w:uiPriority w:val="39"/>
     <w:rsid w:val="002552FE"/>
-    <w:pPr>
-      <w:spacing w:after="0" w:line="240" w:lineRule="auto"/>
-    </w:pPr>
     <w:tblPr>
       <w:tblBorders>
-        <w:top w:val="single" w:sz="4" w:space="0" w:color="auto"/>
-        <w:left w:val="single" w:sz="4" w:space="0" w:color="auto"/>
-        <w:bottom w:val="single" w:sz="4" w:space="0" w:color="auto"/>
-        <w:right w:val="single" w:sz="4" w:space="0" w:color="auto"/>
-        <w:insideH w:val="single" w:sz="4" w:space="0" w:color="auto"/>
-        <w:insideV w:val="single" w:sz="4" w:space="0" w:color="auto"/>
+        <w:top w:val="single" w:color="auto" w:sz="4" w:space="0"/>
+        <w:left w:val="single" w:color="auto" w:sz="4" w:space="0"/>
+        <w:bottom w:val="single" w:color="auto" w:sz="4" w:space="0"/>
+        <w:right w:val="single" w:color="auto" w:sz="4" w:space="0"/>
+        <w:insideH w:val="single" w:color="auto" w:sz="4" w:space="0"/>
+        <w:insideV w:val="single" w:color="auto" w:sz="4" w:space="0"/>
       </w:tblBorders>
     </w:tblPr>
+  </w:style>
+  <w:style w:type="paragraph" w:styleId="Header">
+    <w:uiPriority w:val="99"/>
+    <w:name w:val="header"/>
+    <w:basedOn w:val="Normal"/>
+    <w:unhideWhenUsed/>
+    <w:rsid w:val="42FA2ECF"/>
+    <w:pPr>
+      <w:tabs>
+        <w:tab w:val="center" w:leader="none" w:pos="4680"/>
+        <w:tab w:val="right" w:leader="none" w:pos="9360"/>
+      </w:tabs>
+      <w:spacing w:after="0"/>
+    </w:pPr>
+  </w:style>
+  <w:style w:type="paragraph" w:styleId="Footer">
+    <w:uiPriority w:val="99"/>
+    <w:name w:val="footer"/>
+    <w:basedOn w:val="Normal"/>
+    <w:unhideWhenUsed/>
+    <w:rsid w:val="42FA2ECF"/>
+    <w:pPr>
+      <w:tabs>
+        <w:tab w:val="center" w:leader="none" w:pos="4680"/>
+        <w:tab w:val="right" w:leader="none" w:pos="9360"/>
+      </w:tabs>
+      <w:spacing w:after="0"/>
+    </w:pPr>
   </w:style>
 </w:styles>
 </file>
 
 <file path=word/theme/theme1.xml><?xml version="1.0" encoding="utf-8"?>
-<a:theme xmlns:a="http://schemas.openxmlformats.org/drawingml/2006/main" name="Tema do Office">
+<a:theme xmlns:a="http://schemas.openxmlformats.org/drawingml/2006/main" xmlns:thm15="http://schemas.microsoft.com/office/thememl/2012/main" name="Office Theme">
   <a:themeElements>
     <a:clrScheme name="Office">
       <a:dk1>
@@ -3954,39 +4213,39 @@
         <a:sysClr val="window" lastClr="FFFFFF"/>
       </a:lt1>
       <a:dk2>
-        <a:srgbClr val="0E2841"/>
+        <a:srgbClr val="44546A"/>
       </a:dk2>
       <a:lt2>
-        <a:srgbClr val="E8E8E8"/>
+        <a:srgbClr val="E7E6E6"/>
       </a:lt2>
       <a:accent1>
-        <a:srgbClr val="156082"/>
+        <a:srgbClr val="4472C4"/>
       </a:accent1>
       <a:accent2>
-        <a:srgbClr val="E97132"/>
+        <a:srgbClr val="ED7D31"/>
       </a:accent2>
       <a:accent3>
-        <a:srgbClr val="196B24"/>
+        <a:srgbClr val="A5A5A5"/>
       </a:accent3>
       <a:accent4>
-        <a:srgbClr val="0F9ED5"/>
+        <a:srgbClr val="FFC000"/>
       </a:accent4>
       <a:accent5>
-        <a:srgbClr val="A02B93"/>
+        <a:srgbClr val="5B9BD5"/>
       </a:accent5>
       <a:accent6>
-        <a:srgbClr val="4EA72E"/>
+        <a:srgbClr val="70AD47"/>
       </a:accent6>
       <a:hlink>
-        <a:srgbClr val="467886"/>
+        <a:srgbClr val="0563C1"/>
       </a:hlink>
       <a:folHlink>
-        <a:srgbClr val="96607D"/>
+        <a:srgbClr val="954F72"/>
       </a:folHlink>
     </a:clrScheme>
     <a:fontScheme name="Office">
       <a:majorFont>
-        <a:latin typeface="Aptos Display" panose="02110004020202020204"/>
+        <a:latin typeface="Calibri Light" panose="020F0302020204030204"/>
         <a:ea typeface=""/>
         <a:cs typeface=""/>
         <a:font script="Jpan" typeface="游ゴシック Light"/>
@@ -4038,7 +4297,7 @@
         <a:font script="Tfng" typeface="Ebrima"/>
       </a:majorFont>
       <a:minorFont>
-        <a:latin typeface="Aptos" panose="02110004020202020204"/>
+        <a:latin typeface="Calibri" panose="020F0502020204030204"/>
         <a:ea typeface=""/>
         <a:cs typeface=""/>
         <a:font script="Jpan" typeface="游明朝"/>
@@ -4232,20 +4491,8 @@
   <a:extraClrSchemeLst/>
   <a:extLst>
     <a:ext uri="{05A4C25C-085E-4340-85A3-A5531E510DB2}">
-      <thm15:themeFamily xmlns:thm15="http://schemas.microsoft.com/office/thememl/2012/main" name="Office Theme" id="{2E142A2C-CD16-42D6-873A-C26D2A0506FA}" vid="{1BDDFF52-6CD6-40A5-AB3C-68EB2F1E4D0A}"/>
+      <thm15:themeFamily xmlns:thm15="http://schemas.microsoft.com/office/thememl/2012/main" name="Office Theme" id="{62F939B6-93AF-4DB8-9C6B-D6C7DFDC589F}" vid="{4A3C46E8-61CC-4603-A589-7422A47A8E4A}"/>
     </a:ext>
   </a:extLst>
 </a:theme>
-</file>
-
-<file path=customXml/item1.xml><?xml version="1.0" encoding="utf-8"?>
-<b:Sources xmlns:b="http://schemas.openxmlformats.org/officeDocument/2006/bibliography" xmlns="http://schemas.openxmlformats.org/officeDocument/2006/bibliography" SelectedStyle="\APASixthEditionOfficeOnline.xsl" StyleName="APA" Version="6"/>
-</file>
-
-<file path=customXml/itemProps1.xml><?xml version="1.0" encoding="utf-8"?>
-<ds:datastoreItem xmlns:ds="http://schemas.openxmlformats.org/officeDocument/2006/customXml" ds:itemID="{E0465CB7-757B-417C-BE58-1EC64C57EE8A}">
-  <ds:schemaRefs>
-    <ds:schemaRef ds:uri="http://schemas.openxmlformats.org/officeDocument/2006/bibliography"/>
-  </ds:schemaRefs>
-</ds:datastoreItem>
 </file>